--- a/downloads/workbook/ai-4-week-21.docx
+++ b/downloads/workbook/ai-4-week-21.docx
@@ -1292,6 +1292,178 @@
         <w:t>Project connection: For your Responsible Plant Classifier, save the input, procedure, observed result and limitation of this check. Label this worked example as practice; use a different, previously unreviewed case when checking independent understanding.</w:t>
       </w:r>
     </w:p>
+    <w:p>
+      <w:pPr>
+        <w:pStyle w:val="Heading1"/>
+      </w:pPr>
+      <w:r>
+        <w:t>19. Project portfolio milestone</w:t>
+      </w:r>
+    </w:p>
+    <w:p>
+      <w:r>
+        <w:t>Project: Responsible Plant Classifier</w:t>
+      </w:r>
+    </w:p>
+    <w:p>
+      <w:r>
+        <w:t>Current milestone: Evaluate and revise. Compare with your starting method, explain errors and record a justified revision.</w:t>
+      </w:r>
+    </w:p>
+    <w:p>
+      <w:r>
+        <w:t>For your Responsible Plant Classifier, save the input, procedure, observed result and limitation of this check. Label this worked example as practice; use a different, previously unreviewed case when checking independent understanding.</w:t>
+      </w:r>
+    </w:p>
+    <w:tbl>
+      <w:tblPr>
+        <w:tblStyle w:val="LightShading-Accent1"/>
+        <w:tblW w:type="auto" w:w="0"/>
+        <w:tblLook w:firstColumn="1" w:firstRow="1" w:lastColumn="0" w:lastRow="0" w:noHBand="0" w:noVBand="1" w:val="04A0"/>
+      </w:tblPr>
+      <w:tblGrid>
+        <w:gridCol w:w="5112"/>
+        <w:gridCol w:w="5112"/>
+      </w:tblGrid>
+      <w:tr>
+        <w:trPr>
+          <w:tblHeader/>
+        </w:trPr>
+        <w:tc>
+          <w:tcPr>
+            <w:tcW w:type="dxa" w:w="5112"/>
+          </w:tcPr>
+          <w:p>
+            <w:r>
+              <w:t>Evidence to keep</w:t>
+            </w:r>
+          </w:p>
+        </w:tc>
+        <w:tc>
+          <w:tcPr>
+            <w:tcW w:type="dxa" w:w="5112"/>
+          </w:tcPr>
+          <w:p>
+            <w:r>
+              <w:t>My record</w:t>
+            </w:r>
+          </w:p>
+        </w:tc>
+      </w:tr>
+      <w:tr>
+        <w:tc>
+          <w:tcPr>
+            <w:tcW w:type="dxa" w:w="5112"/>
+          </w:tcPr>
+          <w:p>
+            <w:r>
+              <w:t>This week’s input and deciding step</w:t>
+            </w:r>
+          </w:p>
+        </w:tc>
+        <w:tc>
+          <w:tcPr>
+            <w:tcW w:type="dxa" w:w="5112"/>
+          </w:tcPr>
+          <w:p>
+            <w:r/>
+          </w:p>
+        </w:tc>
+      </w:tr>
+      <w:tr>
+        <w:tc>
+          <w:tcPr>
+            <w:tcW w:type="dxa" w:w="5112"/>
+          </w:tcPr>
+          <w:p>
+            <w:r>
+              <w:t>Prediction and actual result (or labelled paper trace)</w:t>
+            </w:r>
+          </w:p>
+        </w:tc>
+        <w:tc>
+          <w:tcPr>
+            <w:tcW w:type="dxa" w:w="5112"/>
+          </w:tcPr>
+          <w:p>
+            <w:r/>
+          </w:p>
+        </w:tc>
+      </w:tr>
+      <w:tr>
+        <w:tc>
+          <w:tcPr>
+            <w:tcW w:type="dxa" w:w="5112"/>
+          </w:tcPr>
+          <w:p>
+            <w:r>
+              <w:t>One change since the previous checkpoint and why</w:t>
+            </w:r>
+          </w:p>
+        </w:tc>
+        <w:tc>
+          <w:tcPr>
+            <w:tcW w:type="dxa" w:w="5112"/>
+          </w:tcPr>
+          <w:p>
+            <w:r/>
+          </w:p>
+        </w:tc>
+      </w:tr>
+      <w:tr>
+        <w:tc>
+          <w:tcPr>
+            <w:tcW w:type="dxa" w:w="5112"/>
+          </w:tcPr>
+          <w:p>
+            <w:r>
+              <w:t>One error or limit and the next test</w:t>
+            </w:r>
+          </w:p>
+        </w:tc>
+        <w:tc>
+          <w:tcPr>
+            <w:tcW w:type="dxa" w:w="5112"/>
+          </w:tcPr>
+          <w:p>
+            <w:r/>
+          </w:p>
+        </w:tc>
+      </w:tr>
+    </w:tbl>
+    <w:p>
+      <w:pPr>
+        <w:pStyle w:val="Heading3"/>
+      </w:pPr>
+      <w:r>
+        <w:t>Explain what this week adds to your project. Reuse last week’s record rather than starting again.</w:t>
+      </w:r>
+    </w:p>
+    <w:p>
+      <w:r>
+        <w:t>________________________________________________________________</w:t>
+      </w:r>
+    </w:p>
+    <w:p>
+      <w:r>
+        <w:t>________________________________________________________________</w:t>
+      </w:r>
+    </w:p>
+    <w:p>
+      <w:r>
+        <w:t>________________________________________________________________</w:t>
+      </w:r>
+    </w:p>
+    <w:p>
+      <w:r>
+        <w:t>________________________________________________________________</w:t>
+      </w:r>
+    </w:p>
+    <w:p>
+      <w:r>
+        <w:t>________________________________________________________________</w:t>
+      </w:r>
+    </w:p>
     <w:sectPr>
       <w:pgSz w:w="12240" w:h="15840"/>
       <w:pgMar w:top="936" w:right="1008" w:bottom="936" w:left="1008" w:header="720" w:footer="720" w:gutter="0"/>

--- a/downloads/workbook/ai-4-week-21.docx
+++ b/downloads/workbook/ai-4-week-21.docx
@@ -1464,6 +1464,248 @@
         <w:t>________________________________________________________________</w:t>
       </w:r>
     </w:p>
+    <w:p>
+      <w:pPr>
+        <w:pStyle w:val="Heading1"/>
+      </w:pPr>
+      <w:r>
+        <w:t>20. Supported practice and learning evidence</w:t>
+      </w:r>
+    </w:p>
+    <w:p>
+      <w:r>
+        <w:t>Use this supported practice once, in the browser or on paper. Keep the reserved independent assessment for a separate first attempt before teacher feedback.</w:t>
+      </w:r>
+    </w:p>
+    <w:p>
+      <w:r>
+        <w:t>Compare absolute and squared error without losing track of units.</w:t>
+      </w:r>
+    </w:p>
+    <w:p>
+      <w:pPr>
+        <w:pStyle w:val="Heading3"/>
+      </w:pPr>
+      <w:r>
+        <w:t>Practice 1: explain the deciding evidence</w:t>
+      </w:r>
+    </w:p>
+    <w:p>
+      <w:r>
+        <w:t>Which labelled step matches this detail? RMSE=sqrt(14/3), approximately2.16 cm.</w:t>
+      </w:r>
+    </w:p>
+    <w:p>
+      <w:r>
+        <w:t>1. Absolute errors</w:t>
+      </w:r>
+    </w:p>
+    <w:p>
+      <w:r>
+        <w:t>2. Root squared error</w:t>
+      </w:r>
+    </w:p>
+    <w:p>
+      <w:r>
+        <w:t>3. Squared errors</w:t>
+      </w:r>
+    </w:p>
+    <w:p>
+      <w:pPr>
+        <w:pStyle w:val="Heading3"/>
+      </w:pPr>
+      <w:r>
+        <w:t>My selected conclusion, deciding fact and explanation</w:t>
+      </w:r>
+    </w:p>
+    <w:p>
+      <w:r>
+        <w:t>________________________________________________________________</w:t>
+      </w:r>
+    </w:p>
+    <w:p>
+      <w:r>
+        <w:t>________________________________________________________________</w:t>
+      </w:r>
+    </w:p>
+    <w:p>
+      <w:r>
+        <w:t>________________________________________________________________</w:t>
+      </w:r>
+    </w:p>
+    <w:p>
+      <w:r>
+        <w:t>________________________________________________________________</w:t>
+      </w:r>
+    </w:p>
+    <w:p>
+      <w:r>
+        <w:t>________________________________________________________________</w:t>
+      </w:r>
+    </w:p>
+    <w:p>
+      <w:r>
+        <w:t>Hint if needed: Read the steps in the pictorial case. Match the supplied detail to the stage that performs or records it.</w:t>
+      </w:r>
+    </w:p>
+    <w:p>
+      <w:r>
+        <w:t>After your attempt, compare with the supported explanation: Root squared error RMSE=sqrt(14/3), approximately2.16 cm. Read the picture in order. RMSE=sqrt(14/3), approximately2.16 cm. The arrows show which recorded input or intermediate result each decision uses. Explain the deciding step aloud before checking the changed case; pointing to the final answer alone does not show how it follows.</w:t>
+      </w:r>
+    </w:p>
+    <w:p>
+      <w:pPr>
+        <w:pStyle w:val="Heading3"/>
+      </w:pPr>
+      <w:r>
+        <w:t>Practice 2: explain the deciding evidence</w:t>
+      </w:r>
+    </w:p>
+    <w:p>
+      <w:r>
+        <w:t>Changed-case practice: Convert every residual to millimetres. Which conclusion is supported by the supplied facts?</w:t>
+      </w:r>
+    </w:p>
+    <w:p>
+      <w:r>
+        <w:t>1. MAE becomes20 mm; MSE becomes1400/3 mm²; RMSE becomes about21.60 mm.</w:t>
+      </w:r>
+    </w:p>
+    <w:p>
+      <w:r>
+        <w:t>2. This one example guarantees correct results for every future input.</w:t>
+      </w:r>
+    </w:p>
+    <w:p>
+      <w:r>
+        <w:t>3. We can decide the result without examining the changed input or the procedure.</w:t>
+      </w:r>
+    </w:p>
+    <w:p>
+      <w:pPr>
+        <w:pStyle w:val="Heading3"/>
+      </w:pPr>
+      <w:r>
+        <w:t>My selected conclusion, deciding fact and explanation</w:t>
+      </w:r>
+    </w:p>
+    <w:p>
+      <w:r>
+        <w:t>________________________________________________________________</w:t>
+      </w:r>
+    </w:p>
+    <w:p>
+      <w:r>
+        <w:t>________________________________________________________________</w:t>
+      </w:r>
+    </w:p>
+    <w:p>
+      <w:r>
+        <w:t>________________________________________________________________</w:t>
+      </w:r>
+    </w:p>
+    <w:p>
+      <w:r>
+        <w:t>________________________________________________________________</w:t>
+      </w:r>
+    </w:p>
+    <w:p>
+      <w:r>
+        <w:t>________________________________________________________________</w:t>
+      </w:r>
+    </w:p>
+    <w:p>
+      <w:r>
+        <w:t>Hint if needed: Use the changed condition and the deciding step in the pictorial trace. The answer must say what follows from those facts.</w:t>
+      </w:r>
+    </w:p>
+    <w:p>
+      <w:r>
+        <w:t>After your attempt, compare with the supported explanation: MAE becomes20 mm; MSE becomes1400/3 mm²; RMSE becomes about21.60 mm. Residuals scale by10; squares scale by100, while the square root returns a length unit.</w:t>
+      </w:r>
+    </w:p>
+    <w:p>
+      <w:pPr>
+        <w:pStyle w:val="Heading3"/>
+      </w:pPr>
+      <w:r>
+        <w:t>Repair a missing building block</w:t>
+      </w:r>
+    </w:p>
+    <w:p>
+      <w:r>
+        <w:t>Review Mean, Median, and Baselines (ai-4/20). Goal: Fit mean and median constant baselines on training targets. Short practice: Does either original baseline win under evaluation MAE? Point to the relevant step in the picture, then write the changed result and the rule or evidence that supports it.. Return to this week and explain what you changed.</w:t>
+      </w:r>
+    </w:p>
+    <w:p>
+      <w:r>
+        <w:t>Review Error Analysis (ai-4/18). Goal: Categorize development errors using evidence. Short practice: What evidence would support the claim that a change helps fresh dim-light images? Point to the relevant step in the picture, then write the changed result and the rule or evidence that supports it.. Return to this week and explain what you changed.</w:t>
+      </w:r>
+    </w:p>
+    <w:p>
+      <w:r>
+        <w:t>Review Confusion Matrix (ai-4/15). Goal: Build a labelled confusion matrix from matched reference and prediction pairs. Short practice: Why is adding TP alone without reducing FN an incorrect revision? Point to the relevant step in the picture, then write the changed result and the rule or evidence that supports it.. Return to this week and explain what you changed.</w:t>
+      </w:r>
+    </w:p>
+    <w:p>
+      <w:pPr>
+        <w:pStyle w:val="Heading3"/>
+      </w:pPr>
+      <w:r>
+        <w:t>Predict, run and debug</w:t>
+      </w:r>
+    </w:p>
+    <w:p>
+      <w:r>
+        <w:t>The browser lab lets you edit the supported Python examples already included in this lesson. Predict first, run, inspect the actual output or error, change one input, then run again. Keep code, predictions, actual results and a reasoned revision together. On paper, label your result as a trace rather than an execution.</w:t>
+      </w:r>
+    </w:p>
+    <w:p>
+      <w:pPr>
+        <w:pStyle w:val="Heading3"/>
+      </w:pPr>
+      <w:r>
+        <w:t>Keep your completed work</w:t>
+      </w:r>
+    </w:p>
+    <w:p>
+      <w:r>
+        <w:t>Use Download completed work in the hosted lesson to export your answers, reflections, practice feedback and code-run evidence. Open the HTML copy to read or print it. Drafts stay in this browser when storage is available; clear drafts on a shared device.</w:t>
+      </w:r>
+    </w:p>
+    <w:p>
+      <w:pPr>
+        <w:pStyle w:val="Heading3"/>
+      </w:pPr>
+      <w:r>
+        <w:t>What I repaired, the evidence I kept and the next test</w:t>
+      </w:r>
+    </w:p>
+    <w:p>
+      <w:r>
+        <w:t>________________________________________________________________</w:t>
+      </w:r>
+    </w:p>
+    <w:p>
+      <w:r>
+        <w:t>________________________________________________________________</w:t>
+      </w:r>
+    </w:p>
+    <w:p>
+      <w:r>
+        <w:t>________________________________________________________________</w:t>
+      </w:r>
+    </w:p>
+    <w:p>
+      <w:r>
+        <w:t>________________________________________________________________</w:t>
+      </w:r>
+    </w:p>
+    <w:p>
+      <w:r>
+        <w:t>________________________________________________________________</w:t>
+      </w:r>
+    </w:p>
     <w:sectPr>
       <w:pgSz w:w="12240" w:h="15840"/>
       <w:pgMar w:top="936" w:right="1008" w:bottom="936" w:left="1008" w:header="720" w:footer="720" w:gutter="0"/>

--- a/downloads/workbook/ai-4-week-21.docx
+++ b/downloads/workbook/ai-4-week-21.docx
@@ -30,6 +30,17 @@
     </w:p>
     <w:p>
       <w:r>
+        <w:t>Record your starting explanation for Absolute Error and MAE before opening notes. Show any later correction separately.</w:t>
+      </w:r>
+    </w:p>
+    <w:p>
+      <w:pPr>
+        <w:spacing w:line="336" w:lineRule="auto" w:after="180"/>
+      </w:pPr>
+      <w:r>
+        <w:rPr>
+          <w:b w:val="0"/>
+        </w:rPr>
         <w:t>Try the recall before opening notes. Then use a different colour or a labelled second line to correct your explanation.</w:t>
       </w:r>
     </w:p>
@@ -42,7 +53,13 @@
       </w:r>
     </w:p>
     <w:p>
-      <w:r>
+      <w:pPr>
+        <w:spacing w:line="336" w:lineRule="auto" w:after="180"/>
+      </w:pPr>
+      <w:r>
+        <w:rPr>
+          <w:b w:val="0"/>
+        </w:rPr>
         <w:t>Without opening the old lesson, explain one key idea from Mean, Median, and Baselines. Give an example and a mistake that the idea helps you avoid.</w:t>
       </w:r>
     </w:p>
@@ -78,7 +95,13 @@
       </w:r>
     </w:p>
     <w:p>
-      <w:r>
+      <w:pPr>
+        <w:spacing w:line="336" w:lineRule="auto" w:after="180"/>
+      </w:pPr>
+      <w:r>
+        <w:rPr>
+          <w:b w:val="0"/>
+        </w:rPr>
         <w:t>Without opening the old lesson, explain one key idea from Error Analysis. Give an example and a mistake that the idea helps you avoid.</w:t>
       </w:r>
     </w:p>
@@ -114,7 +137,13 @@
       </w:r>
     </w:p>
     <w:p>
-      <w:r>
+      <w:pPr>
+        <w:spacing w:line="336" w:lineRule="auto" w:after="180"/>
+      </w:pPr>
+      <w:r>
+        <w:rPr>
+          <w:b w:val="0"/>
+        </w:rPr>
         <w:t>Without opening the old lesson, explain one key idea from Confusion Matrix. Give an example and a mistake that the idea helps you avoid.</w:t>
       </w:r>
     </w:p>
@@ -151,7 +180,42 @@
     </w:p>
     <w:p>
       <w:r>
-        <w:t>Use W2: Compute squared loss for Absolute and squared loss. Record the answer once; the lesson and workbook refer to the same attempt.</w:t>
+        <w:t>Complete the supported Absolute Error and MAE trace and record the first step you can explain without help.</w:t>
+      </w:r>
+    </w:p>
+    <w:p>
+      <w:pPr>
+        <w:spacing w:line="336" w:lineRule="auto" w:after="180"/>
+      </w:pPr>
+      <w:r>
+        <w:rPr>
+          <w:b w:val="0"/>
+        </w:rPr>
+        <w:t xml:space="preserve">Use W2: Compute squared </w:t>
+      </w:r>
+      <w:r>
+        <w:rPr>
+          <w:b/>
+        </w:rPr>
+        <w:t>loss</w:t>
+      </w:r>
+      <w:r>
+        <w:rPr>
+          <w:b w:val="0"/>
+        </w:rPr>
+        <w:t xml:space="preserve"> for Absolute and squared </w:t>
+      </w:r>
+      <w:r>
+        <w:rPr>
+          <w:b/>
+        </w:rPr>
+        <w:t>loss</w:t>
+      </w:r>
+      <w:r>
+        <w:rPr>
+          <w:b w:val="0"/>
+        </w:rPr>
+        <w:t>. Record the answer once; the lesson and workbook refer to the same attempt.</w:t>
       </w:r>
     </w:p>
     <w:tbl>
@@ -279,7 +343,30 @@
     </w:p>
     <w:p>
       <w:r>
-        <w:t>Use the worked case for Absolute and squared loss. Proposed explanation: “A final answer is enough”. Decide whether this explanation is supported. Point to the step or supplied fact that decides; explain your repair if needed.</w:t>
+        <w:t>Check the proposed Absolute Error and MAE explanation against the supplied facts before discussing it.</w:t>
+      </w:r>
+    </w:p>
+    <w:p>
+      <w:pPr>
+        <w:spacing w:line="336" w:lineRule="auto" w:after="180"/>
+      </w:pPr>
+      <w:r>
+        <w:rPr>
+          <w:b w:val="0"/>
+        </w:rPr>
+        <w:t xml:space="preserve">Use the worked case for Absolute and squared </w:t>
+      </w:r>
+      <w:r>
+        <w:rPr>
+          <w:b/>
+        </w:rPr>
+        <w:t>loss</w:t>
+      </w:r>
+      <w:r>
+        <w:rPr>
+          <w:b w:val="0"/>
+        </w:rPr>
+        <w:t>. Proposed explanation: “A final answer is enough”. Decide whether this explanation is supported. Point to the step or supplied fact that decides; explain your repair if needed.</w:t>
       </w:r>
     </w:p>
     <w:p>
@@ -319,6 +406,11 @@
       </w:r>
     </w:p>
     <w:p>
+      <w:r>
+        <w:t>Write one first attempt at the reserved independent case before feedback. Repeated copies of that case refer to the same recorded attempt.</w:t>
+      </w:r>
+    </w:p>
+    <w:p>
       <w:pPr>
         <w:pStyle w:val="Heading3"/>
       </w:pPr>
@@ -327,8 +419,26 @@
       </w:r>
     </w:p>
     <w:p>
-      <w:r>
-        <w:t>Residuals [-2, 0, 4] m: calculate MAE MSE RMSE and the result of converting to cm.</w:t>
+      <w:pPr>
+        <w:spacing w:line="336" w:lineRule="auto" w:after="180"/>
+      </w:pPr>
+      <w:r>
+        <w:rPr>
+          <w:b w:val="0"/>
+        </w:rPr>
+        <w:t xml:space="preserve">Residuals [-2, 0, 4] m: calculate MAE MSE </w:t>
+      </w:r>
+      <w:r>
+        <w:rPr>
+          <w:b/>
+        </w:rPr>
+        <w:t>RMSE</w:t>
+      </w:r>
+      <w:r>
+        <w:rPr>
+          <w:b w:val="0"/>
+        </w:rPr>
+        <w:t xml:space="preserve"> and the result of converting to cm.</w:t>
       </w:r>
     </w:p>
     <w:p>
@@ -375,7 +485,13 @@
       </w:r>
     </w:p>
     <w:p>
-      <w:r>
+      <w:pPr>
+        <w:spacing w:line="336" w:lineRule="auto" w:after="180"/>
+      </w:pPr>
+      <w:r>
+        <w:rPr>
+          <w:b w:val="0"/>
+        </w:rPr>
         <w:t>Attempt this case before feedback. Record any help. Earlier examples below are further practice; a case already practised with feedback cannot establish fresh transfer.</w:t>
       </w:r>
     </w:p>
@@ -389,6 +505,18 @@
     </w:p>
     <w:p>
       <w:r>
+        <w:t>Connect the Absolute Error and MAE target to a trace and a justified conclusion.</w:t>
+      </w:r>
+    </w:p>
+    <w:p>
+      <w:pPr>
+        <w:spacing w:line="336" w:lineRule="auto" w:after="180"/>
+        <w:shd w:fill="F5F1FB"/>
+      </w:pPr>
+      <w:r>
+        <w:rPr>
+          <w:b w:val="0"/>
+        </w:rPr>
         <w:t>Actual=[3,8,10], predicted=[5,5,11]. Compute signed residuals and MAE. A student averages residuals and gets zero; is that MAE?</w:t>
       </w:r>
     </w:p>
@@ -402,17 +530,46 @@
     </w:p>
     <w:p>
       <w:r>
+        <w:t>Solve the supplied Absolute Error and MAE case and show the deciding evidence.</w:t>
+      </w:r>
+    </w:p>
+    <w:p>
+      <w:pPr>
+        <w:spacing w:line="336" w:lineRule="auto" w:after="180"/>
+      </w:pPr>
+      <w:r>
+        <w:rPr>
+          <w:b w:val="0"/>
+        </w:rPr>
         <w:t>Actual=[3,5,9], predicted=[2,7,6] cm.</w:t>
       </w:r>
     </w:p>
     <w:p>
-      <w:r>
+      <w:pPr>
+        <w:spacing w:line="336" w:lineRule="auto" w:after="180"/>
+      </w:pPr>
+      <w:r>
+        <w:rPr>
+          <w:b w:val="0"/>
+        </w:rPr>
         <w:t>Calculate MAE.</w:t>
       </w:r>
     </w:p>
     <w:p>
-      <w:r>
-        <w:t>Show your trace, calculation or evidence</w:t>
+      <w:pPr>
+        <w:spacing w:line="336" w:lineRule="auto" w:after="180"/>
+      </w:pPr>
+      <w:r>
+        <w:rPr>
+          <w:b w:val="0"/>
+        </w:rPr>
+        <w:t xml:space="preserve">Show your trace, calculation or </w:t>
+      </w:r>
+      <w:r>
+        <w:rPr>
+          <w:b/>
+        </w:rPr>
+        <w:t>evidence</w:t>
       </w:r>
     </w:p>
     <w:p>
@@ -458,11 +615,52 @@
     </w:p>
     <w:p>
       <w:r>
-        <w:t>Actual heights are 4, 8 and 10 cm; predictions are 5, 6 and 13 cm. Calculate absolute errors and MAE.</w:t>
-      </w:r>
-    </w:p>
-    <w:p>
-      <w:r>
+        <w:t>Apply the procedure to the changed case and record why the conclusion follows.</w:t>
+      </w:r>
+    </w:p>
+    <w:p>
+      <w:pPr>
+        <w:spacing w:line="336" w:lineRule="auto" w:after="180"/>
+      </w:pPr>
+      <w:r>
+        <w:rPr>
+          <w:b w:val="0"/>
+        </w:rPr>
+        <w:t xml:space="preserve">Actual heights are 4, 8 and 10 cm; </w:t>
+      </w:r>
+      <w:r>
+        <w:rPr>
+          <w:b/>
+        </w:rPr>
+        <w:t>prediction</w:t>
+      </w:r>
+      <w:r>
+        <w:rPr>
+          <w:b w:val="0"/>
+        </w:rPr>
+        <w:t xml:space="preserve">s are 5, 6 and 13 cm. Calculate </w:t>
+      </w:r>
+      <w:r>
+        <w:rPr>
+          <w:b/>
+        </w:rPr>
+        <w:t>absolute error</w:t>
+      </w:r>
+      <w:r>
+        <w:rPr>
+          <w:b w:val="0"/>
+        </w:rPr>
+        <w:t>s and MAE.</w:t>
+      </w:r>
+    </w:p>
+    <w:p>
+      <w:pPr>
+        <w:spacing w:line="336" w:lineRule="auto" w:after="180"/>
+      </w:pPr>
+      <w:r>
+        <w:rPr>
+          <w:b w:val="0"/>
+        </w:rPr>
         <w:t>My independent answer and reason</w:t>
       </w:r>
     </w:p>
@@ -517,7 +715,30 @@
     </w:p>
     <w:p>
       <w:r>
-        <w:t>Create a changed input, boundary case or missing-information case. Write the expected answer or safe response before testing.</w:t>
+        <w:t>Specify a changed input, expected result and observation separately.</w:t>
+      </w:r>
+    </w:p>
+    <w:p>
+      <w:pPr>
+        <w:spacing w:line="336" w:lineRule="auto" w:after="180"/>
+      </w:pPr>
+      <w:r>
+        <w:rPr>
+          <w:b w:val="0"/>
+        </w:rPr>
+        <w:t xml:space="preserve">Create a changed </w:t>
+      </w:r>
+      <w:r>
+        <w:rPr>
+          <w:b/>
+        </w:rPr>
+        <w:t>input</w:t>
+      </w:r>
+      <w:r>
+        <w:rPr>
+          <w:b w:val="0"/>
+        </w:rPr>
+        <w:t>, boundary case or missing-information case. Write the expected answer or safe response before testing.</w:t>
       </w:r>
     </w:p>
     <w:tbl>
@@ -646,12 +867,41 @@
     </w:p>
     <w:p>
       <w:r>
+        <w:t>Justify what Absolute Error and MAE adds to Responsible Plant Classifier and keep the evidence.</w:t>
+      </w:r>
+    </w:p>
+    <w:p>
+      <w:pPr>
+        <w:spacing w:line="336" w:lineRule="auto" w:after="180"/>
+      </w:pPr>
+      <w:r>
+        <w:rPr>
+          <w:b w:val="0"/>
+        </w:rPr>
         <w:t>Use MAE correctly in the optional growth model; keep classifier and regression metrics clearly separated.</w:t>
       </w:r>
     </w:p>
     <w:p>
-      <w:r>
-        <w:t>The project change and evidence I will keep</w:t>
+      <w:pPr>
+        <w:spacing w:line="336" w:lineRule="auto" w:after="180"/>
+      </w:pPr>
+      <w:r>
+        <w:rPr>
+          <w:b w:val="0"/>
+        </w:rPr>
+        <w:t xml:space="preserve">The project change and </w:t>
+      </w:r>
+      <w:r>
+        <w:rPr>
+          <w:b/>
+        </w:rPr>
+        <w:t>evidence</w:t>
+      </w:r>
+      <w:r>
+        <w:rPr>
+          <w:b w:val="0"/>
+        </w:rPr>
+        <w:t xml:space="preserve"> I will keep</w:t>
       </w:r>
     </w:p>
     <w:p>
@@ -697,11 +947,54 @@
     </w:p>
     <w:p>
       <w:r>
-        <w:t>I can explain the mechanism. I can show evidence. I can handle a changed case. I can name a limit. Mark each as not yet, with help or independently, and attach supporting work.</w:t>
-      </w:r>
-    </w:p>
-    <w:p>
-      <w:r>
+        <w:t>Judge explanation, evidence, transfer and limits separately; attach the work behind your judgement.</w:t>
+      </w:r>
+    </w:p>
+    <w:p>
+      <w:pPr>
+        <w:pStyle w:val="ListBullet"/>
+      </w:pPr>
+      <w:r>
+        <w:t>I can explain the mechanism.</w:t>
+      </w:r>
+    </w:p>
+    <w:p>
+      <w:pPr>
+        <w:pStyle w:val="ListBullet"/>
+      </w:pPr>
+      <w:r>
+        <w:t>I can show evidence.</w:t>
+      </w:r>
+    </w:p>
+    <w:p>
+      <w:pPr>
+        <w:pStyle w:val="ListBullet"/>
+      </w:pPr>
+      <w:r>
+        <w:t>I can handle a changed case.</w:t>
+      </w:r>
+    </w:p>
+    <w:p>
+      <w:pPr>
+        <w:pStyle w:val="ListBullet"/>
+      </w:pPr>
+      <w:r>
+        <w:t>I can name a limit.</w:t>
+      </w:r>
+    </w:p>
+    <w:p>
+      <w:r>
+        <w:t>Mark each as not yet, with help or independently, and attach supporting work.</w:t>
+      </w:r>
+    </w:p>
+    <w:p>
+      <w:pPr>
+        <w:spacing w:line="336" w:lineRule="auto" w:after="180"/>
+      </w:pPr>
+      <w:r>
+        <w:rPr>
+          <w:b w:val="0"/>
+        </w:rPr>
         <w:t>Teacher review ____________________  Next step ____________________</w:t>
       </w:r>
     </w:p>
@@ -715,6 +1008,18 @@
     </w:p>
     <w:p>
       <w:r>
+        <w:t>Use this earlier case as transfer practice. A case already discussed with feedback is not fresh assessment evidence.</w:t>
+      </w:r>
+    </w:p>
+    <w:p>
+      <w:pPr>
+        <w:spacing w:line="336" w:lineRule="auto" w:after="180"/>
+        <w:shd w:fill="F5F1FB"/>
+      </w:pPr>
+      <w:r>
+        <w:rPr>
+          <w:b w:val="0"/>
+        </w:rPr>
         <w:t>Actual=[3,8,10], predicted=[5,5,11]. Compute signed residuals and MAE. A student averages residuals and gets zero; is that MAE?</w:t>
       </w:r>
     </w:p>
@@ -762,7 +1067,13 @@
       </w:r>
     </w:p>
     <w:p>
-      <w:r>
+      <w:pPr>
+        <w:spacing w:line="336" w:lineRule="auto" w:after="180"/>
+      </w:pPr>
+      <w:r>
+        <w:rPr>
+          <w:b w:val="0"/>
+        </w:rPr>
         <w:t>Record support used: none, hint or teacher explanation.</w:t>
       </w:r>
     </w:p>
@@ -776,6 +1087,17 @@
     </w:p>
     <w:p>
       <w:r>
+        <w:t>Compute MAE. Apply the supplied Absolute Error and MAE facts and keep your reasoning.</w:t>
+      </w:r>
+    </w:p>
+    <w:p>
+      <w:pPr>
+        <w:spacing w:line="336" w:lineRule="auto" w:after="180"/>
+      </w:pPr>
+      <w:r>
+        <w:rPr>
+          <w:b w:val="0"/>
+        </w:rPr>
         <w:t>Calculate MAE for the worked residuals.</w:t>
       </w:r>
     </w:p>
@@ -827,7 +1149,42 @@
     </w:p>
     <w:p>
       <w:r>
-        <w:t>Give MSE and RMSE with units.</w:t>
+        <w:t>Compute squared loss. Apply the supplied Absolute Error and MAE facts and keep your reasoning.</w:t>
+      </w:r>
+    </w:p>
+    <w:p>
+      <w:pPr>
+        <w:spacing w:line="336" w:lineRule="auto" w:after="180"/>
+      </w:pPr>
+      <w:r>
+        <w:rPr>
+          <w:b w:val="0"/>
+        </w:rPr>
+        <w:t xml:space="preserve">Give MSE and </w:t>
+      </w:r>
+      <w:r>
+        <w:rPr>
+          <w:b/>
+        </w:rPr>
+        <w:t>RMSE</w:t>
+      </w:r>
+      <w:r>
+        <w:rPr>
+          <w:b w:val="0"/>
+        </w:rPr>
+        <w:t xml:space="preserve"> with </w:t>
+      </w:r>
+      <w:r>
+        <w:rPr>
+          <w:b/>
+        </w:rPr>
+        <w:t>unit</w:t>
+      </w:r>
+      <w:r>
+        <w:rPr>
+          <w:b w:val="0"/>
+        </w:rPr>
+        <w:t>s.</w:t>
       </w:r>
     </w:p>
     <w:p>
@@ -878,6 +1235,18 @@
     </w:p>
     <w:p>
       <w:r>
+        <w:t>Compare patterns. Apply the supplied Absolute Error and MAE facts and keep your reasoning.</w:t>
+      </w:r>
+    </w:p>
+    <w:p>
+      <w:pPr>
+        <w:spacing w:line="336" w:lineRule="auto" w:after="180"/>
+        <w:shd w:fill="F5F1FB"/>
+      </w:pPr>
+      <w:r>
+        <w:rPr>
+          <w:b w:val="0"/>
+        </w:rPr>
         <w:t>Why do [0, 0, 6] and [2, 2, 2] have equal MAE but unequal MSE?</w:t>
       </w:r>
     </w:p>
@@ -929,7 +1298,30 @@
     </w:p>
     <w:p>
       <w:r>
-        <w:t>Residuals [-2, 0, 4] m: calculate MAE MSE RMSE and the result of converting to cm.</w:t>
+        <w:t>Attempt before feedback. If this repeats the selected independent case, reuse that first attempt; otherwise keep a separate record. Apply independently. Apply the supplied Absolute Error and MAE facts and keep your reasoning.</w:t>
+      </w:r>
+    </w:p>
+    <w:p>
+      <w:pPr>
+        <w:spacing w:line="336" w:lineRule="auto" w:after="180"/>
+      </w:pPr>
+      <w:r>
+        <w:rPr>
+          <w:b w:val="0"/>
+        </w:rPr>
+        <w:t xml:space="preserve">Residuals [-2, 0, 4] m: calculate MAE MSE </w:t>
+      </w:r>
+      <w:r>
+        <w:rPr>
+          <w:b/>
+        </w:rPr>
+        <w:t>RMSE</w:t>
+      </w:r>
+      <w:r>
+        <w:rPr>
+          <w:b w:val="0"/>
+        </w:rPr>
+        <w:t xml:space="preserve"> and the result of converting to cm.</w:t>
       </w:r>
     </w:p>
     <w:p>
@@ -990,6 +1382,18 @@
     </w:p>
     <w:p>
       <w:r>
+        <w:t>Choose honestly. Apply the supplied Absolute Error and MAE facts and keep your reasoning.</w:t>
+      </w:r>
+    </w:p>
+    <w:p>
+      <w:pPr>
+        <w:spacing w:line="336" w:lineRule="auto" w:after="180"/>
+        <w:shd w:fill="F5F1FB"/>
+      </w:pPr>
+      <w:r>
+        <w:rPr>
+          <w:b w:val="0"/>
+        </w:rPr>
         <w:t>A team switches from MSE to MAE only after seeing a bad large error. What should be reported?</w:t>
       </w:r>
     </w:p>
@@ -1037,6 +1441,11 @@
       </w:pPr>
       <w:r>
         <w:t>17. Feedback, return check and learning record</w:t>
+      </w:r>
+    </w:p>
+    <w:p>
+      <w:r>
+        <w:t>Record the first repaired step and a different case to revisit after a delay.</w:t>
       </w:r>
     </w:p>
     <w:tbl>
@@ -1176,7 +1585,13 @@
       </w:tr>
     </w:tbl>
     <w:p>
-      <w:r>
+      <w:pPr>
+        <w:spacing w:line="336" w:lineRule="auto" w:after="180"/>
+      </w:pPr>
+      <w:r>
+        <w:rPr>
+          <w:b w:val="0"/>
+        </w:rPr>
         <w:t>Revisit this idea with your teacher after a delay. Familiarity is different from explaining and using it on a changed case.</w:t>
       </w:r>
     </w:p>
@@ -1190,17 +1605,64 @@
     </w:p>
     <w:p>
       <w:r>
-        <w:t>Compare absolute and squared error without losing track of units.</w:t>
-      </w:r>
-    </w:p>
-    <w:p>
-      <w:r>
+        <w:t>Compare absolute and squared error without losing track of units. Explain the labelled step before checking the changed condition.</w:t>
+      </w:r>
+    </w:p>
+    <w:p>
+      <w:pPr>
+        <w:spacing w:line="336" w:lineRule="auto" w:after="180"/>
+      </w:pPr>
+      <w:r>
+        <w:rPr>
+          <w:b w:val="0"/>
+        </w:rPr>
+        <w:t xml:space="preserve">Compare absolute and squared error without losing track of </w:t>
+      </w:r>
+      <w:r>
+        <w:rPr>
+          <w:b/>
+        </w:rPr>
+        <w:t>unit</w:t>
+      </w:r>
+      <w:r>
+        <w:rPr>
+          <w:b w:val="0"/>
+        </w:rPr>
+        <w:t>s.</w:t>
+      </w:r>
+    </w:p>
+    <w:p>
+      <w:pPr>
+        <w:spacing w:line="336" w:lineRule="auto" w:after="180"/>
+      </w:pPr>
+      <w:r>
+        <w:rPr>
+          <w:b w:val="0"/>
+        </w:rPr>
         <w:t>Residuals are [-1, 2, 3] cm. Use MAE=mean absolute residual and MSE=mean squared residual.</w:t>
       </w:r>
     </w:p>
     <w:p>
-      <w:r>
-        <w:t>All inputs and outcomes in this worked example are invented classroom data; no real model run is claimed.</w:t>
+      <w:pPr>
+        <w:spacing w:line="336" w:lineRule="auto" w:after="180"/>
+      </w:pPr>
+      <w:r>
+        <w:rPr>
+          <w:b w:val="0"/>
+        </w:rPr>
+        <w:t xml:space="preserve">All </w:t>
+      </w:r>
+      <w:r>
+        <w:rPr>
+          <w:b/>
+        </w:rPr>
+        <w:t>input</w:t>
+      </w:r>
+      <w:r>
+        <w:rPr>
+          <w:b w:val="0"/>
+        </w:rPr>
+        <w:t>s and outcomes in this worked example are invented classroom data; no real model run is claimed.</w:t>
       </w:r>
     </w:p>
     <w:p>
@@ -1240,8 +1702,26 @@
       </w:r>
     </w:p>
     <w:p>
-      <w:r>
-        <w:t>Why is quoting MSE as4.67 cm misleading? Point to the relevant step in the picture, then write the changed result and the rule or evidence that supports it.</w:t>
+      <w:pPr>
+        <w:spacing w:line="336" w:lineRule="auto" w:after="180"/>
+      </w:pPr>
+      <w:r>
+        <w:rPr>
+          <w:b w:val="0"/>
+        </w:rPr>
+        <w:t xml:space="preserve">Why is quoting MSE as4.67 cm misleading? Point to the relevant step in the picture, then write the changed result and the rule or </w:t>
+      </w:r>
+      <w:r>
+        <w:rPr>
+          <w:b/>
+        </w:rPr>
+        <w:t>evidence</w:t>
+      </w:r>
+      <w:r>
+        <w:rPr>
+          <w:b w:val="0"/>
+        </w:rPr>
+        <w:t xml:space="preserve"> that supports it.</w:t>
       </w:r>
     </w:p>
     <w:p>
@@ -1283,13 +1763,69 @@
       </w:r>
     </w:p>
     <w:p>
-      <w:r>
-        <w:t>Support used: alone / hint / worked example. This record is practice evidence.</w:t>
-      </w:r>
-    </w:p>
-    <w:p>
-      <w:r>
-        <w:t>Project connection: For your Responsible Plant Classifier, save the input, procedure, observed result and limitation of this check. Label this worked example as practice; use a different, previously unreviewed case when checking independent understanding.</w:t>
+      <w:pPr>
+        <w:pStyle w:val="Heading3"/>
+      </w:pPr>
+      <w:r>
+        <w:t>Record the help used</w:t>
+      </w:r>
+    </w:p>
+    <w:p>
+      <w:pPr>
+        <w:spacing w:line="336" w:lineRule="auto" w:after="180"/>
+        <w:shd w:fill="F1F6F8"/>
+      </w:pPr>
+      <w:r>
+        <w:rPr>
+          <w:b w:val="0"/>
+        </w:rPr>
+        <w:t xml:space="preserve">Support used: alone / hint / worked example. This record is practice </w:t>
+      </w:r>
+      <w:r>
+        <w:rPr>
+          <w:b/>
+        </w:rPr>
+        <w:t>evidence</w:t>
+      </w:r>
+      <w:r>
+        <w:rPr>
+          <w:b w:val="0"/>
+        </w:rPr>
+        <w:t>.</w:t>
+      </w:r>
+    </w:p>
+    <w:p>
+      <w:pPr>
+        <w:spacing w:line="336" w:lineRule="auto" w:after="180"/>
+      </w:pPr>
+      <w:r>
+        <w:rPr>
+          <w:b w:val="0"/>
+        </w:rPr>
+        <w:t xml:space="preserve">Project connection: For your Responsible Plant Classifier, save the </w:t>
+      </w:r>
+      <w:r>
+        <w:rPr>
+          <w:b/>
+        </w:rPr>
+        <w:t>input</w:t>
+      </w:r>
+      <w:r>
+        <w:rPr>
+          <w:b w:val="0"/>
+        </w:rPr>
+        <w:t>, procedure, observed result and limitation of this check.</w:t>
+      </w:r>
+    </w:p>
+    <w:p>
+      <w:pPr>
+        <w:spacing w:line="336" w:lineRule="auto" w:after="180"/>
+      </w:pPr>
+      <w:r>
+        <w:rPr>
+          <w:b w:val="0"/>
+        </w:rPr>
+        <w:t>Label this worked example as practice; use a different, previously unreviewed case when checking independent understanding.</w:t>
       </w:r>
     </w:p>
     <w:p>
@@ -1302,17 +1838,63 @@
     </w:p>
     <w:p>
       <w:r>
+        <w:t>Keep this week’s input, deciding step, result and limit together in the Responsible Plant Classifier record.</w:t>
+      </w:r>
+    </w:p>
+    <w:p>
+      <w:pPr>
+        <w:spacing w:line="336" w:lineRule="auto" w:after="180"/>
+      </w:pPr>
+      <w:r>
+        <w:rPr>
+          <w:b w:val="0"/>
+        </w:rPr>
         <w:t>Project: Responsible Plant Classifier</w:t>
       </w:r>
     </w:p>
     <w:p>
-      <w:r>
+      <w:pPr>
+        <w:spacing w:line="336" w:lineRule="auto" w:after="180"/>
+      </w:pPr>
+      <w:r>
+        <w:rPr>
+          <w:b w:val="0"/>
+        </w:rPr>
         <w:t>Current milestone: Evaluate and revise. Compare with your starting method, explain errors and record a justified revision.</w:t>
       </w:r>
     </w:p>
     <w:p>
-      <w:r>
-        <w:t>For your Responsible Plant Classifier, save the input, procedure, observed result and limitation of this check. Label this worked example as practice; use a different, previously unreviewed case when checking independent understanding.</w:t>
+      <w:pPr>
+        <w:spacing w:line="336" w:lineRule="auto" w:after="180"/>
+      </w:pPr>
+      <w:r>
+        <w:rPr>
+          <w:b w:val="0"/>
+        </w:rPr>
+        <w:t xml:space="preserve">For your Responsible Plant Classifier, save the </w:t>
+      </w:r>
+      <w:r>
+        <w:rPr>
+          <w:b/>
+        </w:rPr>
+        <w:t>input</w:t>
+      </w:r>
+      <w:r>
+        <w:rPr>
+          <w:b w:val="0"/>
+        </w:rPr>
+        <w:t>, procedure, observed result and limitation of this check.</w:t>
+      </w:r>
+    </w:p>
+    <w:p>
+      <w:pPr>
+        <w:spacing w:line="336" w:lineRule="auto" w:after="180"/>
+      </w:pPr>
+      <w:r>
+        <w:rPr>
+          <w:b w:val="0"/>
+        </w:rPr>
+        <w:t>Label this worked example as practice; use a different, previously unreviewed case when checking independent understanding.</w:t>
       </w:r>
     </w:p>
     <w:tbl>
@@ -1474,12 +2056,41 @@
     </w:p>
     <w:p>
       <w:r>
+        <w:t>Try the supported questions before comparing with hints and feedback. Record what you repaired and the evidence you retained.</w:t>
+      </w:r>
+    </w:p>
+    <w:p>
+      <w:pPr>
+        <w:spacing w:line="336" w:lineRule="auto" w:after="180"/>
+      </w:pPr>
+      <w:r>
+        <w:rPr>
+          <w:b w:val="0"/>
+        </w:rPr>
         <w:t>Use this supported practice once, in the browser or on paper. Keep the reserved independent assessment for a separate first attempt before teacher feedback.</w:t>
       </w:r>
     </w:p>
     <w:p>
-      <w:r>
-        <w:t>Compare absolute and squared error without losing track of units.</w:t>
+      <w:pPr>
+        <w:spacing w:line="336" w:lineRule="auto" w:after="180"/>
+      </w:pPr>
+      <w:r>
+        <w:rPr>
+          <w:b w:val="0"/>
+        </w:rPr>
+        <w:t xml:space="preserve">Compare absolute and squared error without losing track of </w:t>
+      </w:r>
+      <w:r>
+        <w:rPr>
+          <w:b/>
+        </w:rPr>
+        <w:t>unit</w:t>
+      </w:r>
+      <w:r>
+        <w:rPr>
+          <w:b w:val="0"/>
+        </w:rPr>
+        <w:t>s.</w:t>
       </w:r>
     </w:p>
     <w:p>
@@ -1491,22 +2102,73 @@
       </w:r>
     </w:p>
     <w:p>
-      <w:r>
-        <w:t>Which labelled step matches this detail? RMSE=sqrt(14/3), approximately2.16 cm.</w:t>
-      </w:r>
-    </w:p>
-    <w:p>
-      <w:r>
-        <w:t>1. Absolute errors</w:t>
-      </w:r>
-    </w:p>
-    <w:p>
-      <w:r>
+      <w:pPr>
+        <w:spacing w:line="336" w:lineRule="auto" w:after="180"/>
+      </w:pPr>
+      <w:r>
+        <w:rPr>
+          <w:b w:val="0"/>
+        </w:rPr>
+        <w:t xml:space="preserve">Which labelled step matches this detail? </w:t>
+      </w:r>
+      <w:r>
+        <w:rPr>
+          <w:b/>
+        </w:rPr>
+        <w:t>RMSE</w:t>
+      </w:r>
+      <w:r>
+        <w:rPr>
+          <w:b w:val="0"/>
+        </w:rPr>
+        <w:t>=sqrt(14/3), approximately2.16 cm.</w:t>
+      </w:r>
+    </w:p>
+    <w:p>
+      <w:pPr>
+        <w:spacing w:line="336" w:lineRule="auto" w:after="180"/>
+        <w:shd w:fill="F4F9FC"/>
+      </w:pPr>
+      <w:r>
+        <w:rPr>
+          <w:b w:val="0"/>
+        </w:rPr>
+        <w:t xml:space="preserve">1. </w:t>
+      </w:r>
+      <w:r>
+        <w:rPr>
+          <w:b/>
+        </w:rPr>
+        <w:t>Absolute error</w:t>
+      </w:r>
+      <w:r>
+        <w:rPr>
+          <w:b w:val="0"/>
+        </w:rPr>
+        <w:t>s</w:t>
+      </w:r>
+    </w:p>
+    <w:p>
+      <w:pPr>
+        <w:spacing w:line="336" w:lineRule="auto" w:after="180"/>
+        <w:shd w:fill="F4F9FC"/>
+      </w:pPr>
+      <w:r>
+        <w:rPr>
+          <w:b w:val="0"/>
+        </w:rPr>
         <w:t>2. Root squared error</w:t>
       </w:r>
     </w:p>
     <w:p>
-      <w:r>
+      <w:pPr>
+        <w:spacing w:line="336" w:lineRule="auto" w:after="180"/>
+        <w:shd w:fill="F4F9FC"/>
+      </w:pPr>
+      <w:r>
+        <w:rPr>
+          <w:b w:val="0"/>
+        </w:rPr>
         <w:t>3. Squared errors</w:t>
       </w:r>
     </w:p>
@@ -1544,41 +2206,191 @@
       </w:r>
     </w:p>
     <w:p>
-      <w:r>
+      <w:pPr>
+        <w:pStyle w:val="Heading3"/>
+      </w:pPr>
+      <w:r>
+        <w:t>Hint · try first</w:t>
+      </w:r>
+    </w:p>
+    <w:p>
+      <w:pPr>
+        <w:spacing w:line="336" w:lineRule="auto" w:after="180"/>
+        <w:shd w:fill="F1F6F8"/>
+      </w:pPr>
+      <w:r>
+        <w:rPr>
+          <w:b w:val="0"/>
+        </w:rPr>
         <w:t>Hint if needed: Read the steps in the pictorial case. Match the supplied detail to the stage that performs or records it.</w:t>
       </w:r>
     </w:p>
     <w:p>
-      <w:r>
-        <w:t>After your attempt, compare with the supported explanation: Root squared error RMSE=sqrt(14/3), approximately2.16 cm. Read the picture in order. RMSE=sqrt(14/3), approximately2.16 cm. The arrows show which recorded input or intermediate result each decision uses. Explain the deciding step aloud before checking the changed case; pointing to the final answer alone does not show how it follows.</w:t>
-      </w:r>
-    </w:p>
-    <w:p>
       <w:pPr>
         <w:pStyle w:val="Heading3"/>
       </w:pPr>
       <w:r>
+        <w:t>Feedback · compare after trying</w:t>
+      </w:r>
+    </w:p>
+    <w:p>
+      <w:pPr>
+        <w:spacing w:line="336" w:lineRule="auto" w:after="180"/>
+        <w:shd w:fill="F1F6FC"/>
+      </w:pPr>
+      <w:r>
+        <w:rPr>
+          <w:b w:val="0"/>
+        </w:rPr>
+        <w:t xml:space="preserve">After your attempt, compare with the supported explanation: Root squared error </w:t>
+      </w:r>
+      <w:r>
+        <w:rPr>
+          <w:b/>
+        </w:rPr>
+        <w:t>RMSE</w:t>
+      </w:r>
+      <w:r>
+        <w:rPr>
+          <w:b w:val="0"/>
+        </w:rPr>
+        <w:t xml:space="preserve">=sqrt(14/3), approximately2.16 cm. Read the picture in order. </w:t>
+      </w:r>
+      <w:r>
+        <w:rPr>
+          <w:b/>
+        </w:rPr>
+        <w:t>RMSE</w:t>
+      </w:r>
+      <w:r>
+        <w:rPr>
+          <w:b w:val="0"/>
+        </w:rPr>
+        <w:t>=sqrt(14/3), approximately2.16 cm.</w:t>
+      </w:r>
+    </w:p>
+    <w:p>
+      <w:pPr>
+        <w:spacing w:line="336" w:lineRule="auto" w:after="180"/>
+        <w:shd w:fill="F1F6FC"/>
+      </w:pPr>
+      <w:r>
+        <w:rPr>
+          <w:b w:val="0"/>
+        </w:rPr>
+        <w:t xml:space="preserve">The arrows show which recorded </w:t>
+      </w:r>
+      <w:r>
+        <w:rPr>
+          <w:b/>
+        </w:rPr>
+        <w:t>input</w:t>
+      </w:r>
+      <w:r>
+        <w:rPr>
+          <w:b w:val="0"/>
+        </w:rPr>
+        <w:t xml:space="preserve"> or intermediate result each decision uses. Explain the deciding step aloud before checking the changed case; pointing to the final answer alone does not show how it follows.</w:t>
+      </w:r>
+    </w:p>
+    <w:p>
+      <w:pPr>
+        <w:pStyle w:val="Heading3"/>
+      </w:pPr>
+      <w:r>
         <w:t>Practice 2: explain the deciding evidence</w:t>
       </w:r>
     </w:p>
     <w:p>
-      <w:r>
+      <w:pPr>
+        <w:pStyle w:val="Heading3"/>
+      </w:pPr>
+      <w:r>
+        <w:t>Changed case · predict first</w:t>
+      </w:r>
+    </w:p>
+    <w:p>
+      <w:pPr>
+        <w:spacing w:line="336" w:lineRule="auto" w:after="180"/>
+        <w:shd w:fill="F5F1FB"/>
+      </w:pPr>
+      <w:r>
+        <w:rPr>
+          <w:b w:val="0"/>
+        </w:rPr>
         <w:t>Changed-case practice: Convert every residual to millimetres. Which conclusion is supported by the supplied facts?</w:t>
       </w:r>
     </w:p>
     <w:p>
-      <w:r>
-        <w:t>1. MAE becomes20 mm; MSE becomes1400/3 mm²; RMSE becomes about21.60 mm.</w:t>
-      </w:r>
-    </w:p>
-    <w:p>
-      <w:r>
-        <w:t>2. This one example guarantees correct results for every future input.</w:t>
-      </w:r>
-    </w:p>
-    <w:p>
-      <w:r>
-        <w:t>3. We can decide the result without examining the changed input or the procedure.</w:t>
+      <w:pPr>
+        <w:spacing w:line="336" w:lineRule="auto" w:after="180"/>
+        <w:shd w:fill="F4F9FC"/>
+      </w:pPr>
+      <w:r>
+        <w:rPr>
+          <w:b w:val="0"/>
+        </w:rPr>
+        <w:t xml:space="preserve">1. MAE becomes20 mm; MSE becomes1400/3 mm²; </w:t>
+      </w:r>
+      <w:r>
+        <w:rPr>
+          <w:b/>
+        </w:rPr>
+        <w:t>RMSE</w:t>
+      </w:r>
+      <w:r>
+        <w:rPr>
+          <w:b w:val="0"/>
+        </w:rPr>
+        <w:t xml:space="preserve"> becomes about21.60 mm.</w:t>
+      </w:r>
+    </w:p>
+    <w:p>
+      <w:pPr>
+        <w:spacing w:line="336" w:lineRule="auto" w:after="180"/>
+        <w:shd w:fill="F4F9FC"/>
+      </w:pPr>
+      <w:r>
+        <w:rPr>
+          <w:b w:val="0"/>
+        </w:rPr>
+        <w:t xml:space="preserve">2. This one example guarantees correct results for every future </w:t>
+      </w:r>
+      <w:r>
+        <w:rPr>
+          <w:b/>
+        </w:rPr>
+        <w:t>input</w:t>
+      </w:r>
+      <w:r>
+        <w:rPr>
+          <w:b w:val="0"/>
+        </w:rPr>
+        <w:t>.</w:t>
+      </w:r>
+    </w:p>
+    <w:p>
+      <w:pPr>
+        <w:spacing w:line="336" w:lineRule="auto" w:after="180"/>
+        <w:shd w:fill="F4F9FC"/>
+      </w:pPr>
+      <w:r>
+        <w:rPr>
+          <w:b w:val="0"/>
+        </w:rPr>
+        <w:t xml:space="preserve">3. We can decide the result without examining the changed </w:t>
+      </w:r>
+      <w:r>
+        <w:rPr>
+          <w:b/>
+        </w:rPr>
+        <w:t>input</w:t>
+      </w:r>
+      <w:r>
+        <w:rPr>
+          <w:b w:val="0"/>
+        </w:rPr>
+        <w:t xml:space="preserve"> or the procedure.</w:t>
       </w:r>
     </w:p>
     <w:p>
@@ -1615,36 +2427,225 @@
       </w:r>
     </w:p>
     <w:p>
-      <w:r>
+      <w:pPr>
+        <w:pStyle w:val="Heading3"/>
+      </w:pPr>
+      <w:r>
+        <w:t>Hint · try first</w:t>
+      </w:r>
+    </w:p>
+    <w:p>
+      <w:pPr>
+        <w:spacing w:line="336" w:lineRule="auto" w:after="180"/>
+        <w:shd w:fill="F1F6F8"/>
+      </w:pPr>
+      <w:r>
+        <w:rPr>
+          <w:b w:val="0"/>
+        </w:rPr>
         <w:t>Hint if needed: Use the changed condition and the deciding step in the pictorial trace. The answer must say what follows from those facts.</w:t>
       </w:r>
     </w:p>
     <w:p>
-      <w:r>
-        <w:t>After your attempt, compare with the supported explanation: MAE becomes20 mm; MSE becomes1400/3 mm²; RMSE becomes about21.60 mm. Residuals scale by10; squares scale by100, while the square root returns a length unit.</w:t>
-      </w:r>
-    </w:p>
-    <w:p>
       <w:pPr>
         <w:pStyle w:val="Heading3"/>
       </w:pPr>
       <w:r>
+        <w:t>Feedback · compare after trying</w:t>
+      </w:r>
+    </w:p>
+    <w:p>
+      <w:pPr>
+        <w:spacing w:line="336" w:lineRule="auto" w:after="180"/>
+        <w:shd w:fill="F1F6FC"/>
+      </w:pPr>
+      <w:r>
+        <w:rPr>
+          <w:b w:val="0"/>
+        </w:rPr>
+        <w:t xml:space="preserve">After your attempt, compare with the supported explanation: MAE becomes20 mm; MSE becomes1400/3 mm²; </w:t>
+      </w:r>
+      <w:r>
+        <w:rPr>
+          <w:b/>
+        </w:rPr>
+        <w:t>RMSE</w:t>
+      </w:r>
+      <w:r>
+        <w:rPr>
+          <w:b w:val="0"/>
+        </w:rPr>
+        <w:t xml:space="preserve"> becomes about21.60 mm. Residuals scale by10; squares scale by100, while the square root returns a length </w:t>
+      </w:r>
+      <w:r>
+        <w:rPr>
+          <w:b/>
+        </w:rPr>
+        <w:t>unit</w:t>
+      </w:r>
+      <w:r>
+        <w:rPr>
+          <w:b w:val="0"/>
+        </w:rPr>
+        <w:t>.</w:t>
+      </w:r>
+    </w:p>
+    <w:p>
+      <w:pPr>
+        <w:pStyle w:val="Heading3"/>
+      </w:pPr>
+      <w:r>
         <w:t>Repair a missing building block</w:t>
       </w:r>
     </w:p>
     <w:p>
-      <w:r>
-        <w:t>Review Mean, Median, and Baselines (ai-4/20). Goal: Fit mean and median constant baselines on training targets. Short practice: Does either original baseline win under evaluation MAE? Point to the relevant step in the picture, then write the changed result and the rule or evidence that supports it.. Return to this week and explain what you changed.</w:t>
-      </w:r>
-    </w:p>
-    <w:p>
-      <w:r>
-        <w:t>Review Error Analysis (ai-4/18). Goal: Categorize development errors using evidence. Short practice: What evidence would support the claim that a change helps fresh dim-light images? Point to the relevant step in the picture, then write the changed result and the rule or evidence that supports it.. Return to this week and explain what you changed.</w:t>
-      </w:r>
-    </w:p>
-    <w:p>
-      <w:r>
-        <w:t>Review Confusion Matrix (ai-4/15). Goal: Build a labelled confusion matrix from matched reference and prediction pairs. Short practice: Why is adding TP alone without reducing FN an incorrect revision? Point to the relevant step in the picture, then write the changed result and the rule or evidence that supports it.. Return to this week and explain what you changed.</w:t>
+      <w:pPr>
+        <w:spacing w:line="336" w:lineRule="auto" w:after="180"/>
+      </w:pPr>
+      <w:r>
+        <w:rPr>
+          <w:b w:val="0"/>
+        </w:rPr>
+        <w:t xml:space="preserve">Review Mean, Median, and Baselines (ai-4/20). Goal: Fit mean and median constant baselines on </w:t>
+      </w:r>
+      <w:r>
+        <w:rPr>
+          <w:b/>
+        </w:rPr>
+        <w:t>training</w:t>
+      </w:r>
+      <w:r>
+        <w:rPr>
+          <w:b w:val="0"/>
+        </w:rPr>
+        <w:t xml:space="preserve"> targets. Short practice: Does either original baseline win under evaluation MAE?</w:t>
+      </w:r>
+    </w:p>
+    <w:p>
+      <w:pPr>
+        <w:spacing w:line="336" w:lineRule="auto" w:after="180"/>
+      </w:pPr>
+      <w:r>
+        <w:rPr>
+          <w:b w:val="0"/>
+        </w:rPr>
+        <w:t xml:space="preserve">Point to the relevant step in the picture, then write the changed result and the rule or </w:t>
+      </w:r>
+      <w:r>
+        <w:rPr>
+          <w:b/>
+        </w:rPr>
+        <w:t>evidence</w:t>
+      </w:r>
+      <w:r>
+        <w:rPr>
+          <w:b w:val="0"/>
+        </w:rPr>
+        <w:t xml:space="preserve"> that supports it.. Return to this week and explain what you changed.</w:t>
+      </w:r>
+    </w:p>
+    <w:p>
+      <w:pPr>
+        <w:spacing w:line="336" w:lineRule="auto" w:after="180"/>
+      </w:pPr>
+      <w:r>
+        <w:rPr>
+          <w:b w:val="0"/>
+        </w:rPr>
+        <w:t xml:space="preserve">Review Error Analysis (ai-4/18). Goal: Categorize development errors using </w:t>
+      </w:r>
+      <w:r>
+        <w:rPr>
+          <w:b/>
+        </w:rPr>
+        <w:t>evidence</w:t>
+      </w:r>
+      <w:r>
+        <w:rPr>
+          <w:b w:val="0"/>
+        </w:rPr>
+        <w:t xml:space="preserve">. Short practice: What </w:t>
+      </w:r>
+      <w:r>
+        <w:rPr>
+          <w:b/>
+        </w:rPr>
+        <w:t>evidence</w:t>
+      </w:r>
+      <w:r>
+        <w:rPr>
+          <w:b w:val="0"/>
+        </w:rPr>
+        <w:t xml:space="preserve"> would support the claim that a change helps fresh dim-light images?</w:t>
+      </w:r>
+    </w:p>
+    <w:p>
+      <w:pPr>
+        <w:spacing w:line="336" w:lineRule="auto" w:after="180"/>
+      </w:pPr>
+      <w:r>
+        <w:rPr>
+          <w:b w:val="0"/>
+        </w:rPr>
+        <w:t xml:space="preserve">Point to the relevant step in the picture, then write the changed result and the rule or </w:t>
+      </w:r>
+      <w:r>
+        <w:rPr>
+          <w:b/>
+        </w:rPr>
+        <w:t>evidence</w:t>
+      </w:r>
+      <w:r>
+        <w:rPr>
+          <w:b w:val="0"/>
+        </w:rPr>
+        <w:t xml:space="preserve"> that supports it.. Return to this week and explain what you changed.</w:t>
+      </w:r>
+    </w:p>
+    <w:p>
+      <w:pPr>
+        <w:spacing w:line="336" w:lineRule="auto" w:after="180"/>
+      </w:pPr>
+      <w:r>
+        <w:rPr>
+          <w:b w:val="0"/>
+        </w:rPr>
+        <w:t xml:space="preserve">Review Confusion Matrix (ai-4/15). Goal: Build a labelled confusion matrix from matched reference and </w:t>
+      </w:r>
+      <w:r>
+        <w:rPr>
+          <w:b/>
+        </w:rPr>
+        <w:t>prediction</w:t>
+      </w:r>
+      <w:r>
+        <w:rPr>
+          <w:b w:val="0"/>
+        </w:rPr>
+        <w:t xml:space="preserve"> pairs. Short practice: Why is adding TP alone without reducing FN an incorrect revision?</w:t>
+      </w:r>
+    </w:p>
+    <w:p>
+      <w:pPr>
+        <w:spacing w:line="336" w:lineRule="auto" w:after="180"/>
+      </w:pPr>
+      <w:r>
+        <w:rPr>
+          <w:b w:val="0"/>
+        </w:rPr>
+        <w:t xml:space="preserve">Point to the relevant step in the picture, then write the changed result and the rule or </w:t>
+      </w:r>
+      <w:r>
+        <w:rPr>
+          <w:b/>
+        </w:rPr>
+        <w:t>evidence</w:t>
+      </w:r>
+      <w:r>
+        <w:rPr>
+          <w:b w:val="0"/>
+        </w:rPr>
+        <w:t xml:space="preserve"> that supports it.. Return to this week and explain what you changed.</w:t>
       </w:r>
     </w:p>
     <w:p>
@@ -1656,8 +2657,61 @@
       </w:r>
     </w:p>
     <w:p>
-      <w:r>
-        <w:t>The browser lab lets you edit the supported Python examples already included in this lesson. Predict first, run, inspect the actual output or error, change one input, then run again. Keep code, predictions, actual results and a reasoned revision together. On paper, label your result as a trace rather than an execution.</w:t>
+      <w:pPr>
+        <w:spacing w:line="336" w:lineRule="auto" w:after="180"/>
+      </w:pPr>
+      <w:r>
+        <w:rPr>
+          <w:b w:val="0"/>
+        </w:rPr>
+        <w:t xml:space="preserve">The browser lab lets you edit the supported Python examples already included in this lesson. Predict first, run, inspect the actual </w:t>
+      </w:r>
+      <w:r>
+        <w:rPr>
+          <w:b/>
+        </w:rPr>
+        <w:t>output</w:t>
+      </w:r>
+      <w:r>
+        <w:rPr>
+          <w:b w:val="0"/>
+        </w:rPr>
+        <w:t xml:space="preserve"> or error, change one </w:t>
+      </w:r>
+      <w:r>
+        <w:rPr>
+          <w:b/>
+        </w:rPr>
+        <w:t>input</w:t>
+      </w:r>
+      <w:r>
+        <w:rPr>
+          <w:b w:val="0"/>
+        </w:rPr>
+        <w:t>, then run again.</w:t>
+      </w:r>
+    </w:p>
+    <w:p>
+      <w:pPr>
+        <w:spacing w:line="336" w:lineRule="auto" w:after="180"/>
+      </w:pPr>
+      <w:r>
+        <w:rPr>
+          <w:b w:val="0"/>
+        </w:rPr>
+        <w:t xml:space="preserve">Keep code, </w:t>
+      </w:r>
+      <w:r>
+        <w:rPr>
+          <w:b/>
+        </w:rPr>
+        <w:t>prediction</w:t>
+      </w:r>
+      <w:r>
+        <w:rPr>
+          <w:b w:val="0"/>
+        </w:rPr>
+        <w:t>s, actual results and a reasoned revision together. On paper, label your result as a trace rather than an execution.</w:t>
       </w:r>
     </w:p>
     <w:p>
@@ -1669,8 +2723,37 @@
       </w:r>
     </w:p>
     <w:p>
-      <w:r>
-        <w:t>Use Download completed work in the hosted lesson to export your answers, reflections, practice feedback and code-run evidence. Open the HTML copy to read or print it. Drafts stay in this browser when storage is available; clear drafts on a shared device.</w:t>
+      <w:pPr>
+        <w:spacing w:line="336" w:lineRule="auto" w:after="180"/>
+      </w:pPr>
+      <w:r>
+        <w:rPr>
+          <w:b w:val="0"/>
+        </w:rPr>
+        <w:t xml:space="preserve">Use Download completed work in the hosted lesson to export your answers, reflections, practice feedback and code-run </w:t>
+      </w:r>
+      <w:r>
+        <w:rPr>
+          <w:b/>
+        </w:rPr>
+        <w:t>evidence</w:t>
+      </w:r>
+      <w:r>
+        <w:rPr>
+          <w:b w:val="0"/>
+        </w:rPr>
+        <w:t>. Open the HTML copy to read or print it.</w:t>
+      </w:r>
+    </w:p>
+    <w:p>
+      <w:pPr>
+        <w:spacing w:line="336" w:lineRule="auto" w:after="180"/>
+      </w:pPr>
+      <w:r>
+        <w:rPr>
+          <w:b w:val="0"/>
+        </w:rPr>
+        <w:t>Drafts stay in this browser when storage is available; clear drafts on a shared device.</w:t>
       </w:r>
     </w:p>
     <w:p>
@@ -1684,6 +2767,853 @@
     <w:p>
       <w:r>
         <w:t>________________________________________________________________</w:t>
+      </w:r>
+    </w:p>
+    <w:p>
+      <w:r>
+        <w:t>________________________________________________________________</w:t>
+      </w:r>
+    </w:p>
+    <w:p>
+      <w:r>
+        <w:t>________________________________________________________________</w:t>
+      </w:r>
+    </w:p>
+    <w:p>
+      <w:r>
+        <w:t>________________________________________________________________</w:t>
+      </w:r>
+    </w:p>
+    <w:p>
+      <w:r>
+        <w:t>________________________________________________________________</w:t>
+      </w:r>
+    </w:p>
+    <w:p>
+      <w:pPr>
+        <w:pStyle w:val="Heading1"/>
+      </w:pPr>
+      <w:r>
+        <w:t>21. Visual concept journey</w:t>
+      </w:r>
+    </w:p>
+    <w:p>
+      <w:r>
+        <w:t>Explain each Absolute Error and MAE picture from its labels, then record a relevant limit.</w:t>
+      </w:r>
+    </w:p>
+    <w:p>
+      <w:pPr>
+        <w:pStyle w:val="Heading3"/>
+      </w:pPr>
+      <w:r>
+        <w:t>01. Absolute Error and MAE: the case</w:t>
+      </w:r>
+    </w:p>
+    <w:p>
+      <w:r>
+        <w:drawing>
+          <wp:inline xmlns:a="http://schemas.openxmlformats.org/drawingml/2006/main" xmlns:pic="http://schemas.openxmlformats.org/drawingml/2006/picture">
+            <wp:extent cx="5486400" cy="2990088"/>
+            <wp:docPr id="2" name="Picture 2" descr="Compare absolute and squared error without losing track of units. Supplied facts: Residuals are [-1, 2, 3] cm. Use MAE=mean absolute residual and MSE=mean squared residual. All inputs and outcomes in this worked example are invented classroom data; no real model run is claimed."/>
+            <wp:cNvGraphicFramePr>
+              <a:graphicFrameLocks noChangeAspect="1"/>
+            </wp:cNvGraphicFramePr>
+            <a:graphic>
+              <a:graphicData uri="http://schemas.openxmlformats.org/drawingml/2006/picture">
+                <pic:pic>
+                  <pic:nvPicPr>
+                    <pic:cNvPr id="0" name="academy-story-ai-4-21-01.png"/>
+                    <pic:cNvPicPr/>
+                  </pic:nvPicPr>
+                  <pic:blipFill>
+                    <a:blip r:embed="rId10"/>
+                    <a:stretch>
+                      <a:fillRect/>
+                    </a:stretch>
+                  </pic:blipFill>
+                  <pic:spPr>
+                    <a:xfrm>
+                      <a:off x="0" y="0"/>
+                      <a:ext cx="5486400" cy="2990088"/>
+                    </a:xfrm>
+                    <a:prstGeom prst="rect"/>
+                  </pic:spPr>
+                </pic:pic>
+              </a:graphicData>
+            </a:graphic>
+          </wp:inline>
+        </w:drawing>
+      </w:r>
+    </w:p>
+    <w:p>
+      <w:pPr>
+        <w:spacing w:line="336" w:lineRule="auto" w:after="180"/>
+      </w:pPr>
+      <w:r>
+        <w:rPr>
+          <w:b w:val="0"/>
+        </w:rPr>
+        <w:t xml:space="preserve">Compare absolute and squared error without losing track of </w:t>
+      </w:r>
+      <w:r>
+        <w:rPr>
+          <w:b/>
+        </w:rPr>
+        <w:t>unit</w:t>
+      </w:r>
+      <w:r>
+        <w:rPr>
+          <w:b w:val="0"/>
+        </w:rPr>
+        <w:t>s. Supplied facts: Residuals are [-1, 2, 3] cm. Use MAE=mean absolute residual and MSE=mean squared residual.</w:t>
+      </w:r>
+    </w:p>
+    <w:p>
+      <w:pPr>
+        <w:spacing w:line="336" w:lineRule="auto" w:after="180"/>
+      </w:pPr>
+      <w:r>
+        <w:rPr>
+          <w:b w:val="0"/>
+        </w:rPr>
+        <w:t xml:space="preserve">All </w:t>
+      </w:r>
+      <w:r>
+        <w:rPr>
+          <w:b/>
+        </w:rPr>
+        <w:t>input</w:t>
+      </w:r>
+      <w:r>
+        <w:rPr>
+          <w:b w:val="0"/>
+        </w:rPr>
+        <w:t>s and outcomes in this worked example are invented classroom data; no real model run is claimed.</w:t>
+      </w:r>
+    </w:p>
+    <w:p>
+      <w:pPr>
+        <w:spacing w:line="336" w:lineRule="auto" w:after="180"/>
+        <w:shd w:fill="F5F1FB"/>
+      </w:pPr>
+      <w:r>
+        <w:rPr>
+          <w:b w:val="0"/>
+        </w:rPr>
+        <w:t>Point to the given fact that matters most. Explain why it matters.</w:t>
+      </w:r>
+    </w:p>
+    <w:p>
+      <w:pPr>
+        <w:pStyle w:val="Heading3"/>
+      </w:pPr>
+      <w:r>
+        <w:t>My picture explanation, deciding evidence and one limit</w:t>
+      </w:r>
+    </w:p>
+    <w:p>
+      <w:r>
+        <w:t>________________________________________________________________</w:t>
+      </w:r>
+    </w:p>
+    <w:p>
+      <w:r>
+        <w:t>________________________________________________________________</w:t>
+      </w:r>
+    </w:p>
+    <w:p>
+      <w:r>
+        <w:t>________________________________________________________________</w:t>
+      </w:r>
+    </w:p>
+    <w:p>
+      <w:r>
+        <w:t>________________________________________________________________</w:t>
+      </w:r>
+    </w:p>
+    <w:p>
+      <w:pPr>
+        <w:pStyle w:val="Heading3"/>
+      </w:pPr>
+      <w:r>
+        <w:t>02. Follow the deciding steps</w:t>
+      </w:r>
+    </w:p>
+    <w:p>
+      <w:r>
+        <w:drawing>
+          <wp:inline xmlns:a="http://schemas.openxmlformats.org/drawingml/2006/main" xmlns:pic="http://schemas.openxmlformats.org/drawingml/2006/picture">
+            <wp:extent cx="5486400" cy="3182112"/>
+            <wp:docPr id="3" name="Picture 3" descr="Absolute errors: Absolute values1, 2, 3 give MAE6/3=2 cm. → Squared errors: Squares1, 4, 9 give MSE14/3 cm², approximately = 4.67 cm². → Root squared error: RMSE=sqrt(14/3), approximately2.16 cm."/>
+            <wp:cNvGraphicFramePr>
+              <a:graphicFrameLocks noChangeAspect="1"/>
+            </wp:cNvGraphicFramePr>
+            <a:graphic>
+              <a:graphicData uri="http://schemas.openxmlformats.org/drawingml/2006/picture">
+                <pic:pic>
+                  <pic:nvPicPr>
+                    <pic:cNvPr id="0" name="academy-story-ai-4-21-02.png"/>
+                    <pic:cNvPicPr/>
+                  </pic:nvPicPr>
+                  <pic:blipFill>
+                    <a:blip r:embed="rId11"/>
+                    <a:stretch>
+                      <a:fillRect/>
+                    </a:stretch>
+                  </pic:blipFill>
+                  <pic:spPr>
+                    <a:xfrm>
+                      <a:off x="0" y="0"/>
+                      <a:ext cx="5486400" cy="3182112"/>
+                    </a:xfrm>
+                    <a:prstGeom prst="rect"/>
+                  </pic:spPr>
+                </pic:pic>
+              </a:graphicData>
+            </a:graphic>
+          </wp:inline>
+        </w:drawing>
+      </w:r>
+    </w:p>
+    <w:p>
+      <w:pPr>
+        <w:spacing w:line="336" w:lineRule="auto" w:after="180"/>
+      </w:pPr>
+      <w:r>
+        <w:rPr>
+          <w:b/>
+        </w:rPr>
+        <w:t>Absolute error</w:t>
+      </w:r>
+      <w:r>
+        <w:rPr>
+          <w:b w:val="0"/>
+        </w:rPr>
+        <w:t xml:space="preserve">s: Absolute values1, 2, 3 give MAE6/3=2 cm. → Squared errors: Squares1, 4, 9 give MSE14/3 cm², approximately = 4.67 cm². → Root squared error: </w:t>
+      </w:r>
+      <w:r>
+        <w:rPr>
+          <w:b/>
+        </w:rPr>
+        <w:t>RMSE</w:t>
+      </w:r>
+      <w:r>
+        <w:rPr>
+          <w:b w:val="0"/>
+        </w:rPr>
+        <w:t>=sqrt(14/3), approximately2.16 cm.</w:t>
+      </w:r>
+    </w:p>
+    <w:p>
+      <w:pPr>
+        <w:spacing w:line="336" w:lineRule="auto" w:after="180"/>
+        <w:shd w:fill="F5F1FB"/>
+      </w:pPr>
+      <w:r>
+        <w:rPr>
+          <w:b w:val="0"/>
+        </w:rPr>
+        <w:t xml:space="preserve">Point to each numbered stage and explain which recorded </w:t>
+      </w:r>
+      <w:r>
+        <w:rPr>
+          <w:b/>
+        </w:rPr>
+        <w:t>input</w:t>
+      </w:r>
+      <w:r>
+        <w:rPr>
+          <w:b w:val="0"/>
+        </w:rPr>
+        <w:t xml:space="preserve"> it uses.</w:t>
+      </w:r>
+    </w:p>
+    <w:p>
+      <w:pPr>
+        <w:pStyle w:val="Heading3"/>
+      </w:pPr>
+      <w:r>
+        <w:t>My picture explanation, deciding evidence and one limit</w:t>
+      </w:r>
+    </w:p>
+    <w:p>
+      <w:r>
+        <w:t>________________________________________________________________</w:t>
+      </w:r>
+    </w:p>
+    <w:p>
+      <w:r>
+        <w:t>________________________________________________________________</w:t>
+      </w:r>
+    </w:p>
+    <w:p>
+      <w:r>
+        <w:t>________________________________________________________________</w:t>
+      </w:r>
+    </w:p>
+    <w:p>
+      <w:r>
+        <w:t>________________________________________________________________</w:t>
+      </w:r>
+    </w:p>
+    <w:p>
+      <w:pPr>
+        <w:pStyle w:val="Heading3"/>
+      </w:pPr>
+      <w:r>
+        <w:t>03. Absolute and squared loss at a glance</w:t>
+      </w:r>
+    </w:p>
+    <w:p>
+      <w:r>
+        <w:drawing>
+          <wp:inline xmlns:a="http://schemas.openxmlformats.org/drawingml/2006/main" xmlns:pic="http://schemas.openxmlformats.org/drawingml/2006/picture">
+            <wp:extent cx="5486400" cy="2834640"/>
+            <wp:docPr id="4" name="Picture 4" descr="Absolute and squared loss at a glance. Residuals | minus 1 plus 2 minus 3 | Signed differences. Absolute values | 1 2 3 | MAE 2 cm. Squares | 1 4 9 | MSE 14 divided by 3"/>
+            <wp:cNvGraphicFramePr>
+              <a:graphicFrameLocks noChangeAspect="1"/>
+            </wp:cNvGraphicFramePr>
+            <a:graphic>
+              <a:graphicData uri="http://schemas.openxmlformats.org/drawingml/2006/picture">
+                <pic:pic>
+                  <pic:nvPicPr>
+                    <pic:cNvPr id="0" name="academy-story-ai-4-21-03.png"/>
+                    <pic:cNvPicPr/>
+                  </pic:nvPicPr>
+                  <pic:blipFill>
+                    <a:blip r:embed="rId12"/>
+                    <a:stretch>
+                      <a:fillRect/>
+                    </a:stretch>
+                  </pic:blipFill>
+                  <pic:spPr>
+                    <a:xfrm>
+                      <a:off x="0" y="0"/>
+                      <a:ext cx="5486400" cy="2834640"/>
+                    </a:xfrm>
+                    <a:prstGeom prst="rect"/>
+                  </pic:spPr>
+                </pic:pic>
+              </a:graphicData>
+            </a:graphic>
+          </wp:inline>
+        </w:drawing>
+      </w:r>
+    </w:p>
+    <w:p>
+      <w:pPr>
+        <w:spacing w:line="336" w:lineRule="auto" w:after="180"/>
+      </w:pPr>
+      <w:r>
+        <w:rPr>
+          <w:b w:val="0"/>
+        </w:rPr>
+        <w:t xml:space="preserve">Absolute and squared </w:t>
+      </w:r>
+      <w:r>
+        <w:rPr>
+          <w:b/>
+        </w:rPr>
+        <w:t>loss</w:t>
+      </w:r>
+      <w:r>
+        <w:rPr>
+          <w:b w:val="0"/>
+        </w:rPr>
+        <w:t xml:space="preserve"> at a glance. Residuals | minus 1 plus 2 minus 3 | Signed differences. Absolute values | 1 2 3 | MAE 2 cm. Squares | 1 4 9 | MSE 14 divided by 3</w:t>
+      </w:r>
+    </w:p>
+    <w:p>
+      <w:pPr>
+        <w:spacing w:line="336" w:lineRule="auto" w:after="180"/>
+        <w:shd w:fill="F5F1FB"/>
+      </w:pPr>
+      <w:r>
+        <w:rPr>
+          <w:b w:val="0"/>
+        </w:rPr>
+        <w:t>Read the labels and values. Explain the relationship the model shows.</w:t>
+      </w:r>
+    </w:p>
+    <w:p>
+      <w:pPr>
+        <w:pStyle w:val="Heading3"/>
+      </w:pPr>
+      <w:r>
+        <w:t>My picture explanation, deciding evidence and one limit</w:t>
+      </w:r>
+    </w:p>
+    <w:p>
+      <w:r>
+        <w:t>________________________________________________________________</w:t>
+      </w:r>
+    </w:p>
+    <w:p>
+      <w:r>
+        <w:t>________________________________________________________________</w:t>
+      </w:r>
+    </w:p>
+    <w:p>
+      <w:r>
+        <w:t>________________________________________________________________</w:t>
+      </w:r>
+    </w:p>
+    <w:p>
+      <w:r>
+        <w:t>________________________________________________________________</w:t>
+      </w:r>
+    </w:p>
+    <w:p>
+      <w:pPr>
+        <w:pStyle w:val="Heading3"/>
+      </w:pPr>
+      <w:r>
+        <w:t>04. Change one thing. Trace what follows.</w:t>
+      </w:r>
+    </w:p>
+    <w:p>
+      <w:r>
+        <w:drawing>
+          <wp:inline xmlns:a="http://schemas.openxmlformats.org/drawingml/2006/main" xmlns:pic="http://schemas.openxmlformats.org/drawingml/2006/picture">
+            <wp:extent cx="5486400" cy="3026664"/>
+            <wp:docPr id="5" name="Picture 5" descr="Original case: RMSE=sqrt(14/3), approximately2.16 cm. Changed condition: Convert every residual to millimetres. Expected result: MAE becomes20 mm; MSE becomes1400/3 mm²; RMSE becomes about21.60 mm. Reason: Residuals scale by10; squares scale by100, while the square root returns a length unit."/>
+            <wp:cNvGraphicFramePr>
+              <a:graphicFrameLocks noChangeAspect="1"/>
+            </wp:cNvGraphicFramePr>
+            <a:graphic>
+              <a:graphicData uri="http://schemas.openxmlformats.org/drawingml/2006/picture">
+                <pic:pic>
+                  <pic:nvPicPr>
+                    <pic:cNvPr id="0" name="academy-story-ai-4-21-04.png"/>
+                    <pic:cNvPicPr/>
+                  </pic:nvPicPr>
+                  <pic:blipFill>
+                    <a:blip r:embed="rId13"/>
+                    <a:stretch>
+                      <a:fillRect/>
+                    </a:stretch>
+                  </pic:blipFill>
+                  <pic:spPr>
+                    <a:xfrm>
+                      <a:off x="0" y="0"/>
+                      <a:ext cx="5486400" cy="3026664"/>
+                    </a:xfrm>
+                    <a:prstGeom prst="rect"/>
+                  </pic:spPr>
+                </pic:pic>
+              </a:graphicData>
+            </a:graphic>
+          </wp:inline>
+        </w:drawing>
+      </w:r>
+    </w:p>
+    <w:p>
+      <w:pPr>
+        <w:spacing w:line="336" w:lineRule="auto" w:after="180"/>
+      </w:pPr>
+      <w:r>
+        <w:rPr>
+          <w:b w:val="0"/>
+        </w:rPr>
+        <w:t xml:space="preserve">Original case: </w:t>
+      </w:r>
+      <w:r>
+        <w:rPr>
+          <w:b/>
+        </w:rPr>
+        <w:t>RMSE</w:t>
+      </w:r>
+      <w:r>
+        <w:rPr>
+          <w:b w:val="0"/>
+        </w:rPr>
+        <w:t xml:space="preserve">=sqrt(14/3), approximately2.16 cm. Changed condition: Convert every residual to millimetres. Expected result: MAE becomes20 mm; MSE becomes1400/3 mm²; </w:t>
+      </w:r>
+      <w:r>
+        <w:rPr>
+          <w:b/>
+        </w:rPr>
+        <w:t>RMSE</w:t>
+      </w:r>
+      <w:r>
+        <w:rPr>
+          <w:b w:val="0"/>
+        </w:rPr>
+        <w:t xml:space="preserve"> becomes about21.60 mm.</w:t>
+      </w:r>
+    </w:p>
+    <w:p>
+      <w:pPr>
+        <w:spacing w:line="336" w:lineRule="auto" w:after="180"/>
+      </w:pPr>
+      <w:r>
+        <w:rPr>
+          <w:b w:val="0"/>
+        </w:rPr>
+        <w:t xml:space="preserve">Reason: Residuals scale by10; squares scale by100, while the square root returns a length </w:t>
+      </w:r>
+      <w:r>
+        <w:rPr>
+          <w:b/>
+        </w:rPr>
+        <w:t>unit</w:t>
+      </w:r>
+      <w:r>
+        <w:rPr>
+          <w:b w:val="0"/>
+        </w:rPr>
+        <w:t>.</w:t>
+      </w:r>
+    </w:p>
+    <w:p>
+      <w:pPr>
+        <w:spacing w:line="336" w:lineRule="auto" w:after="180"/>
+        <w:shd w:fill="F5F1FB"/>
+      </w:pPr>
+      <w:r>
+        <w:rPr>
+          <w:b w:val="0"/>
+        </w:rPr>
+        <w:t>Predict before checking the worked changed-case result. Name what changed and what the supplied facts allow you to conclude.</w:t>
+      </w:r>
+    </w:p>
+    <w:p>
+      <w:pPr>
+        <w:pStyle w:val="Heading3"/>
+      </w:pPr>
+      <w:r>
+        <w:t>My picture explanation, deciding evidence and one limit</w:t>
+      </w:r>
+    </w:p>
+    <w:p>
+      <w:r>
+        <w:t>________________________________________________________________</w:t>
+      </w:r>
+    </w:p>
+    <w:p>
+      <w:r>
+        <w:t>________________________________________________________________</w:t>
+      </w:r>
+    </w:p>
+    <w:p>
+      <w:r>
+        <w:t>________________________________________________________________</w:t>
+      </w:r>
+    </w:p>
+    <w:p>
+      <w:r>
+        <w:t>________________________________________________________________</w:t>
+      </w:r>
+    </w:p>
+    <w:p>
+      <w:pPr>
+        <w:pStyle w:val="Heading3"/>
+      </w:pPr>
+      <w:r>
+        <w:t>05. Connect the explanation to its limit</w:t>
+      </w:r>
+    </w:p>
+    <w:p>
+      <w:r>
+        <w:drawing>
+          <wp:inline xmlns:a="http://schemas.openxmlformats.org/drawingml/2006/main" xmlns:pic="http://schemas.openxmlformats.org/drawingml/2006/picture">
+            <wp:extent cx="5486400" cy="2834640"/>
+            <wp:docPr id="6" name="Picture 6" descr="Read the picture in order. RMSE=sqrt(14/3), approximately2.16 cm. The arrows show which recorded input or intermediate result each decision uses. Explain the deciding step aloud before checking the changed case; pointing to the final answer alone does not show how it follows. Limit: Different loss functions weight large misses differently; a smaller selected loss is not automatically better for every consequence."/>
+            <wp:cNvGraphicFramePr>
+              <a:graphicFrameLocks noChangeAspect="1"/>
+            </wp:cNvGraphicFramePr>
+            <a:graphic>
+              <a:graphicData uri="http://schemas.openxmlformats.org/drawingml/2006/picture">
+                <pic:pic>
+                  <pic:nvPicPr>
+                    <pic:cNvPr id="0" name="academy-story-ai-4-21-05.png"/>
+                    <pic:cNvPicPr/>
+                  </pic:nvPicPr>
+                  <pic:blipFill>
+                    <a:blip r:embed="rId14"/>
+                    <a:stretch>
+                      <a:fillRect/>
+                    </a:stretch>
+                  </pic:blipFill>
+                  <pic:spPr>
+                    <a:xfrm>
+                      <a:off x="0" y="0"/>
+                      <a:ext cx="5486400" cy="2834640"/>
+                    </a:xfrm>
+                    <a:prstGeom prst="rect"/>
+                  </pic:spPr>
+                </pic:pic>
+              </a:graphicData>
+            </a:graphic>
+          </wp:inline>
+        </w:drawing>
+      </w:r>
+    </w:p>
+    <w:p>
+      <w:pPr>
+        <w:spacing w:line="336" w:lineRule="auto" w:after="180"/>
+      </w:pPr>
+      <w:r>
+        <w:rPr>
+          <w:b w:val="0"/>
+        </w:rPr>
+        <w:t xml:space="preserve">Read the picture in order. </w:t>
+      </w:r>
+      <w:r>
+        <w:rPr>
+          <w:b/>
+        </w:rPr>
+        <w:t>RMSE</w:t>
+      </w:r>
+      <w:r>
+        <w:rPr>
+          <w:b w:val="0"/>
+        </w:rPr>
+        <w:t xml:space="preserve">=sqrt(14/3), approximately2.16 cm. The arrows show which recorded </w:t>
+      </w:r>
+      <w:r>
+        <w:rPr>
+          <w:b/>
+        </w:rPr>
+        <w:t>input</w:t>
+      </w:r>
+      <w:r>
+        <w:rPr>
+          <w:b w:val="0"/>
+        </w:rPr>
+        <w:t xml:space="preserve"> or intermediate result each decision uses.</w:t>
+      </w:r>
+    </w:p>
+    <w:p>
+      <w:pPr>
+        <w:spacing w:line="336" w:lineRule="auto" w:after="180"/>
+      </w:pPr>
+      <w:r>
+        <w:rPr>
+          <w:b w:val="0"/>
+        </w:rPr>
+        <w:t>Explain the deciding step aloud before checking the changed case; pointing to the final answer alone does not show how it follows.</w:t>
+      </w:r>
+    </w:p>
+    <w:p>
+      <w:pPr>
+        <w:spacing w:line="336" w:lineRule="auto" w:after="180"/>
+      </w:pPr>
+      <w:r>
+        <w:rPr>
+          <w:b w:val="0"/>
+        </w:rPr>
+        <w:t xml:space="preserve">Limit: Different </w:t>
+      </w:r>
+      <w:r>
+        <w:rPr>
+          <w:b/>
+        </w:rPr>
+        <w:t>loss</w:t>
+      </w:r>
+      <w:r>
+        <w:rPr>
+          <w:b w:val="0"/>
+        </w:rPr>
+        <w:t xml:space="preserve"> functions weight large misses differently; a smaller selected </w:t>
+      </w:r>
+      <w:r>
+        <w:rPr>
+          <w:b/>
+        </w:rPr>
+        <w:t>loss</w:t>
+      </w:r>
+      <w:r>
+        <w:rPr>
+          <w:b w:val="0"/>
+        </w:rPr>
+        <w:t xml:space="preserve"> is not automatically better for every consequence.</w:t>
+      </w:r>
+    </w:p>
+    <w:p>
+      <w:pPr>
+        <w:spacing w:line="336" w:lineRule="auto" w:after="180"/>
+        <w:shd w:fill="F5F1FB"/>
+      </w:pPr>
+      <w:r>
+        <w:rPr>
+          <w:b w:val="0"/>
+        </w:rPr>
+        <w:t>Explain the case, then point to a limit on the claim.</w:t>
+      </w:r>
+    </w:p>
+    <w:p>
+      <w:pPr>
+        <w:pStyle w:val="Heading3"/>
+      </w:pPr>
+      <w:r>
+        <w:t>My picture explanation, deciding evidence and one limit</w:t>
+      </w:r>
+    </w:p>
+    <w:p>
+      <w:r>
+        <w:t>________________________________________________________________</w:t>
+      </w:r>
+    </w:p>
+    <w:p>
+      <w:r>
+        <w:t>________________________________________________________________</w:t>
+      </w:r>
+    </w:p>
+    <w:p>
+      <w:r>
+        <w:t>________________________________________________________________</w:t>
+      </w:r>
+    </w:p>
+    <w:p>
+      <w:r>
+        <w:t>________________________________________________________________</w:t>
+      </w:r>
+    </w:p>
+    <w:p>
+      <w:pPr>
+        <w:pStyle w:val="Heading3"/>
+      </w:pPr>
+      <w:r>
+        <w:t>06. Make the idea visible in your project</w:t>
+      </w:r>
+    </w:p>
+    <w:p>
+      <w:r>
+        <w:drawing>
+          <wp:inline xmlns:a="http://schemas.openxmlformats.org/drawingml/2006/main" xmlns:pic="http://schemas.openxmlformats.org/drawingml/2006/picture">
+            <wp:extent cx="5486400" cy="3681984"/>
+            <wp:docPr id="7" name="Picture 7" descr="For your Responsible Plant Classifier, save the input, procedure, observed result and limitation of this check. Label this worked example as practice; use a different, previously unreviewed case when checking independent understanding. Draw your input, deciding step, result and limit. Supported question: Why is quoting MSE as4.67 cm misleading? Point to the relevant step in the picture, then write the changed result and the rule or evidence that supports it."/>
+            <wp:cNvGraphicFramePr>
+              <a:graphicFrameLocks noChangeAspect="1"/>
+            </wp:cNvGraphicFramePr>
+            <a:graphic>
+              <a:graphicData uri="http://schemas.openxmlformats.org/drawingml/2006/picture">
+                <pic:pic>
+                  <pic:nvPicPr>
+                    <pic:cNvPr id="0" name="academy-story-ai-4-21-06.png"/>
+                    <pic:cNvPicPr/>
+                  </pic:nvPicPr>
+                  <pic:blipFill>
+                    <a:blip r:embed="rId15"/>
+                    <a:stretch>
+                      <a:fillRect/>
+                    </a:stretch>
+                  </pic:blipFill>
+                  <pic:spPr>
+                    <a:xfrm>
+                      <a:off x="0" y="0"/>
+                      <a:ext cx="5486400" cy="3681984"/>
+                    </a:xfrm>
+                    <a:prstGeom prst="rect"/>
+                  </pic:spPr>
+                </pic:pic>
+              </a:graphicData>
+            </a:graphic>
+          </wp:inline>
+        </w:drawing>
+      </w:r>
+    </w:p>
+    <w:p>
+      <w:pPr>
+        <w:spacing w:line="336" w:lineRule="auto" w:after="180"/>
+      </w:pPr>
+      <w:r>
+        <w:rPr>
+          <w:b w:val="0"/>
+        </w:rPr>
+        <w:t xml:space="preserve">For your Responsible Plant Classifier, save the </w:t>
+      </w:r>
+      <w:r>
+        <w:rPr>
+          <w:b/>
+        </w:rPr>
+        <w:t>input</w:t>
+      </w:r>
+      <w:r>
+        <w:rPr>
+          <w:b w:val="0"/>
+        </w:rPr>
+        <w:t>, procedure, observed result and limitation of this check.</w:t>
+      </w:r>
+    </w:p>
+    <w:p>
+      <w:pPr>
+        <w:spacing w:line="336" w:lineRule="auto" w:after="180"/>
+      </w:pPr>
+      <w:r>
+        <w:rPr>
+          <w:b w:val="0"/>
+        </w:rPr>
+        <w:t xml:space="preserve">Label this worked example as practice; use a different, previously unreviewed case when checking independent understanding. Draw your </w:t>
+      </w:r>
+      <w:r>
+        <w:rPr>
+          <w:b/>
+        </w:rPr>
+        <w:t>input</w:t>
+      </w:r>
+      <w:r>
+        <w:rPr>
+          <w:b w:val="0"/>
+        </w:rPr>
+        <w:t>, deciding step, result and limit.</w:t>
+      </w:r>
+    </w:p>
+    <w:p>
+      <w:pPr>
+        <w:spacing w:line="336" w:lineRule="auto" w:after="180"/>
+      </w:pPr>
+      <w:r>
+        <w:rPr>
+          <w:b w:val="0"/>
+        </w:rPr>
+        <w:t xml:space="preserve">Supported question: Why is quoting MSE as4.67 cm misleading? Point to the relevant step in the picture, then write the changed result and the rule or </w:t>
+      </w:r>
+      <w:r>
+        <w:rPr>
+          <w:b/>
+        </w:rPr>
+        <w:t>evidence</w:t>
+      </w:r>
+      <w:r>
+        <w:rPr>
+          <w:b w:val="0"/>
+        </w:rPr>
+        <w:t xml:space="preserve"> that supports it.</w:t>
+      </w:r>
+    </w:p>
+    <w:p>
+      <w:pPr>
+        <w:spacing w:line="336" w:lineRule="auto" w:after="180"/>
+        <w:shd w:fill="F5F1FB"/>
+      </w:pPr>
+      <w:r>
+        <w:rPr>
+          <w:b w:val="0"/>
+        </w:rPr>
+        <w:t xml:space="preserve">Draw your project trace and justify the deciding step using </w:t>
+      </w:r>
+      <w:r>
+        <w:rPr>
+          <w:b/>
+        </w:rPr>
+        <w:t>evidence</w:t>
+      </w:r>
+      <w:r>
+        <w:rPr>
+          <w:b w:val="0"/>
+        </w:rPr>
+        <w:t>.</w:t>
+      </w:r>
+    </w:p>
+    <w:p>
+      <w:pPr>
+        <w:pStyle w:val="Heading3"/>
+      </w:pPr>
+      <w:r>
+        <w:t>My picture explanation, deciding evidence and one limit</w:t>
       </w:r>
     </w:p>
     <w:p>

--- a/downloads/workbook/ai-4-week-21.docx
+++ b/downloads/workbook/ai-4-week-21.docx
@@ -1088,6 +1088,26 @@
     <w:p>
       <w:r>
         <w:t>Compute MAE. Apply the supplied Absolute Error and MAE facts and keep your reasoning.</w:t>
+      </w:r>
+    </w:p>
+    <w:p>
+      <w:pPr>
+        <w:pStyle w:val="Heading3"/>
+      </w:pPr>
+      <w:r>
+        <w:t>Where to find the supplied example</w:t>
+      </w:r>
+    </w:p>
+    <w:p>
+      <w:pPr>
+        <w:spacing w:line="336" w:lineRule="auto" w:after="180"/>
+        <w:shd w:fill="F1F6F8"/>
+      </w:pPr>
+      <w:r>
+        <w:rPr>
+          <w:b w:val="0"/>
+        </w:rPr>
+        <w:t>Reference for this exercise: open this week’s student lesson, “Absolute Error and MAE”, at “See how it works” and “Follow a worked example”. Use the original worked values or code named in the question; the later pictorial case is a separate example. Keep this reference beside your workbook while practising.</w:t>
       </w:r>
     </w:p>
     <w:p>

--- a/downloads/workbook/ai-4-week-21.docx
+++ b/downloads/workbook/ai-4-week-21.docx
@@ -25,22 +25,45 @@
         <w:pStyle w:val="Heading1"/>
       </w:pPr>
       <w:r>
-        <w:t>01. Recall and choose your starting point</w:t>
-      </w:r>
-    </w:p>
-    <w:p>
-      <w:r>
-        <w:t>Record your starting explanation for Absolute Error and MAE before opening notes. Show any later correction separately.</w:t>
-      </w:r>
-    </w:p>
-    <w:p>
-      <w:pPr>
-        <w:spacing w:line="336" w:lineRule="auto" w:after="180"/>
-      </w:pPr>
-      <w:r>
-        <w:rPr>
-          <w:b w:val="0"/>
-        </w:rPr>
+        <w:t>One readable loss-and-unit evidence record.</w:t>
+      </w:r>
+    </w:p>
+    <w:p>
+      <w:r>
+        <w:t>Trace row errors,compute distinct averages and convert target and squared units correctly.</w:t>
+      </w:r>
+    </w:p>
+    <w:p>
+      <w:r>
+        <w:t>W1–W3/W5 → selected metre task → numeric project loss record → changed-case return.</w:t>
+      </w:r>
+    </w:p>
+    <w:p>
+      <w:pPr>
+        <w:pStyle w:val="Heading1"/>
+      </w:pPr>
+      <w:r>
+        <w:t>01. Recall · Retrieve before notes</w:t>
+      </w:r>
+    </w:p>
+    <w:p>
+      <w:r>
+        <w:t>Keep this task’s complete inputs, stated rule and support record together.</w:t>
+      </w:r>
+    </w:p>
+    <w:p>
+      <w:pPr>
+        <w:pStyle w:val="Heading2"/>
+      </w:pPr>
+      <w:r>
+        <w:t>Task and evidence record</w:t>
+      </w:r>
+    </w:p>
+    <w:p>
+      <w:pPr>
+        <w:pStyle w:val="ListBullet"/>
+      </w:pPr>
+      <w:r>
         <w:t>Try the recall before opening notes. Then use a different colour or a labelled second line to correct your explanation.</w:t>
       </w:r>
     </w:p>
@@ -54,12 +77,9 @@
     </w:p>
     <w:p>
       <w:pPr>
-        <w:spacing w:line="336" w:lineRule="auto" w:after="180"/>
-      </w:pPr>
-      <w:r>
-        <w:rPr>
-          <w:b w:val="0"/>
-        </w:rPr>
+        <w:pStyle w:val="ListBullet"/>
+      </w:pPr>
+      <w:r>
         <w:t>Without opening the old lesson, explain one key idea from Mean, Median, and Baselines. Give an example and a mistake that the idea helps you avoid.</w:t>
       </w:r>
     </w:p>
@@ -96,12 +116,9 @@
     </w:p>
     <w:p>
       <w:pPr>
-        <w:spacing w:line="336" w:lineRule="auto" w:after="180"/>
-      </w:pPr>
-      <w:r>
-        <w:rPr>
-          <w:b w:val="0"/>
-        </w:rPr>
+        <w:pStyle w:val="ListBullet"/>
+      </w:pPr>
+      <w:r>
         <w:t>Without opening the old lesson, explain one key idea from Error Analysis. Give an example and a mistake that the idea helps you avoid.</w:t>
       </w:r>
     </w:p>
@@ -138,12 +155,9 @@
     </w:p>
     <w:p>
       <w:pPr>
-        <w:spacing w:line="336" w:lineRule="auto" w:after="180"/>
-      </w:pPr>
-      <w:r>
-        <w:rPr>
-          <w:b w:val="0"/>
-        </w:rPr>
+        <w:pStyle w:val="ListBullet"/>
+      </w:pPr>
+      <w:r>
         <w:t>Without opening the old lesson, explain one key idea from Confusion Matrix. Give an example and a mistake that the idea helps you avoid.</w:t>
       </w:r>
     </w:p>
@@ -175,147 +189,52 @@
         <w:pStyle w:val="Heading1"/>
       </w:pPr>
       <w:r>
-        <w:t>02. Practise with fading help</w:t>
-      </w:r>
-    </w:p>
-    <w:p>
-      <w:r>
-        <w:t>Complete the supported Absolute Error and MAE trace and record the first step you can explain without help.</w:t>
-      </w:r>
-    </w:p>
-    <w:p>
-      <w:pPr>
-        <w:spacing w:line="336" w:lineRule="auto" w:after="180"/>
-      </w:pPr>
-      <w:r>
-        <w:rPr>
-          <w:b w:val="0"/>
-        </w:rPr>
-        <w:t xml:space="preserve">Use W2: Compute squared </w:t>
-      </w:r>
-      <w:r>
-        <w:rPr>
-          <w:b/>
-        </w:rPr>
-        <w:t>loss</w:t>
-      </w:r>
-      <w:r>
-        <w:rPr>
-          <w:b w:val="0"/>
-        </w:rPr>
-        <w:t xml:space="preserve"> for Absolute and squared </w:t>
-      </w:r>
-      <w:r>
-        <w:rPr>
-          <w:b/>
-        </w:rPr>
-        <w:t>loss</w:t>
-      </w:r>
-      <w:r>
-        <w:rPr>
-          <w:b w:val="0"/>
-        </w:rPr>
-        <w:t>. Record the answer once; the lesson and workbook refer to the same attempt.</w:t>
-      </w:r>
-    </w:p>
-    <w:tbl>
-      <w:tblPr>
-        <w:tblStyle w:val="LightShading-Accent1"/>
-        <w:tblW w:type="auto" w:w="0"/>
-        <w:tblLook w:firstColumn="1" w:firstRow="1" w:lastColumn="0" w:lastRow="0" w:noHBand="0" w:noVBand="1" w:val="04A0"/>
-      </w:tblPr>
-      <w:tblGrid>
-        <w:gridCol w:w="2556"/>
-        <w:gridCol w:w="2556"/>
-        <w:gridCol w:w="2556"/>
-        <w:gridCol w:w="2556"/>
-      </w:tblGrid>
-      <w:tr>
-        <w:trPr>
-          <w:tblHeader/>
-        </w:trPr>
-        <w:tc>
-          <w:tcPr>
-            <w:tcW w:type="dxa" w:w="2556"/>
-          </w:tcPr>
-          <w:p>
-            <w:r>
-              <w:t>Given inputs</w:t>
-            </w:r>
-          </w:p>
-        </w:tc>
-        <w:tc>
-          <w:tcPr>
-            <w:tcW w:type="dxa" w:w="2556"/>
-          </w:tcPr>
-          <w:p>
-            <w:r>
-              <w:t>Procedure I chose</w:t>
-            </w:r>
-          </w:p>
-        </w:tc>
-        <w:tc>
-          <w:tcPr>
-            <w:tcW w:type="dxa" w:w="2556"/>
-          </w:tcPr>
-          <w:p>
-            <w:r>
-              <w:t>Middle steps</w:t>
-            </w:r>
-          </w:p>
-        </w:tc>
-        <w:tc>
-          <w:tcPr>
-            <w:tcW w:type="dxa" w:w="2556"/>
-          </w:tcPr>
-          <w:p>
-            <w:r>
-              <w:t>Result and check</w:t>
-            </w:r>
-          </w:p>
-        </w:tc>
-      </w:tr>
-      <w:tr>
-        <w:tc>
-          <w:tcPr>
-            <w:tcW w:type="dxa" w:w="2556"/>
-          </w:tcPr>
-          <w:p>
-            <w:r/>
-          </w:p>
-        </w:tc>
-        <w:tc>
-          <w:tcPr>
-            <w:tcW w:type="dxa" w:w="2556"/>
-          </w:tcPr>
-          <w:p>
-            <w:r/>
-          </w:p>
-        </w:tc>
-        <w:tc>
-          <w:tcPr>
-            <w:tcW w:type="dxa" w:w="2556"/>
-          </w:tcPr>
-          <w:p>
-            <w:r/>
-          </w:p>
-        </w:tc>
-        <w:tc>
-          <w:tcPr>
-            <w:tcW w:type="dxa" w:w="2556"/>
-          </w:tcPr>
-          <w:p>
-            <w:r/>
-          </w:p>
-        </w:tc>
-      </w:tr>
-    </w:tbl>
+        <w:t>12. W1 · Explain the mechanism</w:t>
+      </w:r>
+    </w:p>
+    <w:p>
+      <w:r>
+        <w:t>Keep this task’s complete inputs, stated rule and support record together.</w:t>
+      </w:r>
+    </w:p>
+    <w:p>
+      <w:pPr>
+        <w:pStyle w:val="Heading2"/>
+      </w:pPr>
+      <w:r>
+        <w:t>Task and evidence record</w:t>
+      </w:r>
+    </w:p>
+    <w:p>
+      <w:pPr>
+        <w:pStyle w:val="ListBullet"/>
+      </w:pPr>
+      <w:r>
+        <w:t>Main residuals [-1,2,-3] cm and pictured [-1,2,3] cm have absolute magnitudes [1,2,3] and squares [1,4,9]: MAE 2 cm,MSE 14/3 cm²,RMSE sqrt(14/3)≈2.16 cm. cm→mm gives MAE20 mm,MSE1400/3 mm²,RMSE≈21.60 mm. Lab training [5,7,9] cm fits mean7; E1–E3 observed [10,10,10],candidate [10,10,4],baseline [7,7,7]. Candidate MAE2/MSE12/RMSEsqrt12; baseline MAE3/MSE9/RMSE3,with target/squared units explicit.</w:t>
+      </w:r>
+    </w:p>
+    <w:p>
+      <w:pPr>
+        <w:pStyle w:val="ListBullet"/>
+      </w:pPr>
+      <w:r>
+        <w:t>Reference for this exercise: open this week’s student lesson, “Absolute Error and MAE”, at “See how it works” and “Follow a worked example”. Use the original worked values or code named in the question; the later pictorial case is a separate example. Keep this reference beside your workbook while practising.</w:t>
+      </w:r>
+    </w:p>
+    <w:p>
+      <w:pPr>
+        <w:pStyle w:val="ListBullet"/>
+      </w:pPr>
+      <w:r>
+        <w:t>Calculate MAE for the worked residuals.</w:t>
+      </w:r>
+    </w:p>
     <w:p>
       <w:pPr>
         <w:pStyle w:val="Heading3"/>
       </w:pPr>
       <w:r>
-        <w:t>The step I completed without help, and the hint I needed</w:t>
+        <w:t>My reasoning and evidence</w:t>
       </w:r>
     </w:p>
     <w:p>
@@ -334,39 +253,55 @@
       </w:r>
     </w:p>
     <w:p>
+      <w:r>
+        <w:t>________________________________________________________________</w:t>
+      </w:r>
+    </w:p>
+    <w:p>
+      <w:r>
+        <w:t>________________________________________________________________</w:t>
+      </w:r>
+    </w:p>
+    <w:p>
+      <w:r>
+        <w:t>________________________________________________________________</w:t>
+      </w:r>
+    </w:p>
+    <w:p>
       <w:pPr>
         <w:pStyle w:val="Heading1"/>
       </w:pPr>
       <w:r>
-        <w:t>03. Individual reasoning check</w:t>
-      </w:r>
-    </w:p>
-    <w:p>
-      <w:r>
-        <w:t>Check the proposed Absolute Error and MAE explanation against the supplied facts before discussing it.</w:t>
-      </w:r>
-    </w:p>
-    <w:p>
-      <w:pPr>
-        <w:spacing w:line="336" w:lineRule="auto" w:after="180"/>
-      </w:pPr>
-      <w:r>
-        <w:rPr>
-          <w:b w:val="0"/>
-        </w:rPr>
-        <w:t xml:space="preserve">Use the worked case for Absolute and squared </w:t>
-      </w:r>
-      <w:r>
-        <w:rPr>
-          <w:b/>
-        </w:rPr>
-        <w:t>loss</w:t>
-      </w:r>
-      <w:r>
-        <w:rPr>
-          <w:b w:val="0"/>
-        </w:rPr>
-        <w:t>. Proposed explanation: “A final answer is enough”. Decide whether this explanation is supported. Point to the step or supplied fact that decides; explain your repair if needed.</w:t>
+        <w:t>13. W2 · Trace the current experiment</w:t>
+      </w:r>
+    </w:p>
+    <w:p>
+      <w:r>
+        <w:t>Keep this task’s complete inputs, stated rule and support record together.</w:t>
+      </w:r>
+    </w:p>
+    <w:p>
+      <w:pPr>
+        <w:pStyle w:val="Heading2"/>
+      </w:pPr>
+      <w:r>
+        <w:t>Task and evidence record</w:t>
+      </w:r>
+    </w:p>
+    <w:p>
+      <w:pPr>
+        <w:pStyle w:val="ListBullet"/>
+      </w:pPr>
+      <w:r>
+        <w:t>Main residuals [-1,2,-3] cm and pictured [-1,2,3] cm have absolute magnitudes [1,2,3] and squares [1,4,9]: MAE 2 cm,MSE 14/3 cm²,RMSE sqrt(14/3)≈2.16 cm. cm→mm gives MAE20 mm,MSE1400/3 mm²,RMSE≈21.60 mm. Lab training [5,7,9] cm fits mean7; E1–E3 observed [10,10,10],candidate [10,10,4],baseline [7,7,7]. Candidate MAE2/MSE12/RMSEsqrt12; baseline MAE3/MSE9/RMSE3,with target/squared units explicit.</w:t>
+      </w:r>
+    </w:p>
+    <w:p>
+      <w:pPr>
+        <w:pStyle w:val="ListBullet"/>
+      </w:pPr>
+      <w:r>
+        <w:t>Give MSE and RMSE with units.</w:t>
       </w:r>
     </w:p>
     <w:p>
@@ -374,7 +309,7 @@
         <w:pStyle w:val="Heading3"/>
       </w:pPr>
       <w:r>
-        <w:t>My explanation before partner discussion</w:t>
+        <w:t>My reasoning and evidence</w:t>
       </w:r>
     </w:p>
     <w:p>
@@ -398,16 +333,50 @@
       </w:r>
     </w:p>
     <w:p>
+      <w:r>
+        <w:t>________________________________________________________________</w:t>
+      </w:r>
+    </w:p>
+    <w:p>
+      <w:r>
+        <w:t>________________________________________________________________</w:t>
+      </w:r>
+    </w:p>
+    <w:p>
       <w:pPr>
         <w:pStyle w:val="Heading1"/>
       </w:pPr>
       <w:r>
-        <w:t>04. Independent transfer case</w:t>
-      </w:r>
-    </w:p>
-    <w:p>
-      <w:r>
-        <w:t>Write one first attempt at the reserved independent case before feedback. Repeated copies of that case refer to the same recorded attempt.</w:t>
+        <w:t>14. W3 · Repair the reasoning</w:t>
+      </w:r>
+    </w:p>
+    <w:p>
+      <w:r>
+        <w:t>Keep this task’s complete inputs, stated rule and support record together.</w:t>
+      </w:r>
+    </w:p>
+    <w:p>
+      <w:pPr>
+        <w:pStyle w:val="Heading2"/>
+      </w:pPr>
+      <w:r>
+        <w:t>Task and evidence record</w:t>
+      </w:r>
+    </w:p>
+    <w:p>
+      <w:pPr>
+        <w:pStyle w:val="ListBullet"/>
+      </w:pPr>
+      <w:r>
+        <w:t>Main residuals [-1,2,-3] cm and pictured [-1,2,3] cm have absolute magnitudes [1,2,3] and squares [1,4,9]: MAE 2 cm,MSE 14/3 cm²,RMSE sqrt(14/3)≈2.16 cm. cm→mm gives MAE20 mm,MSE1400/3 mm²,RMSE≈21.60 mm. Lab training [5,7,9] cm fits mean7; E1–E3 observed [10,10,10],candidate [10,10,4],baseline [7,7,7]. Candidate MAE2/MSE12/RMSEsqrt12; baseline MAE3/MSE9/RMSE3,with target/squared units explicit.</w:t>
+      </w:r>
+    </w:p>
+    <w:p>
+      <w:pPr>
+        <w:pStyle w:val="ListBullet"/>
+      </w:pPr>
+      <w:r>
+        <w:t>Why do [0, 0, 6] and [2, 2, 2] have equal MAE but unequal MSE?</w:t>
       </w:r>
     </w:p>
     <w:p>
@@ -415,30 +384,157 @@
         <w:pStyle w:val="Heading3"/>
       </w:pPr>
       <w:r>
+        <w:t>My reasoning and evidence</w:t>
+      </w:r>
+    </w:p>
+    <w:p>
+      <w:r>
+        <w:t>________________________________________________________________</w:t>
+      </w:r>
+    </w:p>
+    <w:p>
+      <w:r>
+        <w:t>________________________________________________________________</w:t>
+      </w:r>
+    </w:p>
+    <w:p>
+      <w:r>
+        <w:t>________________________________________________________________</w:t>
+      </w:r>
+    </w:p>
+    <w:p>
+      <w:r>
+        <w:t>________________________________________________________________</w:t>
+      </w:r>
+    </w:p>
+    <w:p>
+      <w:r>
+        <w:t>________________________________________________________________</w:t>
+      </w:r>
+    </w:p>
+    <w:p>
+      <w:r>
+        <w:t>________________________________________________________________</w:t>
+      </w:r>
+    </w:p>
+    <w:p>
+      <w:pPr>
+        <w:pStyle w:val="Heading1"/>
+      </w:pPr>
+      <w:r>
+        <w:t>16. W5 · Plan the next check</w:t>
+      </w:r>
+    </w:p>
+    <w:p>
+      <w:r>
+        <w:t>Keep this task’s complete inputs, stated rule and support record together.</w:t>
+      </w:r>
+    </w:p>
+    <w:p>
+      <w:pPr>
+        <w:pStyle w:val="Heading2"/>
+      </w:pPr>
+      <w:r>
+        <w:t>Task and evidence record</w:t>
+      </w:r>
+    </w:p>
+    <w:p>
+      <w:pPr>
+        <w:pStyle w:val="ListBullet"/>
+      </w:pPr>
+      <w:r>
+        <w:t>Main residuals [-1,2,-3] cm and pictured [-1,2,3] cm have absolute magnitudes [1,2,3] and squares [1,4,9]: MAE 2 cm,MSE 14/3 cm²,RMSE sqrt(14/3)≈2.16 cm. cm→mm gives MAE20 mm,MSE1400/3 mm²,RMSE≈21.60 mm. Lab training [5,7,9] cm fits mean7; E1–E3 observed [10,10,10],candidate [10,10,4],baseline [7,7,7]. Candidate MAE2/MSE12/RMSEsqrt12; baseline MAE3/MSE9/RMSE3,with target/squared units explicit.</w:t>
+      </w:r>
+    </w:p>
+    <w:p>
+      <w:pPr>
+        <w:pStyle w:val="ListBullet"/>
+      </w:pPr>
+      <w:r>
+        <w:t>A team switches from MSE to MAE only after seeing a bad large error. What should be reported?</w:t>
+      </w:r>
+    </w:p>
+    <w:p>
+      <w:pPr>
+        <w:pStyle w:val="Heading3"/>
+      </w:pPr>
+      <w:r>
+        <w:t>My reasoning and evidence</w:t>
+      </w:r>
+    </w:p>
+    <w:p>
+      <w:r>
+        <w:t>________________________________________________________________</w:t>
+      </w:r>
+    </w:p>
+    <w:p>
+      <w:r>
+        <w:t>________________________________________________________________</w:t>
+      </w:r>
+    </w:p>
+    <w:p>
+      <w:r>
+        <w:t>________________________________________________________________</w:t>
+      </w:r>
+    </w:p>
+    <w:p>
+      <w:r>
+        <w:t>________________________________________________________________</w:t>
+      </w:r>
+    </w:p>
+    <w:p>
+      <w:r>
+        <w:t>________________________________________________________________</w:t>
+      </w:r>
+    </w:p>
+    <w:p>
+      <w:r>
+        <w:t>________________________________________________________________</w:t>
+      </w:r>
+    </w:p>
+    <w:p>
+      <w:pPr>
+        <w:pStyle w:val="Heading1"/>
+      </w:pPr>
+      <w:r>
+        <w:t>04. Try alone · Selected experiment task</w:t>
+      </w:r>
+    </w:p>
+    <w:p>
+      <w:r>
+        <w:t>Keep this task’s complete inputs, stated rule and support record together.</w:t>
+      </w:r>
+    </w:p>
+    <w:p>
+      <w:pPr>
+        <w:pStyle w:val="Heading2"/>
+      </w:pPr>
+      <w:r>
+        <w:t>Task and evidence record</w:t>
+      </w:r>
+    </w:p>
+    <w:p>
+      <w:pPr>
+        <w:pStyle w:val="ListBullet"/>
+      </w:pPr>
+      <w:r>
+        <w:t>This independent task starts with residuals in metres. Apply each operation to the supplied three residuals before converting the final losses: metre-to-centimetre scale100 for MAE/RMSE and10000 for MSE. The independent values differ from the centimetre worked example. State squared units for MSE and do not infer new model predictions or unseen-case reliability.</w:t>
+      </w:r>
+    </w:p>
+    <w:p>
+      <w:pPr>
+        <w:pStyle w:val="Heading3"/>
+      </w:pPr>
+      <w:r>
         <w:t>Independent case: Apply independently</w:t>
       </w:r>
     </w:p>
     <w:p>
       <w:pPr>
-        <w:spacing w:line="336" w:lineRule="auto" w:after="180"/>
-      </w:pPr>
-      <w:r>
-        <w:rPr>
-          <w:b w:val="0"/>
-        </w:rPr>
-        <w:t xml:space="preserve">Residuals [-2, 0, 4] m: calculate MAE MSE </w:t>
-      </w:r>
-      <w:r>
-        <w:rPr>
-          <w:b/>
-        </w:rPr>
-        <w:t>RMSE</w:t>
-      </w:r>
-      <w:r>
-        <w:rPr>
-          <w:b w:val="0"/>
-        </w:rPr>
-        <w:t xml:space="preserve"> and the result of converting to cm.</w:t>
+        <w:pStyle w:val="ListBullet"/>
+      </w:pPr>
+      <w:r>
+        <w:t>Residuals [-2, 0, 4] m: calculate MAE MSE RMSE and the result of converting to cm.</w:t>
       </w:r>
     </w:p>
     <w:p>
@@ -486,12 +582,9 @@
     </w:p>
     <w:p>
       <w:pPr>
-        <w:spacing w:line="336" w:lineRule="auto" w:after="180"/>
-      </w:pPr>
-      <w:r>
-        <w:rPr>
-          <w:b w:val="0"/>
-        </w:rPr>
+        <w:pStyle w:val="ListBullet"/>
+      </w:pPr>
+      <w:r>
         <w:t>Attempt this case before feedback. Record any help. Earlier examples below are further practice; a case already practised with feedback cannot establish fresh transfer.</w:t>
       </w:r>
     </w:p>
@@ -500,24 +593,69 @@
         <w:pStyle w:val="Heading1"/>
       </w:pPr>
       <w:r>
-        <w:t>05. Your learning target</w:t>
-      </w:r>
-    </w:p>
-    <w:p>
-      <w:r>
-        <w:t>Connect the Absolute Error and MAE target to a trace and a justified conclusion.</w:t>
-      </w:r>
-    </w:p>
-    <w:p>
-      <w:pPr>
-        <w:spacing w:line="336" w:lineRule="auto" w:after="180"/>
-        <w:shd w:fill="F5F1FB"/>
-      </w:pPr>
-      <w:r>
-        <w:rPr>
-          <w:b w:val="0"/>
-        </w:rPr>
-        <w:t>Actual=[3,8,10], predicted=[5,5,11]. Compute signed residuals and MAE. A student averages residuals and gets zero; is that MAE?</w:t>
+        <w:t>09. Project · Keep the experiment evidence</w:t>
+      </w:r>
+    </w:p>
+    <w:p>
+      <w:r>
+        <w:t>Keep this task’s complete inputs, stated rule and support record together.</w:t>
+      </w:r>
+    </w:p>
+    <w:p>
+      <w:pPr>
+        <w:pStyle w:val="Heading2"/>
+      </w:pPr>
+      <w:r>
+        <w:t>Task and evidence record</w:t>
+      </w:r>
+    </w:p>
+    <w:p>
+      <w:pPr>
+        <w:pStyle w:val="ListBullet"/>
+      </w:pPr>
+      <w:r>
+        <w:t>Use MAE correctly in the optional growth model; keep classifier and regression metrics clearly separated.</w:t>
+      </w:r>
+    </w:p>
+    <w:p>
+      <w:pPr>
+        <w:pStyle w:val="ListBullet"/>
+      </w:pPr>
+      <w:r>
+        <w:t>The project change and evidence I will keep</w:t>
+      </w:r>
+    </w:p>
+    <w:p>
+      <w:pPr>
+        <w:pStyle w:val="Heading3"/>
+      </w:pPr>
+      <w:r>
+        <w:t>Write or draw your reasoning and evidence.</w:t>
+      </w:r>
+    </w:p>
+    <w:p>
+      <w:r>
+        <w:t>________________________________________________________________</w:t>
+      </w:r>
+    </w:p>
+    <w:p>
+      <w:r>
+        <w:t>________________________________________________________________</w:t>
+      </w:r>
+    </w:p>
+    <w:p>
+      <w:r>
+        <w:t>________________________________________________________________</w:t>
+      </w:r>
+    </w:p>
+    <w:p>
+      <w:r>
+        <w:t>________________________________________________________________</w:t>
+      </w:r>
+    </w:p>
+    <w:p>
+      <w:r>
+        <w:t>________________________________________________________________</w:t>
       </w:r>
     </w:p>
     <w:p>
@@ -525,947 +663,20 @@
         <w:pStyle w:val="Heading1"/>
       </w:pPr>
       <w:r>
-        <w:t>06. Solve the given case</w:t>
-      </w:r>
-    </w:p>
-    <w:p>
-      <w:r>
-        <w:t>Solve the supplied Absolute Error and MAE case and show the deciding evidence.</w:t>
-      </w:r>
-    </w:p>
-    <w:p>
-      <w:pPr>
-        <w:spacing w:line="336" w:lineRule="auto" w:after="180"/>
-      </w:pPr>
-      <w:r>
-        <w:rPr>
-          <w:b w:val="0"/>
-        </w:rPr>
-        <w:t>Actual=[3,5,9], predicted=[2,7,6] cm.</w:t>
-      </w:r>
-    </w:p>
-    <w:p>
-      <w:pPr>
-        <w:spacing w:line="336" w:lineRule="auto" w:after="180"/>
-      </w:pPr>
-      <w:r>
-        <w:rPr>
-          <w:b w:val="0"/>
-        </w:rPr>
-        <w:t>Calculate MAE.</w:t>
-      </w:r>
-    </w:p>
-    <w:p>
-      <w:pPr>
-        <w:spacing w:line="336" w:lineRule="auto" w:after="180"/>
-      </w:pPr>
-      <w:r>
-        <w:rPr>
-          <w:b w:val="0"/>
-        </w:rPr>
-        <w:t xml:space="preserve">Show your trace, calculation or </w:t>
-      </w:r>
-      <w:r>
-        <w:rPr>
-          <w:b/>
-        </w:rPr>
-        <w:t>evidence</w:t>
-      </w:r>
-    </w:p>
-    <w:p>
-      <w:pPr>
-        <w:pStyle w:val="Heading3"/>
-      </w:pPr>
-      <w:r>
-        <w:t>Write or draw your reasoning and evidence.</w:t>
-      </w:r>
-    </w:p>
-    <w:p>
-      <w:r>
-        <w:t>________________________________________________________________</w:t>
-      </w:r>
-    </w:p>
-    <w:p>
-      <w:r>
-        <w:t>________________________________________________________________</w:t>
-      </w:r>
-    </w:p>
-    <w:p>
-      <w:r>
-        <w:t>________________________________________________________________</w:t>
-      </w:r>
-    </w:p>
-    <w:p>
-      <w:r>
-        <w:t>________________________________________________________________</w:t>
-      </w:r>
-    </w:p>
-    <w:p>
-      <w:r>
-        <w:t>________________________________________________________________</w:t>
-      </w:r>
-    </w:p>
-    <w:p>
-      <w:pPr>
-        <w:pStyle w:val="Heading1"/>
-      </w:pPr>
-      <w:r>
-        <w:t>07. Check a changed case</w:t>
-      </w:r>
-    </w:p>
-    <w:p>
-      <w:r>
-        <w:t>Apply the procedure to the changed case and record why the conclusion follows.</w:t>
-      </w:r>
-    </w:p>
-    <w:p>
-      <w:pPr>
-        <w:spacing w:line="336" w:lineRule="auto" w:after="180"/>
-      </w:pPr>
-      <w:r>
-        <w:rPr>
-          <w:b w:val="0"/>
-        </w:rPr>
-        <w:t xml:space="preserve">Actual heights are 4, 8 and 10 cm; </w:t>
-      </w:r>
-      <w:r>
-        <w:rPr>
-          <w:b/>
-        </w:rPr>
-        <w:t>prediction</w:t>
-      </w:r>
-      <w:r>
-        <w:rPr>
-          <w:b w:val="0"/>
-        </w:rPr>
-        <w:t xml:space="preserve">s are 5, 6 and 13 cm. Calculate </w:t>
-      </w:r>
-      <w:r>
-        <w:rPr>
-          <w:b/>
-        </w:rPr>
-        <w:t>absolute error</w:t>
-      </w:r>
-      <w:r>
-        <w:rPr>
-          <w:b w:val="0"/>
-        </w:rPr>
-        <w:t>s and MAE.</w:t>
-      </w:r>
-    </w:p>
-    <w:p>
-      <w:pPr>
-        <w:spacing w:line="336" w:lineRule="auto" w:after="180"/>
-      </w:pPr>
-      <w:r>
-        <w:rPr>
-          <w:b w:val="0"/>
-        </w:rPr>
-        <w:t>My independent answer and reason</w:t>
-      </w:r>
-    </w:p>
-    <w:p>
-      <w:pPr>
-        <w:pStyle w:val="Heading3"/>
-      </w:pPr>
-      <w:r>
-        <w:t>Write or draw your reasoning and evidence.</w:t>
-      </w:r>
-    </w:p>
-    <w:p>
-      <w:r>
-        <w:t>________________________________________________________________</w:t>
-      </w:r>
-    </w:p>
-    <w:p>
-      <w:r>
-        <w:t>________________________________________________________________</w:t>
-      </w:r>
-    </w:p>
-    <w:p>
-      <w:r>
-        <w:t>________________________________________________________________</w:t>
-      </w:r>
-    </w:p>
-    <w:p>
-      <w:r>
-        <w:t>________________________________________________________________</w:t>
-      </w:r>
-    </w:p>
-    <w:p>
-      <w:r>
-        <w:t>________________________________________________________________</w:t>
-      </w:r>
-    </w:p>
-    <w:p>
-      <w:pPr>
-        <w:pStyle w:val="Heading3"/>
-      </w:pPr>
-      <w:r>
-        <w:t>Week 21 Test and reflect</w:t>
-      </w:r>
-    </w:p>
-    <w:p>
-      <w:pPr>
-        <w:pStyle w:val="Heading1"/>
-      </w:pPr>
-      <w:r>
-        <w:t>08. Design a revealing test</w:t>
-      </w:r>
-    </w:p>
-    <w:p>
-      <w:r>
-        <w:t>Specify a changed input, expected result and observation separately.</w:t>
-      </w:r>
-    </w:p>
-    <w:p>
-      <w:pPr>
-        <w:spacing w:line="336" w:lineRule="auto" w:after="180"/>
-      </w:pPr>
-      <w:r>
-        <w:rPr>
-          <w:b w:val="0"/>
-        </w:rPr>
-        <w:t xml:space="preserve">Create a changed </w:t>
-      </w:r>
-      <w:r>
-        <w:rPr>
-          <w:b/>
-        </w:rPr>
-        <w:t>input</w:t>
-      </w:r>
-      <w:r>
-        <w:rPr>
-          <w:b w:val="0"/>
-        </w:rPr>
-        <w:t>, boundary case or missing-information case. Write the expected answer or safe response before testing.</w:t>
-      </w:r>
-    </w:p>
-    <w:tbl>
-      <w:tblPr>
-        <w:tblStyle w:val="LightShading-Accent1"/>
-        <w:tblW w:type="auto" w:w="0"/>
-        <w:tblLook w:firstColumn="1" w:firstRow="1" w:lastColumn="0" w:lastRow="0" w:noHBand="0" w:noVBand="1" w:val="04A0"/>
-      </w:tblPr>
-      <w:tblGrid>
-        <w:gridCol w:w="5112"/>
-        <w:gridCol w:w="5112"/>
-      </w:tblGrid>
-      <w:tr>
-        <w:trPr>
-          <w:tblHeader/>
-        </w:trPr>
-        <w:tc>
-          <w:tcPr>
-            <w:tcW w:type="dxa" w:w="5112"/>
-          </w:tcPr>
-          <w:p>
-            <w:r>
-              <w:t>Test record</w:t>
-            </w:r>
-          </w:p>
-        </w:tc>
-        <w:tc>
-          <w:tcPr>
-            <w:tcW w:type="dxa" w:w="5112"/>
-          </w:tcPr>
-          <w:p>
-            <w:r>
-              <w:t>My evidence</w:t>
-            </w:r>
-          </w:p>
-        </w:tc>
-      </w:tr>
-      <w:tr>
-        <w:tc>
-          <w:tcPr>
-            <w:tcW w:type="dxa" w:w="5112"/>
-          </w:tcPr>
-          <w:p>
-            <w:r>
-              <w:t>Changed input or condition</w:t>
-            </w:r>
-          </w:p>
-        </w:tc>
-        <w:tc>
-          <w:tcPr>
-            <w:tcW w:type="dxa" w:w="5112"/>
-          </w:tcPr>
-          <w:p>
-            <w:r/>
-          </w:p>
-        </w:tc>
-      </w:tr>
-      <w:tr>
-        <w:tc>
-          <w:tcPr>
-            <w:tcW w:type="dxa" w:w="5112"/>
-          </w:tcPr>
-          <w:p>
-            <w:r>
-              <w:t>Expected answer or fallback</w:t>
-            </w:r>
-          </w:p>
-        </w:tc>
-        <w:tc>
-          <w:tcPr>
-            <w:tcW w:type="dxa" w:w="5112"/>
-          </w:tcPr>
-          <w:p>
-            <w:r/>
-          </w:p>
-        </w:tc>
-      </w:tr>
-      <w:tr>
-        <w:tc>
-          <w:tcPr>
-            <w:tcW w:type="dxa" w:w="5112"/>
-          </w:tcPr>
-          <w:p>
-            <w:r>
-              <w:t>Observed result</w:t>
-            </w:r>
-          </w:p>
-        </w:tc>
-        <w:tc>
-          <w:tcPr>
-            <w:tcW w:type="dxa" w:w="5112"/>
-          </w:tcPr>
-          <w:p>
-            <w:r/>
-          </w:p>
-        </w:tc>
-      </w:tr>
-      <w:tr>
-        <w:tc>
-          <w:tcPr>
-            <w:tcW w:type="dxa" w:w="5112"/>
-          </w:tcPr>
-          <w:p>
-            <w:r>
-              <w:t>Why the result occurred</w:t>
-            </w:r>
-          </w:p>
-        </w:tc>
-        <w:tc>
-          <w:tcPr>
-            <w:tcW w:type="dxa" w:w="5112"/>
-          </w:tcPr>
-          <w:p>
-            <w:r/>
-          </w:p>
-        </w:tc>
-      </w:tr>
-    </w:tbl>
-    <w:p>
-      <w:pPr>
-        <w:pStyle w:val="Heading1"/>
-      </w:pPr>
-      <w:r>
-        <w:t>09. Project checkpoint</w:t>
-      </w:r>
-    </w:p>
-    <w:p>
-      <w:r>
-        <w:t>Justify what Absolute Error and MAE adds to Responsible Plant Classifier and keep the evidence.</w:t>
-      </w:r>
-    </w:p>
-    <w:p>
-      <w:pPr>
-        <w:spacing w:line="336" w:lineRule="auto" w:after="180"/>
-      </w:pPr>
-      <w:r>
-        <w:rPr>
-          <w:b w:val="0"/>
-        </w:rPr>
-        <w:t>Use MAE correctly in the optional growth model; keep classifier and regression metrics clearly separated.</w:t>
-      </w:r>
-    </w:p>
-    <w:p>
-      <w:pPr>
-        <w:spacing w:line="336" w:lineRule="auto" w:after="180"/>
-      </w:pPr>
-      <w:r>
-        <w:rPr>
-          <w:b w:val="0"/>
-        </w:rPr>
-        <w:t xml:space="preserve">The project change and </w:t>
-      </w:r>
-      <w:r>
-        <w:rPr>
-          <w:b/>
-        </w:rPr>
-        <w:t>evidence</w:t>
-      </w:r>
-      <w:r>
-        <w:rPr>
-          <w:b w:val="0"/>
-        </w:rPr>
-        <w:t xml:space="preserve"> I will keep</w:t>
-      </w:r>
-    </w:p>
-    <w:p>
-      <w:pPr>
-        <w:pStyle w:val="Heading3"/>
-      </w:pPr>
-      <w:r>
-        <w:t>Write or draw your reasoning and evidence.</w:t>
-      </w:r>
-    </w:p>
-    <w:p>
-      <w:r>
-        <w:t>________________________________________________________________</w:t>
-      </w:r>
-    </w:p>
-    <w:p>
-      <w:r>
-        <w:t>________________________________________________________________</w:t>
-      </w:r>
-    </w:p>
-    <w:p>
-      <w:r>
-        <w:t>________________________________________________________________</w:t>
-      </w:r>
-    </w:p>
-    <w:p>
-      <w:r>
-        <w:t>________________________________________________________________</w:t>
-      </w:r>
-    </w:p>
-    <w:p>
-      <w:r>
-        <w:t>________________________________________________________________</w:t>
-      </w:r>
-    </w:p>
-    <w:p>
-      <w:pPr>
-        <w:pStyle w:val="Heading1"/>
-      </w:pPr>
-      <w:r>
-        <w:t>10. Self check</w:t>
-      </w:r>
-    </w:p>
-    <w:p>
-      <w:r>
-        <w:t>Judge explanation, evidence, transfer and limits separately; attach the work behind your judgement.</w:t>
-      </w:r>
-    </w:p>
-    <w:p>
-      <w:pPr>
-        <w:pStyle w:val="ListBullet"/>
-      </w:pPr>
-      <w:r>
-        <w:t>I can explain the mechanism.</w:t>
-      </w:r>
-    </w:p>
-    <w:p>
-      <w:pPr>
-        <w:pStyle w:val="ListBullet"/>
-      </w:pPr>
-      <w:r>
-        <w:t>I can show evidence.</w:t>
-      </w:r>
-    </w:p>
-    <w:p>
-      <w:pPr>
-        <w:pStyle w:val="ListBullet"/>
-      </w:pPr>
-      <w:r>
-        <w:t>I can handle a changed case.</w:t>
-      </w:r>
-    </w:p>
-    <w:p>
-      <w:pPr>
-        <w:pStyle w:val="ListBullet"/>
-      </w:pPr>
-      <w:r>
-        <w:t>I can name a limit.</w:t>
-      </w:r>
-    </w:p>
-    <w:p>
-      <w:r>
-        <w:t>Mark each as not yet, with help or independently, and attach supporting work.</w:t>
-      </w:r>
-    </w:p>
-    <w:p>
-      <w:pPr>
-        <w:spacing w:line="336" w:lineRule="auto" w:after="180"/>
-      </w:pPr>
-      <w:r>
-        <w:rPr>
-          <w:b w:val="0"/>
-        </w:rPr>
-        <w:t>Teacher review ____________________  Next step ____________________</w:t>
-      </w:r>
-    </w:p>
-    <w:p>
-      <w:pPr>
-        <w:pStyle w:val="Heading1"/>
-      </w:pPr>
-      <w:r>
-        <w:t>11. Transfer practice from the original programme</w:t>
-      </w:r>
-    </w:p>
-    <w:p>
-      <w:r>
-        <w:t>Use this earlier case as transfer practice. A case already discussed with feedback is not fresh assessment evidence.</w:t>
-      </w:r>
-    </w:p>
-    <w:p>
-      <w:pPr>
-        <w:spacing w:line="336" w:lineRule="auto" w:after="180"/>
-        <w:shd w:fill="F5F1FB"/>
-      </w:pPr>
-      <w:r>
-        <w:rPr>
-          <w:b w:val="0"/>
-        </w:rPr>
-        <w:t>Actual=[3,8,10], predicted=[5,5,11]. Compute signed residuals and MAE. A student averages residuals and gets zero; is that MAE?</w:t>
-      </w:r>
-    </w:p>
-    <w:p>
-      <w:pPr>
-        <w:pStyle w:val="Heading3"/>
-      </w:pPr>
-      <w:r>
-        <w:t>My independently reasoned answer</w:t>
-      </w:r>
-    </w:p>
-    <w:p>
-      <w:r>
-        <w:t>________________________________________________________________</w:t>
-      </w:r>
-    </w:p>
-    <w:p>
-      <w:r>
-        <w:t>________________________________________________________________</w:t>
-      </w:r>
-    </w:p>
-    <w:p>
-      <w:r>
-        <w:t>________________________________________________________________</w:t>
-      </w:r>
-    </w:p>
-    <w:p>
-      <w:r>
-        <w:t>________________________________________________________________</w:t>
-      </w:r>
-    </w:p>
-    <w:p>
-      <w:r>
-        <w:t>________________________________________________________________</w:t>
-      </w:r>
-    </w:p>
-    <w:p>
-      <w:r>
-        <w:t>________________________________________________________________</w:t>
-      </w:r>
-    </w:p>
-    <w:p>
-      <w:r>
-        <w:t>________________________________________________________________</w:t>
-      </w:r>
-    </w:p>
-    <w:p>
-      <w:pPr>
-        <w:spacing w:line="336" w:lineRule="auto" w:after="180"/>
-      </w:pPr>
-      <w:r>
-        <w:rPr>
-          <w:b w:val="0"/>
-        </w:rPr>
-        <w:t>Record support used: none, hint or teacher explanation.</w:t>
-      </w:r>
-    </w:p>
-    <w:p>
-      <w:pPr>
-        <w:pStyle w:val="Heading1"/>
-      </w:pPr>
-      <w:r>
-        <w:t>12. W1 Compute MAE</w:t>
-      </w:r>
-    </w:p>
-    <w:p>
-      <w:r>
-        <w:t>Compute MAE. Apply the supplied Absolute Error and MAE facts and keep your reasoning.</w:t>
-      </w:r>
-    </w:p>
-    <w:p>
-      <w:pPr>
-        <w:pStyle w:val="Heading3"/>
-      </w:pPr>
-      <w:r>
-        <w:t>Where to find the supplied example</w:t>
-      </w:r>
-    </w:p>
-    <w:p>
-      <w:pPr>
-        <w:spacing w:line="336" w:lineRule="auto" w:after="180"/>
-        <w:shd w:fill="F1F6F8"/>
-      </w:pPr>
-      <w:r>
-        <w:rPr>
-          <w:b w:val="0"/>
-        </w:rPr>
-        <w:t>Reference for this exercise: open this week’s student lesson, “Absolute Error and MAE”, at “See how it works” and “Follow a worked example”. Use the original worked values or code named in the question; the later pictorial case is a separate example. Keep this reference beside your workbook while practising.</w:t>
-      </w:r>
-    </w:p>
-    <w:p>
-      <w:pPr>
-        <w:spacing w:line="336" w:lineRule="auto" w:after="180"/>
-      </w:pPr>
-      <w:r>
-        <w:rPr>
-          <w:b w:val="0"/>
-        </w:rPr>
-        <w:t>Calculate MAE for the worked residuals.</w:t>
-      </w:r>
-    </w:p>
-    <w:p>
-      <w:pPr>
-        <w:pStyle w:val="Heading3"/>
-      </w:pPr>
-      <w:r>
-        <w:t>My reasoning and evidence</w:t>
-      </w:r>
-    </w:p>
-    <w:p>
-      <w:r>
-        <w:t>________________________________________________________________</w:t>
-      </w:r>
-    </w:p>
-    <w:p>
-      <w:r>
-        <w:t>________________________________________________________________</w:t>
-      </w:r>
-    </w:p>
-    <w:p>
-      <w:r>
-        <w:t>________________________________________________________________</w:t>
-      </w:r>
-    </w:p>
-    <w:p>
-      <w:r>
-        <w:t>________________________________________________________________</w:t>
-      </w:r>
-    </w:p>
-    <w:p>
-      <w:r>
-        <w:t>________________________________________________________________</w:t>
-      </w:r>
-    </w:p>
-    <w:p>
-      <w:r>
-        <w:t>________________________________________________________________</w:t>
-      </w:r>
-    </w:p>
-    <w:p>
-      <w:pPr>
-        <w:pStyle w:val="Heading1"/>
-      </w:pPr>
-      <w:r>
-        <w:t>13. W2 Compute squared loss</w:t>
-      </w:r>
-    </w:p>
-    <w:p>
-      <w:r>
-        <w:t>Compute squared loss. Apply the supplied Absolute Error and MAE facts and keep your reasoning.</w:t>
-      </w:r>
-    </w:p>
-    <w:p>
-      <w:pPr>
-        <w:spacing w:line="336" w:lineRule="auto" w:after="180"/>
-      </w:pPr>
-      <w:r>
-        <w:rPr>
-          <w:b w:val="0"/>
-        </w:rPr>
-        <w:t xml:space="preserve">Give MSE and </w:t>
-      </w:r>
-      <w:r>
-        <w:rPr>
-          <w:b/>
-        </w:rPr>
-        <w:t>RMSE</w:t>
-      </w:r>
-      <w:r>
-        <w:rPr>
-          <w:b w:val="0"/>
-        </w:rPr>
-        <w:t xml:space="preserve"> with </w:t>
-      </w:r>
-      <w:r>
-        <w:rPr>
-          <w:b/>
-        </w:rPr>
-        <w:t>unit</w:t>
-      </w:r>
-      <w:r>
-        <w:rPr>
-          <w:b w:val="0"/>
-        </w:rPr>
-        <w:t>s.</w:t>
-      </w:r>
-    </w:p>
-    <w:p>
-      <w:pPr>
-        <w:pStyle w:val="Heading3"/>
-      </w:pPr>
-      <w:r>
-        <w:t>My reasoning and evidence</w:t>
-      </w:r>
-    </w:p>
-    <w:p>
-      <w:r>
-        <w:t>________________________________________________________________</w:t>
-      </w:r>
-    </w:p>
-    <w:p>
-      <w:r>
-        <w:t>________________________________________________________________</w:t>
-      </w:r>
-    </w:p>
-    <w:p>
-      <w:r>
-        <w:t>________________________________________________________________</w:t>
-      </w:r>
-    </w:p>
-    <w:p>
-      <w:r>
-        <w:t>________________________________________________________________</w:t>
-      </w:r>
-    </w:p>
-    <w:p>
-      <w:r>
-        <w:t>________________________________________________________________</w:t>
-      </w:r>
-    </w:p>
-    <w:p>
-      <w:r>
-        <w:t>________________________________________________________________</w:t>
-      </w:r>
-    </w:p>
-    <w:p>
-      <w:pPr>
-        <w:pStyle w:val="Heading1"/>
-      </w:pPr>
-      <w:r>
-        <w:t>14. W3 Compare patterns</w:t>
-      </w:r>
-    </w:p>
-    <w:p>
-      <w:r>
-        <w:t>Compare patterns. Apply the supplied Absolute Error and MAE facts and keep your reasoning.</w:t>
-      </w:r>
-    </w:p>
-    <w:p>
-      <w:pPr>
-        <w:spacing w:line="336" w:lineRule="auto" w:after="180"/>
-        <w:shd w:fill="F5F1FB"/>
-      </w:pPr>
-      <w:r>
-        <w:rPr>
-          <w:b w:val="0"/>
-        </w:rPr>
-        <w:t>Why do [0, 0, 6] and [2, 2, 2] have equal MAE but unequal MSE?</w:t>
-      </w:r>
-    </w:p>
-    <w:p>
-      <w:pPr>
-        <w:pStyle w:val="Heading3"/>
-      </w:pPr>
-      <w:r>
-        <w:t>My reasoning and evidence</w:t>
-      </w:r>
-    </w:p>
-    <w:p>
-      <w:r>
-        <w:t>________________________________________________________________</w:t>
-      </w:r>
-    </w:p>
-    <w:p>
-      <w:r>
-        <w:t>________________________________________________________________</w:t>
-      </w:r>
-    </w:p>
-    <w:p>
-      <w:r>
-        <w:t>________________________________________________________________</w:t>
-      </w:r>
-    </w:p>
-    <w:p>
-      <w:r>
-        <w:t>________________________________________________________________</w:t>
-      </w:r>
-    </w:p>
-    <w:p>
-      <w:r>
-        <w:t>________________________________________________________________</w:t>
-      </w:r>
-    </w:p>
-    <w:p>
-      <w:r>
-        <w:t>________________________________________________________________</w:t>
-      </w:r>
-    </w:p>
-    <w:p>
-      <w:pPr>
-        <w:pStyle w:val="Heading1"/>
-      </w:pPr>
-      <w:r>
-        <w:t>15. W4 Apply independently</w:t>
-      </w:r>
-    </w:p>
-    <w:p>
-      <w:r>
-        <w:t>Attempt before feedback. If this repeats the selected independent case, reuse that first attempt; otherwise keep a separate record. Apply independently. Apply the supplied Absolute Error and MAE facts and keep your reasoning.</w:t>
-      </w:r>
-    </w:p>
-    <w:p>
-      <w:pPr>
-        <w:spacing w:line="336" w:lineRule="auto" w:after="180"/>
-      </w:pPr>
-      <w:r>
-        <w:rPr>
-          <w:b w:val="0"/>
-        </w:rPr>
-        <w:t xml:space="preserve">Residuals [-2, 0, 4] m: calculate MAE MSE </w:t>
-      </w:r>
-      <w:r>
-        <w:rPr>
-          <w:b/>
-        </w:rPr>
-        <w:t>RMSE</w:t>
-      </w:r>
-      <w:r>
-        <w:rPr>
-          <w:b w:val="0"/>
-        </w:rPr>
-        <w:t xml:space="preserve"> and the result of converting to cm.</w:t>
-      </w:r>
-    </w:p>
-    <w:p>
-      <w:pPr>
-        <w:pStyle w:val="Heading3"/>
-      </w:pPr>
-      <w:r>
-        <w:t>My reasoning and evidence</w:t>
-      </w:r>
-    </w:p>
-    <w:p>
-      <w:r>
-        <w:t>________________________________________________________________</w:t>
-      </w:r>
-    </w:p>
-    <w:p>
-      <w:r>
-        <w:t>________________________________________________________________</w:t>
-      </w:r>
-    </w:p>
-    <w:p>
-      <w:r>
-        <w:t>________________________________________________________________</w:t>
-      </w:r>
-    </w:p>
-    <w:p>
-      <w:r>
-        <w:t>________________________________________________________________</w:t>
-      </w:r>
-    </w:p>
-    <w:p>
-      <w:r>
-        <w:t>________________________________________________________________</w:t>
-      </w:r>
-    </w:p>
-    <w:p>
-      <w:r>
-        <w:t>________________________________________________________________</w:t>
-      </w:r>
-    </w:p>
-    <w:p>
-      <w:r>
-        <w:t>________________________________________________________________</w:t>
-      </w:r>
-    </w:p>
-    <w:p>
-      <w:r>
-        <w:t>________________________________________________________________</w:t>
-      </w:r>
-    </w:p>
-    <w:p>
-      <w:pPr>
-        <w:pStyle w:val="Heading1"/>
-      </w:pPr>
-      <w:r>
-        <w:t>16. W5 Choose honestly</w:t>
-      </w:r>
-    </w:p>
-    <w:p>
-      <w:r>
-        <w:t>Choose honestly. Apply the supplied Absolute Error and MAE facts and keep your reasoning.</w:t>
-      </w:r>
-    </w:p>
-    <w:p>
-      <w:pPr>
-        <w:spacing w:line="336" w:lineRule="auto" w:after="180"/>
-        <w:shd w:fill="F5F1FB"/>
-      </w:pPr>
-      <w:r>
-        <w:rPr>
-          <w:b w:val="0"/>
-        </w:rPr>
-        <w:t>A team switches from MSE to MAE only after seeing a bad large error. What should be reported?</w:t>
-      </w:r>
-    </w:p>
-    <w:p>
-      <w:pPr>
-        <w:pStyle w:val="Heading3"/>
-      </w:pPr>
-      <w:r>
-        <w:t>My reasoning and evidence</w:t>
-      </w:r>
-    </w:p>
-    <w:p>
-      <w:r>
-        <w:t>________________________________________________________________</w:t>
-      </w:r>
-    </w:p>
-    <w:p>
-      <w:r>
-        <w:t>________________________________________________________________</w:t>
-      </w:r>
-    </w:p>
-    <w:p>
-      <w:r>
-        <w:t>________________________________________________________________</w:t>
-      </w:r>
-    </w:p>
-    <w:p>
-      <w:r>
-        <w:t>________________________________________________________________</w:t>
-      </w:r>
-    </w:p>
-    <w:p>
-      <w:r>
-        <w:t>________________________________________________________________</w:t>
-      </w:r>
-    </w:p>
-    <w:p>
-      <w:r>
-        <w:t>________________________________________________________________</w:t>
-      </w:r>
-    </w:p>
-    <w:p>
-      <w:pPr>
-        <w:pStyle w:val="Heading1"/>
-      </w:pPr>
-      <w:r>
-        <w:t>17. Feedback, return check and learning record</w:t>
-      </w:r>
-    </w:p>
-    <w:p>
-      <w:r>
-        <w:t>Record the first repaired step and a different case to revisit after a delay.</w:t>
+        <w:t>17. Feedback · Repair and return</w:t>
+      </w:r>
+    </w:p>
+    <w:p>
+      <w:r>
+        <w:t>Keep this task’s complete inputs, stated rule and support record together.</w:t>
+      </w:r>
+    </w:p>
+    <w:p>
+      <w:pPr>
+        <w:pStyle w:val="Heading2"/>
+      </w:pPr>
+      <w:r>
+        <w:t>Task and evidence record</w:t>
       </w:r>
     </w:p>
     <w:tbl>
@@ -1606,12 +817,9 @@
     </w:tbl>
     <w:p>
       <w:pPr>
-        <w:spacing w:line="336" w:lineRule="auto" w:after="180"/>
-      </w:pPr>
-      <w:r>
-        <w:rPr>
-          <w:b w:val="0"/>
-        </w:rPr>
+        <w:pStyle w:val="ListBullet"/>
+      </w:pPr>
+      <w:r>
         <w:t>Revisit this idea with your teacher after a delay. Familiarity is different from explaining and using it on a changed case.</w:t>
       </w:r>
     </w:p>
@@ -1620,69 +828,777 @@
         <w:pStyle w:val="Heading1"/>
       </w:pPr>
       <w:r>
-        <w:t>18. Pictorial case practice: Absolute Error and MAE</w:t>
-      </w:r>
-    </w:p>
-    <w:p>
-      <w:r>
-        <w:t>Compare absolute and squared error without losing track of units. Explain the labelled step before checking the changed condition.</w:t>
-      </w:r>
-    </w:p>
-    <w:p>
-      <w:pPr>
-        <w:spacing w:line="336" w:lineRule="auto" w:after="180"/>
-      </w:pPr>
-      <w:r>
-        <w:rPr>
-          <w:b w:val="0"/>
-        </w:rPr>
-        <w:t xml:space="preserve">Compare absolute and squared error without losing track of </w:t>
-      </w:r>
-      <w:r>
-        <w:rPr>
-          <w:b/>
-        </w:rPr>
-        <w:t>unit</w:t>
-      </w:r>
-      <w:r>
-        <w:rPr>
-          <w:b w:val="0"/>
-        </w:rPr>
-        <w:t>s.</w:t>
-      </w:r>
-    </w:p>
-    <w:p>
-      <w:pPr>
-        <w:spacing w:line="336" w:lineRule="auto" w:after="180"/>
-      </w:pPr>
-      <w:r>
-        <w:rPr>
-          <w:b w:val="0"/>
-        </w:rPr>
+        <w:t>10. Finish · Judge your evidence</w:t>
+      </w:r>
+    </w:p>
+    <w:p>
+      <w:r>
+        <w:t>Keep this task’s complete inputs, stated rule and support record together.</w:t>
+      </w:r>
+    </w:p>
+    <w:p>
+      <w:pPr>
+        <w:pStyle w:val="Heading2"/>
+      </w:pPr>
+      <w:r>
+        <w:t>Task and evidence record</w:t>
+      </w:r>
+    </w:p>
+    <w:p>
+      <w:pPr>
+        <w:pStyle w:val="ListBullet"/>
+      </w:pPr>
+      <w:r>
+        <w:t>I can explain the mechanism. I can show evidence. I can handle a changed case. I can name a limit. Mark each as not yet, with help or independently, and attach supporting work.</w:t>
+      </w:r>
+    </w:p>
+    <w:p>
+      <w:pPr>
+        <w:pStyle w:val="ListBullet"/>
+      </w:pPr>
+      <w:r>
+        <w:t>Teacher review ____________________  Next step ____________________</w:t>
+      </w:r>
+    </w:p>
+    <w:p>
+      <w:pPr>
+        <w:pStyle w:val="Heading1"/>
+      </w:pPr>
+      <w:r>
+        <w:t>Reference bank and extra practice</w:t>
+      </w:r>
+    </w:p>
+    <w:p>
+      <w:pPr>
+        <w:pStyle w:val="Heading1"/>
+      </w:pPr>
+      <w:r>
+        <w:t>02. Reference · Supported W2 record</w:t>
+      </w:r>
+    </w:p>
+    <w:p>
+      <w:r>
+        <w:t>Keep this task’s complete inputs, stated rule and support record together.</w:t>
+      </w:r>
+    </w:p>
+    <w:p>
+      <w:pPr>
+        <w:pStyle w:val="Heading2"/>
+      </w:pPr>
+      <w:r>
+        <w:t>Task and evidence record</w:t>
+      </w:r>
+    </w:p>
+    <w:p>
+      <w:pPr>
+        <w:pStyle w:val="ListBullet"/>
+      </w:pPr>
+      <w:r>
+        <w:t>Use W2: Compute squared loss for Absolute and squared loss. Record the answer once; the lesson and workbook refer to the same attempt.</w:t>
+      </w:r>
+    </w:p>
+    <w:tbl>
+      <w:tblPr>
+        <w:tblStyle w:val="LightShading-Accent1"/>
+        <w:tblW w:type="auto" w:w="0"/>
+        <w:tblLook w:firstColumn="1" w:firstRow="1" w:lastColumn="0" w:lastRow="0" w:noHBand="0" w:noVBand="1" w:val="04A0"/>
+      </w:tblPr>
+      <w:tblGrid>
+        <w:gridCol w:w="2556"/>
+        <w:gridCol w:w="2556"/>
+        <w:gridCol w:w="2556"/>
+        <w:gridCol w:w="2556"/>
+      </w:tblGrid>
+      <w:tr>
+        <w:trPr>
+          <w:tblHeader/>
+        </w:trPr>
+        <w:tc>
+          <w:tcPr>
+            <w:tcW w:type="dxa" w:w="2556"/>
+          </w:tcPr>
+          <w:p>
+            <w:r>
+              <w:t>Given inputs</w:t>
+            </w:r>
+          </w:p>
+        </w:tc>
+        <w:tc>
+          <w:tcPr>
+            <w:tcW w:type="dxa" w:w="2556"/>
+          </w:tcPr>
+          <w:p>
+            <w:r>
+              <w:t>Procedure I chose</w:t>
+            </w:r>
+          </w:p>
+        </w:tc>
+        <w:tc>
+          <w:tcPr>
+            <w:tcW w:type="dxa" w:w="2556"/>
+          </w:tcPr>
+          <w:p>
+            <w:r>
+              <w:t>Middle steps</w:t>
+            </w:r>
+          </w:p>
+        </w:tc>
+        <w:tc>
+          <w:tcPr>
+            <w:tcW w:type="dxa" w:w="2556"/>
+          </w:tcPr>
+          <w:p>
+            <w:r>
+              <w:t>Result and check</w:t>
+            </w:r>
+          </w:p>
+        </w:tc>
+      </w:tr>
+      <w:tr>
+        <w:tc>
+          <w:tcPr>
+            <w:tcW w:type="dxa" w:w="2556"/>
+          </w:tcPr>
+          <w:p>
+            <w:r/>
+          </w:p>
+        </w:tc>
+        <w:tc>
+          <w:tcPr>
+            <w:tcW w:type="dxa" w:w="2556"/>
+          </w:tcPr>
+          <w:p>
+            <w:r/>
+          </w:p>
+        </w:tc>
+        <w:tc>
+          <w:tcPr>
+            <w:tcW w:type="dxa" w:w="2556"/>
+          </w:tcPr>
+          <w:p>
+            <w:r/>
+          </w:p>
+        </w:tc>
+        <w:tc>
+          <w:tcPr>
+            <w:tcW w:type="dxa" w:w="2556"/>
+          </w:tcPr>
+          <w:p>
+            <w:r/>
+          </w:p>
+        </w:tc>
+      </w:tr>
+    </w:tbl>
+    <w:p>
+      <w:pPr>
+        <w:pStyle w:val="Heading3"/>
+      </w:pPr>
+      <w:r>
+        <w:t>The step I completed without help, and the hint I needed</w:t>
+      </w:r>
+    </w:p>
+    <w:p>
+      <w:r>
+        <w:t>________________________________________________________________</w:t>
+      </w:r>
+    </w:p>
+    <w:p>
+      <w:r>
+        <w:t>________________________________________________________________</w:t>
+      </w:r>
+    </w:p>
+    <w:p>
+      <w:r>
+        <w:t>________________________________________________________________</w:t>
+      </w:r>
+    </w:p>
+    <w:p>
+      <w:pPr>
+        <w:pStyle w:val="Heading1"/>
+      </w:pPr>
+      <w:r>
+        <w:t>03. Extra practice · Individual reasoning check</w:t>
+      </w:r>
+    </w:p>
+    <w:p>
+      <w:r>
+        <w:t>Keep this task’s complete inputs, stated rule and support record together.</w:t>
+      </w:r>
+    </w:p>
+    <w:p>
+      <w:pPr>
+        <w:pStyle w:val="Heading2"/>
+      </w:pPr>
+      <w:r>
+        <w:t>Task and evidence record</w:t>
+      </w:r>
+    </w:p>
+    <w:p>
+      <w:pPr>
+        <w:pStyle w:val="ListBullet"/>
+      </w:pPr>
+      <w:r>
+        <w:t>Use the worked case for Absolute and squared loss. Proposed explanation: “A final answer is enough”. Decide whether this explanation is supported. Point to the step or supplied fact that decides; explain your repair if needed.</w:t>
+      </w:r>
+    </w:p>
+    <w:p>
+      <w:pPr>
+        <w:pStyle w:val="Heading3"/>
+      </w:pPr>
+      <w:r>
+        <w:t>My explanation before partner discussion</w:t>
+      </w:r>
+    </w:p>
+    <w:p>
+      <w:r>
+        <w:t>________________________________________________________________</w:t>
+      </w:r>
+    </w:p>
+    <w:p>
+      <w:r>
+        <w:t>________________________________________________________________</w:t>
+      </w:r>
+    </w:p>
+    <w:p>
+      <w:r>
+        <w:t>________________________________________________________________</w:t>
+      </w:r>
+    </w:p>
+    <w:p>
+      <w:r>
+        <w:t>________________________________________________________________</w:t>
+      </w:r>
+    </w:p>
+    <w:p>
+      <w:pPr>
+        <w:pStyle w:val="Heading1"/>
+      </w:pPr>
+      <w:r>
+        <w:t>05. Reference · Earlier learning target</w:t>
+      </w:r>
+    </w:p>
+    <w:p>
+      <w:r>
+        <w:t>Keep this task’s complete inputs, stated rule and support record together.</w:t>
+      </w:r>
+    </w:p>
+    <w:p>
+      <w:pPr>
+        <w:pStyle w:val="Heading2"/>
+      </w:pPr>
+      <w:r>
+        <w:t>Task and evidence record</w:t>
+      </w:r>
+    </w:p>
+    <w:p>
+      <w:pPr>
+        <w:pStyle w:val="ListBullet"/>
+      </w:pPr>
+      <w:r>
+        <w:t>Actual=[3,8,10], predicted=[5,5,11]. Compute signed residuals and MAE. A student averages residuals and gets zero; is that MAE?</w:t>
+      </w:r>
+    </w:p>
+    <w:p>
+      <w:pPr>
+        <w:pStyle w:val="Heading1"/>
+      </w:pPr>
+      <w:r>
+        <w:t>06. Extra practice · Earlier complete case</w:t>
+      </w:r>
+    </w:p>
+    <w:p>
+      <w:r>
+        <w:t>Keep this task’s complete inputs, stated rule and support record together.</w:t>
+      </w:r>
+    </w:p>
+    <w:p>
+      <w:pPr>
+        <w:pStyle w:val="Heading2"/>
+      </w:pPr>
+      <w:r>
+        <w:t>Task and evidence record</w:t>
+      </w:r>
+    </w:p>
+    <w:p>
+      <w:pPr>
+        <w:pStyle w:val="ListBullet"/>
+      </w:pPr>
+      <w:r>
+        <w:t>Actual=[3,5,9], predicted=[2,7,6] cm.</w:t>
+      </w:r>
+    </w:p>
+    <w:p>
+      <w:pPr>
+        <w:pStyle w:val="ListBullet"/>
+      </w:pPr>
+      <w:r>
+        <w:t>Calculate MAE.</w:t>
+      </w:r>
+    </w:p>
+    <w:p>
+      <w:pPr>
+        <w:pStyle w:val="ListBullet"/>
+      </w:pPr>
+      <w:r>
+        <w:t>Show your trace, calculation or evidence</w:t>
+      </w:r>
+    </w:p>
+    <w:p>
+      <w:pPr>
+        <w:pStyle w:val="Heading3"/>
+      </w:pPr>
+      <w:r>
+        <w:t>Write or draw your reasoning and evidence.</w:t>
+      </w:r>
+    </w:p>
+    <w:p>
+      <w:r>
+        <w:t>________________________________________________________________</w:t>
+      </w:r>
+    </w:p>
+    <w:p>
+      <w:r>
+        <w:t>________________________________________________________________</w:t>
+      </w:r>
+    </w:p>
+    <w:p>
+      <w:r>
+        <w:t>________________________________________________________________</w:t>
+      </w:r>
+    </w:p>
+    <w:p>
+      <w:r>
+        <w:t>________________________________________________________________</w:t>
+      </w:r>
+    </w:p>
+    <w:p>
+      <w:r>
+        <w:t>________________________________________________________________</w:t>
+      </w:r>
+    </w:p>
+    <w:p>
+      <w:pPr>
+        <w:pStyle w:val="Heading1"/>
+      </w:pPr>
+      <w:r>
+        <w:t>07. Extra practice · Changed case</w:t>
+      </w:r>
+    </w:p>
+    <w:p>
+      <w:r>
+        <w:t>Keep this task’s complete inputs, stated rule and support record together.</w:t>
+      </w:r>
+    </w:p>
+    <w:p>
+      <w:pPr>
+        <w:pStyle w:val="Heading2"/>
+      </w:pPr>
+      <w:r>
+        <w:t>Task and evidence record</w:t>
+      </w:r>
+    </w:p>
+    <w:p>
+      <w:pPr>
+        <w:pStyle w:val="ListBullet"/>
+      </w:pPr>
+      <w:r>
+        <w:t>Actual heights are 4, 8 and 10 cm; predictions are 5, 6 and 13 cm. Calculate absolute errors and MAE.</w:t>
+      </w:r>
+    </w:p>
+    <w:p>
+      <w:pPr>
+        <w:pStyle w:val="ListBullet"/>
+      </w:pPr>
+      <w:r>
+        <w:t>My independent answer and reason</w:t>
+      </w:r>
+    </w:p>
+    <w:p>
+      <w:pPr>
+        <w:pStyle w:val="Heading3"/>
+      </w:pPr>
+      <w:r>
+        <w:t>Write or draw your reasoning and evidence.</w:t>
+      </w:r>
+    </w:p>
+    <w:p>
+      <w:r>
+        <w:t>________________________________________________________________</w:t>
+      </w:r>
+    </w:p>
+    <w:p>
+      <w:r>
+        <w:t>________________________________________________________________</w:t>
+      </w:r>
+    </w:p>
+    <w:p>
+      <w:r>
+        <w:t>________________________________________________________________</w:t>
+      </w:r>
+    </w:p>
+    <w:p>
+      <w:r>
+        <w:t>________________________________________________________________</w:t>
+      </w:r>
+    </w:p>
+    <w:p>
+      <w:r>
+        <w:t>________________________________________________________________</w:t>
+      </w:r>
+    </w:p>
+    <w:p>
+      <w:pPr>
+        <w:pStyle w:val="Heading3"/>
+      </w:pPr>
+      <w:r>
+        <w:t>Week 21 Test and reflect</w:t>
+      </w:r>
+    </w:p>
+    <w:p>
+      <w:pPr>
+        <w:pStyle w:val="Heading1"/>
+      </w:pPr>
+      <w:r>
+        <w:t>08. Extra practice · Design a revealing test</w:t>
+      </w:r>
+    </w:p>
+    <w:p>
+      <w:r>
+        <w:t>Keep this task’s complete inputs, stated rule and support record together.</w:t>
+      </w:r>
+    </w:p>
+    <w:p>
+      <w:pPr>
+        <w:pStyle w:val="Heading2"/>
+      </w:pPr>
+      <w:r>
+        <w:t>Task and evidence record</w:t>
+      </w:r>
+    </w:p>
+    <w:p>
+      <w:pPr>
+        <w:pStyle w:val="ListBullet"/>
+      </w:pPr>
+      <w:r>
+        <w:t>Create a changed input, boundary case or missing-information case. Write the expected answer or safe response before testing.</w:t>
+      </w:r>
+    </w:p>
+    <w:tbl>
+      <w:tblPr>
+        <w:tblStyle w:val="LightShading-Accent1"/>
+        <w:tblW w:type="auto" w:w="0"/>
+        <w:tblLook w:firstColumn="1" w:firstRow="1" w:lastColumn="0" w:lastRow="0" w:noHBand="0" w:noVBand="1" w:val="04A0"/>
+      </w:tblPr>
+      <w:tblGrid>
+        <w:gridCol w:w="5112"/>
+        <w:gridCol w:w="5112"/>
+      </w:tblGrid>
+      <w:tr>
+        <w:trPr>
+          <w:tblHeader/>
+        </w:trPr>
+        <w:tc>
+          <w:tcPr>
+            <w:tcW w:type="dxa" w:w="5112"/>
+          </w:tcPr>
+          <w:p>
+            <w:r>
+              <w:t>Test record</w:t>
+            </w:r>
+          </w:p>
+        </w:tc>
+        <w:tc>
+          <w:tcPr>
+            <w:tcW w:type="dxa" w:w="5112"/>
+          </w:tcPr>
+          <w:p>
+            <w:r>
+              <w:t>My evidence</w:t>
+            </w:r>
+          </w:p>
+        </w:tc>
+      </w:tr>
+      <w:tr>
+        <w:tc>
+          <w:tcPr>
+            <w:tcW w:type="dxa" w:w="5112"/>
+          </w:tcPr>
+          <w:p>
+            <w:r>
+              <w:t>Changed input or condition</w:t>
+            </w:r>
+          </w:p>
+        </w:tc>
+        <w:tc>
+          <w:tcPr>
+            <w:tcW w:type="dxa" w:w="5112"/>
+          </w:tcPr>
+          <w:p>
+            <w:r/>
+          </w:p>
+        </w:tc>
+      </w:tr>
+      <w:tr>
+        <w:tc>
+          <w:tcPr>
+            <w:tcW w:type="dxa" w:w="5112"/>
+          </w:tcPr>
+          <w:p>
+            <w:r>
+              <w:t>Expected answer or fallback</w:t>
+            </w:r>
+          </w:p>
+        </w:tc>
+        <w:tc>
+          <w:tcPr>
+            <w:tcW w:type="dxa" w:w="5112"/>
+          </w:tcPr>
+          <w:p>
+            <w:r/>
+          </w:p>
+        </w:tc>
+      </w:tr>
+      <w:tr>
+        <w:tc>
+          <w:tcPr>
+            <w:tcW w:type="dxa" w:w="5112"/>
+          </w:tcPr>
+          <w:p>
+            <w:r>
+              <w:t>Observed result</w:t>
+            </w:r>
+          </w:p>
+        </w:tc>
+        <w:tc>
+          <w:tcPr>
+            <w:tcW w:type="dxa" w:w="5112"/>
+          </w:tcPr>
+          <w:p>
+            <w:r/>
+          </w:p>
+        </w:tc>
+      </w:tr>
+      <w:tr>
+        <w:tc>
+          <w:tcPr>
+            <w:tcW w:type="dxa" w:w="5112"/>
+          </w:tcPr>
+          <w:p>
+            <w:r>
+              <w:t>Why the result occurred</w:t>
+            </w:r>
+          </w:p>
+        </w:tc>
+        <w:tc>
+          <w:tcPr>
+            <w:tcW w:type="dxa" w:w="5112"/>
+          </w:tcPr>
+          <w:p>
+            <w:r/>
+          </w:p>
+        </w:tc>
+      </w:tr>
+    </w:tbl>
+    <w:p>
+      <w:pPr>
+        <w:pStyle w:val="Heading1"/>
+      </w:pPr>
+      <w:r>
+        <w:t>11. Extra practice · Earlier transfer</w:t>
+      </w:r>
+    </w:p>
+    <w:p>
+      <w:r>
+        <w:t>Keep this task’s complete inputs, stated rule and support record together.</w:t>
+      </w:r>
+    </w:p>
+    <w:p>
+      <w:pPr>
+        <w:pStyle w:val="Heading2"/>
+      </w:pPr>
+      <w:r>
+        <w:t>Task and evidence record</w:t>
+      </w:r>
+    </w:p>
+    <w:p>
+      <w:pPr>
+        <w:pStyle w:val="ListBullet"/>
+      </w:pPr>
+      <w:r>
+        <w:t>Actual=[3,8,10], predicted=[5,5,11]. Compute signed residuals and MAE. A student averages residuals and gets zero; is that MAE?</w:t>
+      </w:r>
+    </w:p>
+    <w:p>
+      <w:pPr>
+        <w:pStyle w:val="Heading3"/>
+      </w:pPr>
+      <w:r>
+        <w:t>My independently reasoned answer</w:t>
+      </w:r>
+    </w:p>
+    <w:p>
+      <w:r>
+        <w:t>________________________________________________________________</w:t>
+      </w:r>
+    </w:p>
+    <w:p>
+      <w:r>
+        <w:t>________________________________________________________________</w:t>
+      </w:r>
+    </w:p>
+    <w:p>
+      <w:r>
+        <w:t>________________________________________________________________</w:t>
+      </w:r>
+    </w:p>
+    <w:p>
+      <w:r>
+        <w:t>________________________________________________________________</w:t>
+      </w:r>
+    </w:p>
+    <w:p>
+      <w:r>
+        <w:t>________________________________________________________________</w:t>
+      </w:r>
+    </w:p>
+    <w:p>
+      <w:r>
+        <w:t>________________________________________________________________</w:t>
+      </w:r>
+    </w:p>
+    <w:p>
+      <w:r>
+        <w:t>________________________________________________________________</w:t>
+      </w:r>
+    </w:p>
+    <w:p>
+      <w:pPr>
+        <w:pStyle w:val="ListBullet"/>
+      </w:pPr>
+      <w:r>
+        <w:t>Record support used: none, hint or teacher explanation.</w:t>
+      </w:r>
+    </w:p>
+    <w:p>
+      <w:pPr>
+        <w:pStyle w:val="Heading1"/>
+      </w:pPr>
+      <w:r>
+        <w:t>15. Reference · Earlier W4 record</w:t>
+      </w:r>
+    </w:p>
+    <w:p>
+      <w:r>
+        <w:t>Keep this task’s complete inputs, stated rule and support record together.</w:t>
+      </w:r>
+    </w:p>
+    <w:p>
+      <w:pPr>
+        <w:pStyle w:val="Heading2"/>
+      </w:pPr>
+      <w:r>
+        <w:t>Task and evidence record</w:t>
+      </w:r>
+    </w:p>
+    <w:p>
+      <w:pPr>
+        <w:pStyle w:val="ListBullet"/>
+      </w:pPr>
+      <w:r>
+        <w:t>Residuals [-2, 0, 4] m: calculate MAE MSE RMSE and the result of converting to cm.</w:t>
+      </w:r>
+    </w:p>
+    <w:p>
+      <w:pPr>
+        <w:pStyle w:val="Heading3"/>
+      </w:pPr>
+      <w:r>
+        <w:t>My reasoning and evidence</w:t>
+      </w:r>
+    </w:p>
+    <w:p>
+      <w:r>
+        <w:t>________________________________________________________________</w:t>
+      </w:r>
+    </w:p>
+    <w:p>
+      <w:r>
+        <w:t>________________________________________________________________</w:t>
+      </w:r>
+    </w:p>
+    <w:p>
+      <w:r>
+        <w:t>________________________________________________________________</w:t>
+      </w:r>
+    </w:p>
+    <w:p>
+      <w:r>
+        <w:t>________________________________________________________________</w:t>
+      </w:r>
+    </w:p>
+    <w:p>
+      <w:r>
+        <w:t>________________________________________________________________</w:t>
+      </w:r>
+    </w:p>
+    <w:p>
+      <w:r>
+        <w:t>________________________________________________________________</w:t>
+      </w:r>
+    </w:p>
+    <w:p>
+      <w:r>
+        <w:t>________________________________________________________________</w:t>
+      </w:r>
+    </w:p>
+    <w:p>
+      <w:r>
+        <w:t>________________________________________________________________</w:t>
+      </w:r>
+    </w:p>
+    <w:p>
+      <w:pPr>
+        <w:pStyle w:val="Heading1"/>
+      </w:pPr>
+      <w:r>
+        <w:t>18. Extra practice · Pictured case</w:t>
+      </w:r>
+    </w:p>
+    <w:p>
+      <w:r>
+        <w:t>Keep this task’s complete inputs, stated rule and support record together.</w:t>
+      </w:r>
+    </w:p>
+    <w:p>
+      <w:pPr>
+        <w:pStyle w:val="Heading2"/>
+      </w:pPr>
+      <w:r>
+        <w:t>Task and evidence record</w:t>
+      </w:r>
+    </w:p>
+    <w:p>
+      <w:pPr>
+        <w:pStyle w:val="ListBullet"/>
+      </w:pPr>
+      <w:r>
+        <w:t>Compare absolute and squared error without losing track of units.</w:t>
+      </w:r>
+    </w:p>
+    <w:p>
+      <w:pPr>
+        <w:pStyle w:val="ListBullet"/>
+      </w:pPr>
+      <w:r>
         <w:t>Residuals are [-1, 2, 3] cm. Use MAE=mean absolute residual and MSE=mean squared residual.</w:t>
       </w:r>
     </w:p>
     <w:p>
       <w:pPr>
-        <w:spacing w:line="336" w:lineRule="auto" w:after="180"/>
-      </w:pPr>
-      <w:r>
-        <w:rPr>
-          <w:b w:val="0"/>
-        </w:rPr>
-        <w:t xml:space="preserve">All </w:t>
-      </w:r>
-      <w:r>
-        <w:rPr>
-          <w:b/>
-        </w:rPr>
-        <w:t>input</w:t>
-      </w:r>
-      <w:r>
-        <w:rPr>
-          <w:b w:val="0"/>
-        </w:rPr>
-        <w:t>s and outcomes in this worked example are invented classroom data; no real model run is claimed.</w:t>
+        <w:pStyle w:val="ListBullet"/>
+      </w:pPr>
+      <w:r>
+        <w:t>All inputs and outcomes in this worked example are invented classroom data; no real model run is claimed.</w:t>
       </w:r>
     </w:p>
     <w:p>
@@ -1723,25 +1639,10 @@
     </w:p>
     <w:p>
       <w:pPr>
-        <w:spacing w:line="336" w:lineRule="auto" w:after="180"/>
-      </w:pPr>
-      <w:r>
-        <w:rPr>
-          <w:b w:val="0"/>
-        </w:rPr>
-        <w:t xml:space="preserve">Why is quoting MSE as4.67 cm misleading? Point to the relevant step in the picture, then write the changed result and the rule or </w:t>
-      </w:r>
-      <w:r>
-        <w:rPr>
-          <w:b/>
-        </w:rPr>
-        <w:t>evidence</w:t>
-      </w:r>
-      <w:r>
-        <w:rPr>
-          <w:b w:val="0"/>
-        </w:rPr>
-        <w:t xml:space="preserve"> that supports it.</w:t>
+        <w:pStyle w:val="ListBullet"/>
+      </w:pPr>
+      <w:r>
+        <w:t>Why is quoting MSE as4.67 cm misleading? Point to the relevant step in the picture, then write the changed result and the rule or evidence that supports it.</w:t>
       </w:r>
     </w:p>
     <w:p>
@@ -1784,68 +1685,18 @@
     </w:p>
     <w:p>
       <w:pPr>
-        <w:pStyle w:val="Heading3"/>
-      </w:pPr>
-      <w:r>
-        <w:t>Record the help used</w:t>
-      </w:r>
-    </w:p>
-    <w:p>
-      <w:pPr>
-        <w:spacing w:line="336" w:lineRule="auto" w:after="180"/>
-        <w:shd w:fill="F1F6F8"/>
-      </w:pPr>
-      <w:r>
-        <w:rPr>
-          <w:b w:val="0"/>
-        </w:rPr>
-        <w:t xml:space="preserve">Support used: alone / hint / worked example. This record is practice </w:t>
-      </w:r>
-      <w:r>
-        <w:rPr>
-          <w:b/>
-        </w:rPr>
-        <w:t>evidence</w:t>
-      </w:r>
-      <w:r>
-        <w:rPr>
-          <w:b w:val="0"/>
-        </w:rPr>
-        <w:t>.</w:t>
-      </w:r>
-    </w:p>
-    <w:p>
-      <w:pPr>
-        <w:spacing w:line="336" w:lineRule="auto" w:after="180"/>
-      </w:pPr>
-      <w:r>
-        <w:rPr>
-          <w:b w:val="0"/>
-        </w:rPr>
-        <w:t xml:space="preserve">Project connection: For your Responsible Plant Classifier, save the </w:t>
-      </w:r>
-      <w:r>
-        <w:rPr>
-          <w:b/>
-        </w:rPr>
-        <w:t>input</w:t>
-      </w:r>
-      <w:r>
-        <w:rPr>
-          <w:b w:val="0"/>
-        </w:rPr>
-        <w:t>, procedure, observed result and limitation of this check.</w:t>
-      </w:r>
-    </w:p>
-    <w:p>
-      <w:pPr>
-        <w:spacing w:line="336" w:lineRule="auto" w:after="180"/>
-      </w:pPr>
-      <w:r>
-        <w:rPr>
-          <w:b w:val="0"/>
-        </w:rPr>
-        <w:t>Label this worked example as practice; use a different, previously unreviewed case when checking independent understanding.</w:t>
+        <w:pStyle w:val="ListBullet"/>
+      </w:pPr>
+      <w:r>
+        <w:t>Support used: alone / hint / worked example. This record is practice evidence.</w:t>
+      </w:r>
+    </w:p>
+    <w:p>
+      <w:pPr>
+        <w:pStyle w:val="ListBullet"/>
+      </w:pPr>
+      <w:r>
+        <w:t>Project connection: For your Responsible Plant Classifier, save the input, procedure, observed result and limitation of this check. Label this worked example as practice; use a different, previously unreviewed case when checking independent understanding.</w:t>
       </w:r>
     </w:p>
     <w:p>
@@ -1853,68 +1704,44 @@
         <w:pStyle w:val="Heading1"/>
       </w:pPr>
       <w:r>
-        <w:t>19. Project portfolio milestone</w:t>
-      </w:r>
-    </w:p>
-    <w:p>
-      <w:r>
-        <w:t>Keep this week’s input, deciding step, result and limit together in the Responsible Plant Classifier record.</w:t>
-      </w:r>
-    </w:p>
-    <w:p>
-      <w:pPr>
-        <w:spacing w:line="336" w:lineRule="auto" w:after="180"/>
-      </w:pPr>
-      <w:r>
-        <w:rPr>
-          <w:b w:val="0"/>
-        </w:rPr>
+        <w:t>19. Reference · Project portfolio milestone</w:t>
+      </w:r>
+    </w:p>
+    <w:p>
+      <w:r>
+        <w:t>Keep this task’s complete inputs, stated rule and support record together.</w:t>
+      </w:r>
+    </w:p>
+    <w:p>
+      <w:pPr>
+        <w:pStyle w:val="Heading2"/>
+      </w:pPr>
+      <w:r>
+        <w:t>Task and evidence record</w:t>
+      </w:r>
+    </w:p>
+    <w:p>
+      <w:pPr>
+        <w:pStyle w:val="ListBullet"/>
+      </w:pPr>
+      <w:r>
         <w:t>Project: Responsible Plant Classifier</w:t>
       </w:r>
     </w:p>
     <w:p>
       <w:pPr>
-        <w:spacing w:line="336" w:lineRule="auto" w:after="180"/>
-      </w:pPr>
-      <w:r>
-        <w:rPr>
-          <w:b w:val="0"/>
-        </w:rPr>
+        <w:pStyle w:val="ListBullet"/>
+      </w:pPr>
+      <w:r>
         <w:t>Current milestone: Evaluate and revise. Compare with your starting method, explain errors and record a justified revision.</w:t>
       </w:r>
     </w:p>
     <w:p>
       <w:pPr>
-        <w:spacing w:line="336" w:lineRule="auto" w:after="180"/>
-      </w:pPr>
-      <w:r>
-        <w:rPr>
-          <w:b w:val="0"/>
-        </w:rPr>
-        <w:t xml:space="preserve">For your Responsible Plant Classifier, save the </w:t>
-      </w:r>
-      <w:r>
-        <w:rPr>
-          <w:b/>
-        </w:rPr>
-        <w:t>input</w:t>
-      </w:r>
-      <w:r>
-        <w:rPr>
-          <w:b w:val="0"/>
-        </w:rPr>
-        <w:t>, procedure, observed result and limitation of this check.</w:t>
-      </w:r>
-    </w:p>
-    <w:p>
-      <w:pPr>
-        <w:spacing w:line="336" w:lineRule="auto" w:after="180"/>
-      </w:pPr>
-      <w:r>
-        <w:rPr>
-          <w:b w:val="0"/>
-        </w:rPr>
-        <w:t>Label this worked example as practice; use a different, previously unreviewed case when checking independent understanding.</w:t>
+        <w:pStyle w:val="ListBullet"/>
+      </w:pPr>
+      <w:r>
+        <w:t>For your Responsible Plant Classifier, save the input, procedure, observed result and limitation of this check. Label this worked example as practice; use a different, previously unreviewed case when checking independent understanding.</w:t>
       </w:r>
     </w:p>
     <w:tbl>
@@ -2071,12 +1898,598 @@
         <w:pStyle w:val="Heading1"/>
       </w:pPr>
       <w:r>
-        <w:t>20. Supported practice and learning evidence</w:t>
-      </w:r>
-    </w:p>
-    <w:p>
-      <w:r>
-        <w:t>Try the supported questions before comparing with hints and feedback. Record what you repaired and the evidence you retained.</w:t>
+        <w:t>20. Extra practice · Predict, check and repair</w:t>
+      </w:r>
+    </w:p>
+    <w:p>
+      <w:r>
+        <w:t>Keep supported feedback separate from the reserved independent case.</w:t>
+      </w:r>
+    </w:p>
+    <w:p>
+      <w:pPr>
+        <w:pStyle w:val="Heading2"/>
+      </w:pPr>
+      <w:r>
+        <w:t>First supported question and hint</w:t>
+      </w:r>
+    </w:p>
+    <w:p>
+      <w:pPr>
+        <w:pStyle w:val="ListBullet"/>
+      </w:pPr>
+      <w:r>
+        <w:t>Compare absolute and squared error without losing track of units.</w:t>
+      </w:r>
+    </w:p>
+    <w:p>
+      <w:pPr>
+        <w:pStyle w:val="Heading3"/>
+      </w:pPr>
+      <w:r>
+        <w:t>Practice 1: explain the deciding evidence</w:t>
+      </w:r>
+    </w:p>
+    <w:p>
+      <w:pPr>
+        <w:pStyle w:val="ListBullet"/>
+      </w:pPr>
+      <w:r>
+        <w:t>Which labelled step matches this detail? RMSE=sqrt(14/3), approximately2.16 cm.</w:t>
+      </w:r>
+    </w:p>
+    <w:p>
+      <w:pPr>
+        <w:pStyle w:val="ListBullet"/>
+      </w:pPr>
+      <w:r>
+        <w:t>1. Absolute errors</w:t>
+      </w:r>
+    </w:p>
+    <w:p>
+      <w:pPr>
+        <w:pStyle w:val="ListBullet"/>
+      </w:pPr>
+      <w:r>
+        <w:t>2. Root squared error</w:t>
+      </w:r>
+    </w:p>
+    <w:p>
+      <w:pPr>
+        <w:pStyle w:val="ListBullet"/>
+      </w:pPr>
+      <w:r>
+        <w:t>3. Squared errors</w:t>
+      </w:r>
+    </w:p>
+    <w:p>
+      <w:pPr>
+        <w:pStyle w:val="Heading3"/>
+      </w:pPr>
+      <w:r>
+        <w:t>My selected conclusion, deciding fact and explanation</w:t>
+      </w:r>
+    </w:p>
+    <w:p>
+      <w:r>
+        <w:t>________________________________________________________________</w:t>
+      </w:r>
+    </w:p>
+    <w:p>
+      <w:r>
+        <w:t>________________________________________________________________</w:t>
+      </w:r>
+    </w:p>
+    <w:p>
+      <w:r>
+        <w:t>________________________________________________________________</w:t>
+      </w:r>
+    </w:p>
+    <w:p>
+      <w:r>
+        <w:t>________________________________________________________________</w:t>
+      </w:r>
+    </w:p>
+    <w:p>
+      <w:r>
+        <w:t>________________________________________________________________</w:t>
+      </w:r>
+    </w:p>
+    <w:p>
+      <w:pPr>
+        <w:pStyle w:val="ListBullet"/>
+      </w:pPr>
+      <w:r>
+        <w:t>Hint if needed: Read the steps in the pictorial case. Match the supplied detail to the stage that performs or records it.</w:t>
+      </w:r>
+    </w:p>
+    <w:p>
+      <w:pPr>
+        <w:pStyle w:val="Heading2"/>
+      </w:pPr>
+      <w:r>
+        <w:t>Check the first explanation · reference / check after trying</w:t>
+      </w:r>
+    </w:p>
+    <w:p>
+      <w:pPr>
+        <w:spacing w:line="336" w:lineRule="auto" w:after="180"/>
+      </w:pPr>
+      <w:r>
+        <w:rPr>
+          <w:b w:val="0"/>
+        </w:rPr>
+        <w:t xml:space="preserve">After your attempt, compare with the supported explanation: Root squared error </w:t>
+      </w:r>
+      <w:r>
+        <w:rPr>
+          <w:b/>
+        </w:rPr>
+        <w:t>RMSE</w:t>
+      </w:r>
+      <w:r>
+        <w:rPr>
+          <w:b w:val="0"/>
+        </w:rPr>
+        <w:t xml:space="preserve">=sqrt(14/3), approximately2.16 cm. Read the picture in order. </w:t>
+      </w:r>
+      <w:r>
+        <w:rPr>
+          <w:b/>
+        </w:rPr>
+        <w:t>RMSE</w:t>
+      </w:r>
+      <w:r>
+        <w:rPr>
+          <w:b w:val="0"/>
+        </w:rPr>
+        <w:t>=sqrt(14/3), approximately2.16 cm.</w:t>
+      </w:r>
+    </w:p>
+    <w:p>
+      <w:pPr>
+        <w:spacing w:line="336" w:lineRule="auto" w:after="180"/>
+      </w:pPr>
+      <w:r>
+        <w:rPr>
+          <w:b w:val="0"/>
+        </w:rPr>
+        <w:t xml:space="preserve">The arrows show which recorded </w:t>
+      </w:r>
+      <w:r>
+        <w:rPr>
+          <w:b/>
+        </w:rPr>
+        <w:t>input</w:t>
+      </w:r>
+      <w:r>
+        <w:rPr>
+          <w:b w:val="0"/>
+        </w:rPr>
+        <w:t xml:space="preserve"> or intermediate result each decision uses. Explain the deciding step aloud before checking the changed case; pointing to the final answer alone does not show how it follows.</w:t>
+      </w:r>
+    </w:p>
+    <w:p>
+      <w:pPr>
+        <w:pStyle w:val="Heading2"/>
+      </w:pPr>
+      <w:r>
+        <w:t>Changed-case question and hint</w:t>
+      </w:r>
+    </w:p>
+    <w:p>
+      <w:pPr>
+        <w:pStyle w:val="Heading3"/>
+      </w:pPr>
+      <w:r>
+        <w:t>Practice 2: explain the deciding evidence</w:t>
+      </w:r>
+    </w:p>
+    <w:p>
+      <w:pPr>
+        <w:pStyle w:val="ListBullet"/>
+      </w:pPr>
+      <w:r>
+        <w:t>Changed-case practice: Convert every residual to millimetres. Which conclusion is supported by the supplied facts?</w:t>
+      </w:r>
+    </w:p>
+    <w:p>
+      <w:pPr>
+        <w:pStyle w:val="ListBullet"/>
+      </w:pPr>
+      <w:r>
+        <w:t>1. MAE becomes20 mm; MSE becomes1400/3 mm²; RMSE becomes about21.60 mm.</w:t>
+      </w:r>
+    </w:p>
+    <w:p>
+      <w:pPr>
+        <w:pStyle w:val="ListBullet"/>
+      </w:pPr>
+      <w:r>
+        <w:t>2. This one example guarantees correct results for every future input.</w:t>
+      </w:r>
+    </w:p>
+    <w:p>
+      <w:pPr>
+        <w:pStyle w:val="ListBullet"/>
+      </w:pPr>
+      <w:r>
+        <w:t>3. We can decide the result without examining the changed input or the procedure.</w:t>
+      </w:r>
+    </w:p>
+    <w:p>
+      <w:pPr>
+        <w:pStyle w:val="Heading3"/>
+      </w:pPr>
+      <w:r>
+        <w:t>My selected conclusion, deciding fact and explanation</w:t>
+      </w:r>
+    </w:p>
+    <w:p>
+      <w:r>
+        <w:t>________________________________________________________________</w:t>
+      </w:r>
+    </w:p>
+    <w:p>
+      <w:r>
+        <w:t>________________________________________________________________</w:t>
+      </w:r>
+    </w:p>
+    <w:p>
+      <w:r>
+        <w:t>________________________________________________________________</w:t>
+      </w:r>
+    </w:p>
+    <w:p>
+      <w:r>
+        <w:t>________________________________________________________________</w:t>
+      </w:r>
+    </w:p>
+    <w:p>
+      <w:r>
+        <w:t>________________________________________________________________</w:t>
+      </w:r>
+    </w:p>
+    <w:p>
+      <w:pPr>
+        <w:pStyle w:val="ListBullet"/>
+      </w:pPr>
+      <w:r>
+        <w:t>Hint if needed: Use the changed condition and the deciding step in the pictorial trace. The answer must say what follows from those facts.</w:t>
+      </w:r>
+    </w:p>
+    <w:p>
+      <w:pPr>
+        <w:pStyle w:val="Heading2"/>
+      </w:pPr>
+      <w:r>
+        <w:t>Check the changed explanation · reference / check after trying</w:t>
+      </w:r>
+    </w:p>
+    <w:p>
+      <w:pPr>
+        <w:spacing w:line="336" w:lineRule="auto" w:after="180"/>
+      </w:pPr>
+      <w:r>
+        <w:rPr>
+          <w:b w:val="0"/>
+        </w:rPr>
+        <w:t xml:space="preserve">After your attempt, compare with the supported explanation: MAE becomes20 mm; MSE becomes1400/3 mm²; </w:t>
+      </w:r>
+      <w:r>
+        <w:rPr>
+          <w:b/>
+        </w:rPr>
+        <w:t>RMSE</w:t>
+      </w:r>
+      <w:r>
+        <w:rPr>
+          <w:b w:val="0"/>
+        </w:rPr>
+        <w:t xml:space="preserve"> becomes about21.60 mm. Residuals scale by10; squares scale by100, while the square root returns a length </w:t>
+      </w:r>
+      <w:r>
+        <w:rPr>
+          <w:b/>
+        </w:rPr>
+        <w:t>unit</w:t>
+      </w:r>
+      <w:r>
+        <w:rPr>
+          <w:b w:val="0"/>
+        </w:rPr>
+        <w:t>.</w:t>
+      </w:r>
+    </w:p>
+    <w:p>
+      <w:pPr>
+        <w:pStyle w:val="Heading2"/>
+      </w:pPr>
+      <w:r>
+        <w:t>Repair and keep the record</w:t>
+      </w:r>
+    </w:p>
+    <w:p>
+      <w:pPr>
+        <w:spacing w:line="336" w:lineRule="auto" w:after="180"/>
+      </w:pPr>
+      <w:r>
+        <w:rPr>
+          <w:b w:val="0"/>
+        </w:rPr>
+        <w:t xml:space="preserve">Review Mean, Median, and Baselines (ai-4/20). Goal: Fit mean and median constant baselines on </w:t>
+      </w:r>
+      <w:r>
+        <w:rPr>
+          <w:b/>
+        </w:rPr>
+        <w:t>training</w:t>
+      </w:r>
+      <w:r>
+        <w:rPr>
+          <w:b w:val="0"/>
+        </w:rPr>
+        <w:t xml:space="preserve"> targets. Short practice: Does either original baseline win under evaluation MAE?</w:t>
+      </w:r>
+    </w:p>
+    <w:p>
+      <w:pPr>
+        <w:spacing w:line="336" w:lineRule="auto" w:after="180"/>
+      </w:pPr>
+      <w:r>
+        <w:rPr>
+          <w:b w:val="0"/>
+        </w:rPr>
+        <w:t xml:space="preserve">Point to the relevant step in the picture, then write the changed result and the rule or </w:t>
+      </w:r>
+      <w:r>
+        <w:rPr>
+          <w:b/>
+        </w:rPr>
+        <w:t>evidence</w:t>
+      </w:r>
+      <w:r>
+        <w:rPr>
+          <w:b w:val="0"/>
+        </w:rPr>
+        <w:t xml:space="preserve"> that supports it.. Return to this week and explain what you changed.</w:t>
+      </w:r>
+    </w:p>
+    <w:p>
+      <w:pPr>
+        <w:spacing w:line="336" w:lineRule="auto" w:after="180"/>
+      </w:pPr>
+      <w:r>
+        <w:rPr>
+          <w:b w:val="0"/>
+        </w:rPr>
+        <w:t xml:space="preserve">Review Error Analysis (ai-4/18). Goal: Categorize development errors using </w:t>
+      </w:r>
+      <w:r>
+        <w:rPr>
+          <w:b/>
+        </w:rPr>
+        <w:t>evidence</w:t>
+      </w:r>
+      <w:r>
+        <w:rPr>
+          <w:b w:val="0"/>
+        </w:rPr>
+        <w:t xml:space="preserve">. Short practice: What </w:t>
+      </w:r>
+      <w:r>
+        <w:rPr>
+          <w:b/>
+        </w:rPr>
+        <w:t>evidence</w:t>
+      </w:r>
+      <w:r>
+        <w:rPr>
+          <w:b w:val="0"/>
+        </w:rPr>
+        <w:t xml:space="preserve"> would support the claim that a change helps fresh dim-light images?</w:t>
+      </w:r>
+    </w:p>
+    <w:p>
+      <w:pPr>
+        <w:spacing w:line="336" w:lineRule="auto" w:after="180"/>
+      </w:pPr>
+      <w:r>
+        <w:rPr>
+          <w:b w:val="0"/>
+        </w:rPr>
+        <w:t xml:space="preserve">Point to the relevant step in the picture, then write the changed result and the rule or </w:t>
+      </w:r>
+      <w:r>
+        <w:rPr>
+          <w:b/>
+        </w:rPr>
+        <w:t>evidence</w:t>
+      </w:r>
+      <w:r>
+        <w:rPr>
+          <w:b w:val="0"/>
+        </w:rPr>
+        <w:t xml:space="preserve"> that supports it.. Return to this week and explain what you changed.</w:t>
+      </w:r>
+    </w:p>
+    <w:p>
+      <w:pPr>
+        <w:spacing w:line="336" w:lineRule="auto" w:after="180"/>
+      </w:pPr>
+      <w:r>
+        <w:rPr>
+          <w:b w:val="0"/>
+        </w:rPr>
+        <w:t xml:space="preserve">Review Confusion Matrix (ai-4/15). Goal: Build a labelled confusion matrix from matched reference and </w:t>
+      </w:r>
+      <w:r>
+        <w:rPr>
+          <w:b/>
+        </w:rPr>
+        <w:t>prediction</w:t>
+      </w:r>
+      <w:r>
+        <w:rPr>
+          <w:b w:val="0"/>
+        </w:rPr>
+        <w:t xml:space="preserve"> pairs. Short practice: Why is adding TP alone without reducing FN an incorrect revision?</w:t>
+      </w:r>
+    </w:p>
+    <w:p>
+      <w:pPr>
+        <w:spacing w:line="336" w:lineRule="auto" w:after="180"/>
+      </w:pPr>
+      <w:r>
+        <w:rPr>
+          <w:b w:val="0"/>
+        </w:rPr>
+        <w:t xml:space="preserve">Point to the relevant step in the picture, then write the changed result and the rule or </w:t>
+      </w:r>
+      <w:r>
+        <w:rPr>
+          <w:b/>
+        </w:rPr>
+        <w:t>evidence</w:t>
+      </w:r>
+      <w:r>
+        <w:rPr>
+          <w:b w:val="0"/>
+        </w:rPr>
+        <w:t xml:space="preserve"> that supports it.. Return to this week and explain what you changed.</w:t>
+      </w:r>
+    </w:p>
+    <w:p>
+      <w:pPr>
+        <w:spacing w:line="336" w:lineRule="auto" w:after="180"/>
+      </w:pPr>
+      <w:r>
+        <w:rPr>
+          <w:b w:val="0"/>
+        </w:rPr>
+        <w:t xml:space="preserve">The browser lab lets you edit the supported Python examples already included in this lesson. Predict first, run, inspect the actual </w:t>
+      </w:r>
+      <w:r>
+        <w:rPr>
+          <w:b/>
+        </w:rPr>
+        <w:t>output</w:t>
+      </w:r>
+      <w:r>
+        <w:rPr>
+          <w:b w:val="0"/>
+        </w:rPr>
+        <w:t xml:space="preserve"> or error, change one </w:t>
+      </w:r>
+      <w:r>
+        <w:rPr>
+          <w:b/>
+        </w:rPr>
+        <w:t>input</w:t>
+      </w:r>
+      <w:r>
+        <w:rPr>
+          <w:b w:val="0"/>
+        </w:rPr>
+        <w:t>, then run again.</w:t>
+      </w:r>
+    </w:p>
+    <w:p>
+      <w:pPr>
+        <w:spacing w:line="336" w:lineRule="auto" w:after="180"/>
+      </w:pPr>
+      <w:r>
+        <w:rPr>
+          <w:b w:val="0"/>
+        </w:rPr>
+        <w:t xml:space="preserve">Keep code, </w:t>
+      </w:r>
+      <w:r>
+        <w:rPr>
+          <w:b/>
+        </w:rPr>
+        <w:t>prediction</w:t>
+      </w:r>
+      <w:r>
+        <w:rPr>
+          <w:b w:val="0"/>
+        </w:rPr>
+        <w:t>s, actual results and a reasoned revision together. On paper, label your result as a trace rather than an execution.</w:t>
+      </w:r>
+    </w:p>
+    <w:p>
+      <w:pPr>
+        <w:spacing w:line="336" w:lineRule="auto" w:after="180"/>
+      </w:pPr>
+      <w:r>
+        <w:rPr>
+          <w:b w:val="0"/>
+        </w:rPr>
+        <w:t xml:space="preserve">Use Download completed work in the hosted lesson to export your answers, reflections, practice feedback and code-run </w:t>
+      </w:r>
+      <w:r>
+        <w:rPr>
+          <w:b/>
+        </w:rPr>
+        <w:t>evidence</w:t>
+      </w:r>
+      <w:r>
+        <w:rPr>
+          <w:b w:val="0"/>
+        </w:rPr>
+        <w:t>. Open the HTML copy to read or print it.</w:t>
+      </w:r>
+    </w:p>
+    <w:p>
+      <w:pPr>
+        <w:spacing w:line="336" w:lineRule="auto" w:after="180"/>
+      </w:pPr>
+      <w:r>
+        <w:rPr>
+          <w:b w:val="0"/>
+        </w:rPr>
+        <w:t>Drafts stay in this browser when storage is available; clear drafts on a shared device.</w:t>
+      </w:r>
+    </w:p>
+    <w:p>
+      <w:pPr>
+        <w:pStyle w:val="Heading3"/>
+      </w:pPr>
+      <w:r>
+        <w:t>What I repaired, the evidence I kept and the next test</w:t>
+      </w:r>
+    </w:p>
+    <w:p>
+      <w:r>
+        <w:t>________________________________________________________________</w:t>
+      </w:r>
+    </w:p>
+    <w:p>
+      <w:r>
+        <w:t>________________________________________________________________</w:t>
+      </w:r>
+    </w:p>
+    <w:p>
+      <w:r>
+        <w:t>________________________________________________________________</w:t>
+      </w:r>
+    </w:p>
+    <w:p>
+      <w:r>
+        <w:t>________________________________________________________________</w:t>
+      </w:r>
+    </w:p>
+    <w:p>
+      <w:r>
+        <w:t>________________________________________________________________</w:t>
+      </w:r>
+    </w:p>
+    <w:p>
+      <w:pPr>
+        <w:pStyle w:val="Heading2"/>
+      </w:pPr>
+      <w:r>
+        <w:t>Earlier wording, alternatives and picture transcripts · reference / check after trying</w:t>
       </w:r>
     </w:p>
     <w:p>
@@ -2092,104 +2505,10 @@
     </w:p>
     <w:p>
       <w:pPr>
-        <w:spacing w:line="336" w:lineRule="auto" w:after="180"/>
-      </w:pPr>
-      <w:r>
-        <w:rPr>
-          <w:b w:val="0"/>
-        </w:rPr>
-        <w:t xml:space="preserve">Compare absolute and squared error without losing track of </w:t>
-      </w:r>
-      <w:r>
-        <w:rPr>
-          <w:b/>
-        </w:rPr>
-        <w:t>unit</w:t>
-      </w:r>
-      <w:r>
-        <w:rPr>
-          <w:b w:val="0"/>
-        </w:rPr>
-        <w:t>s.</w:t>
-      </w:r>
-    </w:p>
-    <w:p>
-      <w:pPr>
         <w:pStyle w:val="Heading3"/>
       </w:pPr>
       <w:r>
-        <w:t>Practice 1: explain the deciding evidence</w:t>
-      </w:r>
-    </w:p>
-    <w:p>
-      <w:pPr>
-        <w:spacing w:line="336" w:lineRule="auto" w:after="180"/>
-      </w:pPr>
-      <w:r>
-        <w:rPr>
-          <w:b w:val="0"/>
-        </w:rPr>
-        <w:t xml:space="preserve">Which labelled step matches this detail? </w:t>
-      </w:r>
-      <w:r>
-        <w:rPr>
-          <w:b/>
-        </w:rPr>
-        <w:t>RMSE</w:t>
-      </w:r>
-      <w:r>
-        <w:rPr>
-          <w:b w:val="0"/>
-        </w:rPr>
-        <w:t>=sqrt(14/3), approximately2.16 cm.</w:t>
-      </w:r>
-    </w:p>
-    <w:p>
-      <w:pPr>
-        <w:spacing w:line="336" w:lineRule="auto" w:after="180"/>
-        <w:shd w:fill="F4F9FC"/>
-      </w:pPr>
-      <w:r>
-        <w:rPr>
-          <w:b w:val="0"/>
-        </w:rPr>
-        <w:t xml:space="preserve">1. </w:t>
-      </w:r>
-      <w:r>
-        <w:rPr>
-          <w:b/>
-        </w:rPr>
-        <w:t>Absolute error</w:t>
-      </w:r>
-      <w:r>
-        <w:rPr>
-          <w:b w:val="0"/>
-        </w:rPr>
-        <w:t>s</w:t>
-      </w:r>
-    </w:p>
-    <w:p>
-      <w:pPr>
-        <w:spacing w:line="336" w:lineRule="auto" w:after="180"/>
-        <w:shd w:fill="F4F9FC"/>
-      </w:pPr>
-      <w:r>
-        <w:rPr>
-          <w:b w:val="0"/>
-        </w:rPr>
-        <w:t>2. Root squared error</w:t>
-      </w:r>
-    </w:p>
-    <w:p>
-      <w:pPr>
-        <w:spacing w:line="336" w:lineRule="auto" w:after="180"/>
-        <w:shd w:fill="F4F9FC"/>
-      </w:pPr>
-      <w:r>
-        <w:rPr>
-          <w:b w:val="0"/>
-        </w:rPr>
-        <w:t>3. Squared errors</w:t>
+        <w:t>Repair a missing building block</w:t>
       </w:r>
     </w:p>
     <w:p>
@@ -2197,32 +2516,7 @@
         <w:pStyle w:val="Heading3"/>
       </w:pPr>
       <w:r>
-        <w:t>My selected conclusion, deciding fact and explanation</w:t>
-      </w:r>
-    </w:p>
-    <w:p>
-      <w:r>
-        <w:t>________________________________________________________________</w:t>
-      </w:r>
-    </w:p>
-    <w:p>
-      <w:r>
-        <w:t>________________________________________________________________</w:t>
-      </w:r>
-    </w:p>
-    <w:p>
-      <w:r>
-        <w:t>________________________________________________________________</w:t>
-      </w:r>
-    </w:p>
-    <w:p>
-      <w:r>
-        <w:t>________________________________________________________________</w:t>
-      </w:r>
-    </w:p>
-    <w:p>
-      <w:r>
-        <w:t>________________________________________________________________</w:t>
+        <w:t>Predict, run and debug</w:t>
       </w:r>
     </w:p>
     <w:p>
@@ -2230,601 +2524,25 @@
         <w:pStyle w:val="Heading3"/>
       </w:pPr>
       <w:r>
-        <w:t>Hint · try first</w:t>
-      </w:r>
-    </w:p>
-    <w:p>
-      <w:pPr>
-        <w:spacing w:line="336" w:lineRule="auto" w:after="180"/>
-        <w:shd w:fill="F1F6F8"/>
-      </w:pPr>
-      <w:r>
-        <w:rPr>
-          <w:b w:val="0"/>
-        </w:rPr>
-        <w:t>Hint if needed: Read the steps in the pictorial case. Match the supplied detail to the stage that performs or records it.</w:t>
-      </w:r>
-    </w:p>
-    <w:p>
-      <w:pPr>
-        <w:pStyle w:val="Heading3"/>
-      </w:pPr>
-      <w:r>
-        <w:t>Feedback · compare after trying</w:t>
-      </w:r>
-    </w:p>
-    <w:p>
-      <w:pPr>
-        <w:spacing w:line="336" w:lineRule="auto" w:after="180"/>
-        <w:shd w:fill="F1F6FC"/>
-      </w:pPr>
-      <w:r>
-        <w:rPr>
-          <w:b w:val="0"/>
-        </w:rPr>
-        <w:t xml:space="preserve">After your attempt, compare with the supported explanation: Root squared error </w:t>
-      </w:r>
-      <w:r>
-        <w:rPr>
-          <w:b/>
-        </w:rPr>
-        <w:t>RMSE</w:t>
-      </w:r>
-      <w:r>
-        <w:rPr>
-          <w:b w:val="0"/>
-        </w:rPr>
-        <w:t xml:space="preserve">=sqrt(14/3), approximately2.16 cm. Read the picture in order. </w:t>
-      </w:r>
-      <w:r>
-        <w:rPr>
-          <w:b/>
-        </w:rPr>
-        <w:t>RMSE</w:t>
-      </w:r>
-      <w:r>
-        <w:rPr>
-          <w:b w:val="0"/>
-        </w:rPr>
-        <w:t>=sqrt(14/3), approximately2.16 cm.</w:t>
-      </w:r>
-    </w:p>
-    <w:p>
-      <w:pPr>
-        <w:spacing w:line="336" w:lineRule="auto" w:after="180"/>
-        <w:shd w:fill="F1F6FC"/>
-      </w:pPr>
-      <w:r>
-        <w:rPr>
-          <w:b w:val="0"/>
-        </w:rPr>
-        <w:t xml:space="preserve">The arrows show which recorded </w:t>
-      </w:r>
-      <w:r>
-        <w:rPr>
-          <w:b/>
-        </w:rPr>
-        <w:t>input</w:t>
-      </w:r>
-      <w:r>
-        <w:rPr>
-          <w:b w:val="0"/>
-        </w:rPr>
-        <w:t xml:space="preserve"> or intermediate result each decision uses. Explain the deciding step aloud before checking the changed case; pointing to the final answer alone does not show how it follows.</w:t>
-      </w:r>
-    </w:p>
-    <w:p>
-      <w:pPr>
-        <w:pStyle w:val="Heading3"/>
-      </w:pPr>
-      <w:r>
-        <w:t>Practice 2: explain the deciding evidence</w:t>
-      </w:r>
-    </w:p>
-    <w:p>
-      <w:pPr>
-        <w:pStyle w:val="Heading3"/>
-      </w:pPr>
-      <w:r>
-        <w:t>Changed case · predict first</w:t>
-      </w:r>
-    </w:p>
-    <w:p>
-      <w:pPr>
-        <w:spacing w:line="336" w:lineRule="auto" w:after="180"/>
-        <w:shd w:fill="F5F1FB"/>
-      </w:pPr>
-      <w:r>
-        <w:rPr>
-          <w:b w:val="0"/>
-        </w:rPr>
-        <w:t>Changed-case practice: Convert every residual to millimetres. Which conclusion is supported by the supplied facts?</w:t>
-      </w:r>
-    </w:p>
-    <w:p>
-      <w:pPr>
-        <w:spacing w:line="336" w:lineRule="auto" w:after="180"/>
-        <w:shd w:fill="F4F9FC"/>
-      </w:pPr>
-      <w:r>
-        <w:rPr>
-          <w:b w:val="0"/>
-        </w:rPr>
-        <w:t xml:space="preserve">1. MAE becomes20 mm; MSE becomes1400/3 mm²; </w:t>
-      </w:r>
-      <w:r>
-        <w:rPr>
-          <w:b/>
-        </w:rPr>
-        <w:t>RMSE</w:t>
-      </w:r>
-      <w:r>
-        <w:rPr>
-          <w:b w:val="0"/>
-        </w:rPr>
-        <w:t xml:space="preserve"> becomes about21.60 mm.</w:t>
-      </w:r>
-    </w:p>
-    <w:p>
-      <w:pPr>
-        <w:spacing w:line="336" w:lineRule="auto" w:after="180"/>
-        <w:shd w:fill="F4F9FC"/>
-      </w:pPr>
-      <w:r>
-        <w:rPr>
-          <w:b w:val="0"/>
-        </w:rPr>
-        <w:t xml:space="preserve">2. This one example guarantees correct results for every future </w:t>
-      </w:r>
-      <w:r>
-        <w:rPr>
-          <w:b/>
-        </w:rPr>
-        <w:t>input</w:t>
-      </w:r>
-      <w:r>
-        <w:rPr>
-          <w:b w:val="0"/>
-        </w:rPr>
-        <w:t>.</w:t>
-      </w:r>
-    </w:p>
-    <w:p>
-      <w:pPr>
-        <w:spacing w:line="336" w:lineRule="auto" w:after="180"/>
-        <w:shd w:fill="F4F9FC"/>
-      </w:pPr>
-      <w:r>
-        <w:rPr>
-          <w:b w:val="0"/>
-        </w:rPr>
-        <w:t xml:space="preserve">3. We can decide the result without examining the changed </w:t>
-      </w:r>
-      <w:r>
-        <w:rPr>
-          <w:b/>
-        </w:rPr>
-        <w:t>input</w:t>
-      </w:r>
-      <w:r>
-        <w:rPr>
-          <w:b w:val="0"/>
-        </w:rPr>
-        <w:t xml:space="preserve"> or the procedure.</w:t>
-      </w:r>
-    </w:p>
-    <w:p>
-      <w:pPr>
-        <w:pStyle w:val="Heading3"/>
-      </w:pPr>
-      <w:r>
-        <w:t>My selected conclusion, deciding fact and explanation</w:t>
-      </w:r>
-    </w:p>
-    <w:p>
-      <w:r>
-        <w:t>________________________________________________________________</w:t>
-      </w:r>
-    </w:p>
-    <w:p>
-      <w:r>
-        <w:t>________________________________________________________________</w:t>
-      </w:r>
-    </w:p>
-    <w:p>
-      <w:r>
-        <w:t>________________________________________________________________</w:t>
-      </w:r>
-    </w:p>
-    <w:p>
-      <w:r>
-        <w:t>________________________________________________________________</w:t>
-      </w:r>
-    </w:p>
-    <w:p>
-      <w:r>
-        <w:t>________________________________________________________________</w:t>
-      </w:r>
-    </w:p>
-    <w:p>
-      <w:pPr>
-        <w:pStyle w:val="Heading3"/>
-      </w:pPr>
-      <w:r>
-        <w:t>Hint · try first</w:t>
-      </w:r>
-    </w:p>
-    <w:p>
-      <w:pPr>
-        <w:spacing w:line="336" w:lineRule="auto" w:after="180"/>
-        <w:shd w:fill="F1F6F8"/>
-      </w:pPr>
-      <w:r>
-        <w:rPr>
-          <w:b w:val="0"/>
-        </w:rPr>
-        <w:t>Hint if needed: Use the changed condition and the deciding step in the pictorial trace. The answer must say what follows from those facts.</w:t>
-      </w:r>
-    </w:p>
-    <w:p>
-      <w:pPr>
-        <w:pStyle w:val="Heading3"/>
-      </w:pPr>
-      <w:r>
-        <w:t>Feedback · compare after trying</w:t>
-      </w:r>
-    </w:p>
-    <w:p>
-      <w:pPr>
-        <w:spacing w:line="336" w:lineRule="auto" w:after="180"/>
-        <w:shd w:fill="F1F6FC"/>
-      </w:pPr>
-      <w:r>
-        <w:rPr>
-          <w:b w:val="0"/>
-        </w:rPr>
-        <w:t xml:space="preserve">After your attempt, compare with the supported explanation: MAE becomes20 mm; MSE becomes1400/3 mm²; </w:t>
-      </w:r>
-      <w:r>
-        <w:rPr>
-          <w:b/>
-        </w:rPr>
-        <w:t>RMSE</w:t>
-      </w:r>
-      <w:r>
-        <w:rPr>
-          <w:b w:val="0"/>
-        </w:rPr>
-        <w:t xml:space="preserve"> becomes about21.60 mm. Residuals scale by10; squares scale by100, while the square root returns a length </w:t>
-      </w:r>
-      <w:r>
-        <w:rPr>
-          <w:b/>
-        </w:rPr>
-        <w:t>unit</w:t>
-      </w:r>
-      <w:r>
-        <w:rPr>
-          <w:b w:val="0"/>
-        </w:rPr>
-        <w:t>.</w:t>
-      </w:r>
-    </w:p>
-    <w:p>
-      <w:pPr>
-        <w:pStyle w:val="Heading3"/>
-      </w:pPr>
-      <w:r>
-        <w:t>Repair a missing building block</w:t>
-      </w:r>
-    </w:p>
-    <w:p>
-      <w:pPr>
-        <w:spacing w:line="336" w:lineRule="auto" w:after="180"/>
-      </w:pPr>
-      <w:r>
-        <w:rPr>
-          <w:b w:val="0"/>
-        </w:rPr>
-        <w:t xml:space="preserve">Review Mean, Median, and Baselines (ai-4/20). Goal: Fit mean and median constant baselines on </w:t>
-      </w:r>
-      <w:r>
-        <w:rPr>
-          <w:b/>
-        </w:rPr>
-        <w:t>training</w:t>
-      </w:r>
-      <w:r>
-        <w:rPr>
-          <w:b w:val="0"/>
-        </w:rPr>
-        <w:t xml:space="preserve"> targets. Short practice: Does either original baseline win under evaluation MAE?</w:t>
-      </w:r>
-    </w:p>
-    <w:p>
-      <w:pPr>
-        <w:spacing w:line="336" w:lineRule="auto" w:after="180"/>
-      </w:pPr>
-      <w:r>
-        <w:rPr>
-          <w:b w:val="0"/>
-        </w:rPr>
-        <w:t xml:space="preserve">Point to the relevant step in the picture, then write the changed result and the rule or </w:t>
-      </w:r>
-      <w:r>
-        <w:rPr>
-          <w:b/>
-        </w:rPr>
-        <w:t>evidence</w:t>
-      </w:r>
-      <w:r>
-        <w:rPr>
-          <w:b w:val="0"/>
-        </w:rPr>
-        <w:t xml:space="preserve"> that supports it.. Return to this week and explain what you changed.</w:t>
-      </w:r>
-    </w:p>
-    <w:p>
-      <w:pPr>
-        <w:spacing w:line="336" w:lineRule="auto" w:after="180"/>
-      </w:pPr>
-      <w:r>
-        <w:rPr>
-          <w:b w:val="0"/>
-        </w:rPr>
-        <w:t xml:space="preserve">Review Error Analysis (ai-4/18). Goal: Categorize development errors using </w:t>
-      </w:r>
-      <w:r>
-        <w:rPr>
-          <w:b/>
-        </w:rPr>
-        <w:t>evidence</w:t>
-      </w:r>
-      <w:r>
-        <w:rPr>
-          <w:b w:val="0"/>
-        </w:rPr>
-        <w:t xml:space="preserve">. Short practice: What </w:t>
-      </w:r>
-      <w:r>
-        <w:rPr>
-          <w:b/>
-        </w:rPr>
-        <w:t>evidence</w:t>
-      </w:r>
-      <w:r>
-        <w:rPr>
-          <w:b w:val="0"/>
-        </w:rPr>
-        <w:t xml:space="preserve"> would support the claim that a change helps fresh dim-light images?</w:t>
-      </w:r>
-    </w:p>
-    <w:p>
-      <w:pPr>
-        <w:spacing w:line="336" w:lineRule="auto" w:after="180"/>
-      </w:pPr>
-      <w:r>
-        <w:rPr>
-          <w:b w:val="0"/>
-        </w:rPr>
-        <w:t xml:space="preserve">Point to the relevant step in the picture, then write the changed result and the rule or </w:t>
-      </w:r>
-      <w:r>
-        <w:rPr>
-          <w:b/>
-        </w:rPr>
-        <w:t>evidence</w:t>
-      </w:r>
-      <w:r>
-        <w:rPr>
-          <w:b w:val="0"/>
-        </w:rPr>
-        <w:t xml:space="preserve"> that supports it.. Return to this week and explain what you changed.</w:t>
-      </w:r>
-    </w:p>
-    <w:p>
-      <w:pPr>
-        <w:spacing w:line="336" w:lineRule="auto" w:after="180"/>
-      </w:pPr>
-      <w:r>
-        <w:rPr>
-          <w:b w:val="0"/>
-        </w:rPr>
-        <w:t xml:space="preserve">Review Confusion Matrix (ai-4/15). Goal: Build a labelled confusion matrix from matched reference and </w:t>
-      </w:r>
-      <w:r>
-        <w:rPr>
-          <w:b/>
-        </w:rPr>
-        <w:t>prediction</w:t>
-      </w:r>
-      <w:r>
-        <w:rPr>
-          <w:b w:val="0"/>
-        </w:rPr>
-        <w:t xml:space="preserve"> pairs. Short practice: Why is adding TP alone without reducing FN an incorrect revision?</w:t>
-      </w:r>
-    </w:p>
-    <w:p>
-      <w:pPr>
-        <w:spacing w:line="336" w:lineRule="auto" w:after="180"/>
-      </w:pPr>
-      <w:r>
-        <w:rPr>
-          <w:b w:val="0"/>
-        </w:rPr>
-        <w:t xml:space="preserve">Point to the relevant step in the picture, then write the changed result and the rule or </w:t>
-      </w:r>
-      <w:r>
-        <w:rPr>
-          <w:b/>
-        </w:rPr>
-        <w:t>evidence</w:t>
-      </w:r>
-      <w:r>
-        <w:rPr>
-          <w:b w:val="0"/>
-        </w:rPr>
-        <w:t xml:space="preserve"> that supports it.. Return to this week and explain what you changed.</w:t>
-      </w:r>
-    </w:p>
-    <w:p>
-      <w:pPr>
-        <w:pStyle w:val="Heading3"/>
-      </w:pPr>
-      <w:r>
-        <w:t>Predict, run and debug</w:t>
-      </w:r>
-    </w:p>
-    <w:p>
-      <w:pPr>
-        <w:spacing w:line="336" w:lineRule="auto" w:after="180"/>
-      </w:pPr>
-      <w:r>
-        <w:rPr>
-          <w:b w:val="0"/>
-        </w:rPr>
-        <w:t xml:space="preserve">The browser lab lets you edit the supported Python examples already included in this lesson. Predict first, run, inspect the actual </w:t>
-      </w:r>
-      <w:r>
-        <w:rPr>
-          <w:b/>
-        </w:rPr>
-        <w:t>output</w:t>
-      </w:r>
-      <w:r>
-        <w:rPr>
-          <w:b w:val="0"/>
-        </w:rPr>
-        <w:t xml:space="preserve"> or error, change one </w:t>
-      </w:r>
-      <w:r>
-        <w:rPr>
-          <w:b/>
-        </w:rPr>
-        <w:t>input</w:t>
-      </w:r>
-      <w:r>
-        <w:rPr>
-          <w:b w:val="0"/>
-        </w:rPr>
-        <w:t>, then run again.</w:t>
-      </w:r>
-    </w:p>
-    <w:p>
-      <w:pPr>
-        <w:spacing w:line="336" w:lineRule="auto" w:after="180"/>
-      </w:pPr>
-      <w:r>
-        <w:rPr>
-          <w:b w:val="0"/>
-        </w:rPr>
-        <w:t xml:space="preserve">Keep code, </w:t>
-      </w:r>
-      <w:r>
-        <w:rPr>
-          <w:b/>
-        </w:rPr>
-        <w:t>prediction</w:t>
-      </w:r>
-      <w:r>
-        <w:rPr>
-          <w:b w:val="0"/>
-        </w:rPr>
-        <w:t>s, actual results and a reasoned revision together. On paper, label your result as a trace rather than an execution.</w:t>
-      </w:r>
-    </w:p>
-    <w:p>
-      <w:pPr>
-        <w:pStyle w:val="Heading3"/>
-      </w:pPr>
-      <w:r>
         <w:t>Keep your completed work</w:t>
       </w:r>
     </w:p>
     <w:p>
       <w:pPr>
-        <w:spacing w:line="336" w:lineRule="auto" w:after="180"/>
-      </w:pPr>
-      <w:r>
-        <w:rPr>
-          <w:b w:val="0"/>
-        </w:rPr>
-        <w:t xml:space="preserve">Use Download completed work in the hosted lesson to export your answers, reflections, practice feedback and code-run </w:t>
-      </w:r>
-      <w:r>
-        <w:rPr>
-          <w:b/>
-        </w:rPr>
-        <w:t>evidence</w:t>
-      </w:r>
-      <w:r>
-        <w:rPr>
-          <w:b w:val="0"/>
-        </w:rPr>
-        <w:t>. Open the HTML copy to read or print it.</w:t>
-      </w:r>
-    </w:p>
-    <w:p>
-      <w:pPr>
-        <w:spacing w:line="336" w:lineRule="auto" w:after="180"/>
-      </w:pPr>
-      <w:r>
-        <w:rPr>
-          <w:b w:val="0"/>
-        </w:rPr>
-        <w:t>Drafts stay in this browser when storage is available; clear drafts on a shared device.</w:t>
-      </w:r>
-    </w:p>
-    <w:p>
-      <w:pPr>
-        <w:pStyle w:val="Heading3"/>
-      </w:pPr>
-      <w:r>
-        <w:t>What I repaired, the evidence I kept and the next test</w:t>
-      </w:r>
-    </w:p>
-    <w:p>
-      <w:r>
-        <w:t>________________________________________________________________</w:t>
-      </w:r>
-    </w:p>
-    <w:p>
-      <w:r>
-        <w:t>________________________________________________________________</w:t>
-      </w:r>
-    </w:p>
-    <w:p>
-      <w:r>
-        <w:t>________________________________________________________________</w:t>
-      </w:r>
-    </w:p>
-    <w:p>
-      <w:r>
-        <w:t>________________________________________________________________</w:t>
-      </w:r>
-    </w:p>
-    <w:p>
-      <w:r>
-        <w:t>________________________________________________________________</w:t>
-      </w:r>
-    </w:p>
-    <w:p>
-      <w:pPr>
         <w:pStyle w:val="Heading1"/>
       </w:pPr>
       <w:r>
-        <w:t>21. Visual concept journey</w:t>
-      </w:r>
-    </w:p>
-    <w:p>
-      <w:r>
-        <w:t>Explain each Absolute Error and MAE picture from its labels, then record a relevant limit.</w:t>
-      </w:r>
-    </w:p>
-    <w:p>
-      <w:pPr>
-        <w:pStyle w:val="Heading3"/>
+        <w:t>21. Reference · Six-picture response sheets</w:t>
+      </w:r>
+    </w:p>
+    <w:p>
+      <w:r>
+        <w:t>Choose the relevant picture instead of repeating every task.</w:t>
+      </w:r>
+    </w:p>
+    <w:p>
+      <w:pPr>
+        <w:pStyle w:val="Heading2"/>
       </w:pPr>
       <w:r>
         <w:t>01. Absolute Error and MAE: the case</w:t>
@@ -2915,7 +2633,6 @@
     <w:p>
       <w:pPr>
         <w:spacing w:line="336" w:lineRule="auto" w:after="180"/>
-        <w:shd w:fill="F5F1FB"/>
       </w:pPr>
       <w:r>
         <w:rPr>
@@ -2954,7 +2671,7 @@
     </w:p>
     <w:p>
       <w:pPr>
-        <w:pStyle w:val="Heading3"/>
+        <w:pStyle w:val="Heading2"/>
       </w:pPr>
       <w:r>
         <w:t>02. Follow the deciding steps</w:t>
@@ -3028,7 +2745,6 @@
     <w:p>
       <w:pPr>
         <w:spacing w:line="336" w:lineRule="auto" w:after="180"/>
-        <w:shd w:fill="F5F1FB"/>
       </w:pPr>
       <w:r>
         <w:rPr>
@@ -3079,7 +2795,7 @@
     </w:p>
     <w:p>
       <w:pPr>
-        <w:pStyle w:val="Heading3"/>
+        <w:pStyle w:val="Heading2"/>
       </w:pPr>
       <w:r>
         <w:t>03. Absolute and squared loss at a glance</w:t>
@@ -3147,7 +2863,6 @@
     <w:p>
       <w:pPr>
         <w:spacing w:line="336" w:lineRule="auto" w:after="180"/>
-        <w:shd w:fill="F5F1FB"/>
       </w:pPr>
       <w:r>
         <w:rPr>
@@ -3186,7 +2901,7 @@
     </w:p>
     <w:p>
       <w:pPr>
-        <w:pStyle w:val="Heading3"/>
+        <w:pStyle w:val="Heading2"/>
       </w:pPr>
       <w:r>
         <w:t>04. Change one thing. Trace what follows.</w:t>
@@ -3289,7 +3004,6 @@
     <w:p>
       <w:pPr>
         <w:spacing w:line="336" w:lineRule="auto" w:after="180"/>
-        <w:shd w:fill="F5F1FB"/>
       </w:pPr>
       <w:r>
         <w:rPr>
@@ -3328,7 +3042,7 @@
     </w:p>
     <w:p>
       <w:pPr>
-        <w:pStyle w:val="Heading3"/>
+        <w:pStyle w:val="Heading2"/>
       </w:pPr>
       <w:r>
         <w:t>05. Connect the explanation to its limit</w:t>
@@ -3454,7 +3168,6 @@
     <w:p>
       <w:pPr>
         <w:spacing w:line="336" w:lineRule="auto" w:after="180"/>
-        <w:shd w:fill="F5F1FB"/>
       </w:pPr>
       <w:r>
         <w:rPr>
@@ -3493,7 +3206,7 @@
     </w:p>
     <w:p>
       <w:pPr>
-        <w:pStyle w:val="Heading3"/>
+        <w:pStyle w:val="Heading2"/>
       </w:pPr>
       <w:r>
         <w:t>06. Make the idea visible in your project</w:t>
@@ -3607,7 +3320,6 @@
     <w:p>
       <w:pPr>
         <w:spacing w:line="336" w:lineRule="auto" w:after="180"/>
-        <w:shd w:fill="F5F1FB"/>
       </w:pPr>
       <w:r>
         <w:rPr>
@@ -3654,6 +3366,62 @@
     <w:p>
       <w:r>
         <w:t>________________________________________________________________</w:t>
+      </w:r>
+    </w:p>
+    <w:p>
+      <w:pPr>
+        <w:pStyle w:val="Heading2"/>
+      </w:pPr>
+      <w:r>
+        <w:t>Earlier wording, alternatives and picture transcripts · reference / check after trying</w:t>
+      </w:r>
+    </w:p>
+    <w:p>
+      <w:pPr>
+        <w:pStyle w:val="Heading3"/>
+      </w:pPr>
+      <w:r>
+        <w:t>01. Absolute Error and MAE: the case</w:t>
+      </w:r>
+    </w:p>
+    <w:p>
+      <w:pPr>
+        <w:pStyle w:val="Heading3"/>
+      </w:pPr>
+      <w:r>
+        <w:t>02. Follow the deciding steps</w:t>
+      </w:r>
+    </w:p>
+    <w:p>
+      <w:pPr>
+        <w:pStyle w:val="Heading3"/>
+      </w:pPr>
+      <w:r>
+        <w:t>03. Absolute and squared loss at a glance</w:t>
+      </w:r>
+    </w:p>
+    <w:p>
+      <w:pPr>
+        <w:pStyle w:val="Heading3"/>
+      </w:pPr>
+      <w:r>
+        <w:t>04. Change one thing. Trace what follows.</w:t>
+      </w:r>
+    </w:p>
+    <w:p>
+      <w:pPr>
+        <w:pStyle w:val="Heading3"/>
+      </w:pPr>
+      <w:r>
+        <w:t>05. Connect the explanation to its limit</w:t>
+      </w:r>
+    </w:p>
+    <w:p>
+      <w:pPr>
+        <w:pStyle w:val="Heading3"/>
+      </w:pPr>
+      <w:r>
+        <w:t>06. Make the idea visible in your project</w:t>
       </w:r>
     </w:p>
     <w:sectPr>
